--- a/Flutter_classNotes.docx
+++ b/Flutter_classNotes.docx
@@ -87,7 +87,71 @@
           <w:sz w:val="40"/>
           <w:szCs w:val="40"/>
         </w:rPr>
-        <w:t>Flutter now a days to build Mobile(Android/IOS),Desktop(Windows ,linux, Mac),Web applications.</w:t>
+        <w:t xml:space="preserve">Flutter now a days to build </w:t>
+      </w:r>
+      <w:proofErr w:type="gramStart"/>
+      <w:r>
+        <w:rPr>
+          <w:sz w:val="40"/>
+          <w:szCs w:val="40"/>
+        </w:rPr>
+        <w:t>Mobile(</w:t>
+      </w:r>
+      <w:proofErr w:type="gramEnd"/>
+      <w:r>
+        <w:rPr>
+          <w:sz w:val="40"/>
+          <w:szCs w:val="40"/>
+        </w:rPr>
+        <w:t>Android/IOS</w:t>
+      </w:r>
+      <w:proofErr w:type="gramStart"/>
+      <w:r>
+        <w:rPr>
+          <w:sz w:val="40"/>
+          <w:szCs w:val="40"/>
+        </w:rPr>
+        <w:t>),Desktop</w:t>
+      </w:r>
+      <w:proofErr w:type="gramEnd"/>
+      <w:r>
+        <w:rPr>
+          <w:sz w:val="40"/>
+          <w:szCs w:val="40"/>
+        </w:rPr>
+        <w:t>(</w:t>
+      </w:r>
+      <w:proofErr w:type="gramStart"/>
+      <w:r>
+        <w:rPr>
+          <w:sz w:val="40"/>
+          <w:szCs w:val="40"/>
+        </w:rPr>
+        <w:t>Windows ,linux</w:t>
+      </w:r>
+      <w:proofErr w:type="gramEnd"/>
+      <w:r>
+        <w:rPr>
+          <w:sz w:val="40"/>
+          <w:szCs w:val="40"/>
+        </w:rPr>
+        <w:t>, Mac</w:t>
+      </w:r>
+      <w:proofErr w:type="gramStart"/>
+      <w:r>
+        <w:rPr>
+          <w:sz w:val="40"/>
+          <w:szCs w:val="40"/>
+        </w:rPr>
+        <w:t>),Web</w:t>
+      </w:r>
+      <w:proofErr w:type="gramEnd"/>
+      <w:r>
+        <w:rPr>
+          <w:sz w:val="40"/>
+          <w:szCs w:val="40"/>
+        </w:rPr>
+        <w:t xml:space="preserve"> applications.</w:t>
       </w:r>
     </w:p>
     <w:p>
@@ -104,49 +168,103 @@
           <w:sz w:val="40"/>
           <w:szCs w:val="40"/>
         </w:rPr>
-        <w:t>Flutter inspired from react with respect to coding style ,Flutter is component driven(Widget) , tree model.</w:t>
-      </w:r>
-    </w:p>
-    <w:p>
-      <w:pPr>
-        <w:jc w:val="both"/>
-        <w:rPr>
-          <w:sz w:val="40"/>
-          <w:szCs w:val="40"/>
-        </w:rPr>
-      </w:pPr>
-    </w:p>
-    <w:p>
-      <w:pPr>
-        <w:jc w:val="both"/>
-        <w:rPr>
-          <w:sz w:val="40"/>
-          <w:szCs w:val="40"/>
-        </w:rPr>
-      </w:pPr>
+        <w:t xml:space="preserve">Flutter inspired from react with respect to coding </w:t>
+      </w:r>
+      <w:proofErr w:type="gramStart"/>
       <w:r>
         <w:rPr>
           <w:b/>
           <w:sz w:val="40"/>
           <w:szCs w:val="40"/>
         </w:rPr>
-        <w:t>Flutter apps are built using dart programming language.</w:t>
-      </w:r>
-    </w:p>
-    <w:p>
-      <w:pPr>
-        <w:jc w:val="both"/>
-        <w:rPr>
-          <w:sz w:val="40"/>
-          <w:szCs w:val="40"/>
-        </w:rPr>
-      </w:pPr>
+        <w:t>style ,Flutter</w:t>
+      </w:r>
+      <w:proofErr w:type="gramEnd"/>
       <w:r>
         <w:rPr>
           <w:b/>
           <w:sz w:val="40"/>
           <w:szCs w:val="40"/>
         </w:rPr>
+        <w:t xml:space="preserve"> is component </w:t>
+      </w:r>
+      <w:proofErr w:type="gramStart"/>
+      <w:r>
+        <w:rPr>
+          <w:b/>
+          <w:sz w:val="40"/>
+          <w:szCs w:val="40"/>
+        </w:rPr>
+        <w:t>driven(</w:t>
+      </w:r>
+      <w:proofErr w:type="gramEnd"/>
+      <w:r>
+        <w:rPr>
+          <w:b/>
+          <w:sz w:val="40"/>
+          <w:szCs w:val="40"/>
+        </w:rPr>
+        <w:t>Widget</w:t>
+      </w:r>
+      <w:proofErr w:type="gramStart"/>
+      <w:r>
+        <w:rPr>
+          <w:b/>
+          <w:sz w:val="40"/>
+          <w:szCs w:val="40"/>
+        </w:rPr>
+        <w:t>) ,</w:t>
+      </w:r>
+      <w:proofErr w:type="gramEnd"/>
+      <w:r>
+        <w:rPr>
+          <w:b/>
+          <w:sz w:val="40"/>
+          <w:szCs w:val="40"/>
+        </w:rPr>
+        <w:t xml:space="preserve"> tree model.</w:t>
+      </w:r>
+    </w:p>
+    <w:p>
+      <w:pPr>
+        <w:jc w:val="both"/>
+        <w:rPr>
+          <w:sz w:val="40"/>
+          <w:szCs w:val="40"/>
+        </w:rPr>
+      </w:pPr>
+    </w:p>
+    <w:p>
+      <w:pPr>
+        <w:jc w:val="both"/>
+        <w:rPr>
+          <w:sz w:val="40"/>
+          <w:szCs w:val="40"/>
+        </w:rPr>
+      </w:pPr>
+      <w:r>
+        <w:rPr>
+          <w:b/>
+          <w:sz w:val="40"/>
+          <w:szCs w:val="40"/>
+        </w:rPr>
+        <w:t>Flutter apps are built using dart programming language.</w:t>
+      </w:r>
+    </w:p>
+    <w:p>
+      <w:pPr>
+        <w:jc w:val="both"/>
+        <w:rPr>
+          <w:sz w:val="40"/>
+          <w:szCs w:val="40"/>
+        </w:rPr>
+      </w:pPr>
+      <w:r>
+        <w:rPr>
+          <w:b/>
+          <w:sz w:val="40"/>
+          <w:szCs w:val="40"/>
+        </w:rPr>
         <w:t>During development, Flutter apps run in a VM that offers stateful hot reload of changes without needing a full recompile.</w:t>
       </w:r>
     </w:p>
@@ -225,7 +343,7 @@
           <w:szCs w:val="40"/>
         </w:rPr>
         <w:drawing>
-          <wp:inline distT="0" distB="0" distL="0" distR="0" wp14:anchorId="3A47367E" wp14:editId="12A48C43">
+          <wp:inline distT="0" distB="0" distL="0" distR="0" wp14:anchorId="3A47367E" wp14:editId="76EDE486">
             <wp:extent cx="5943600" cy="4874260"/>
             <wp:effectExtent l="0" t="0" r="0" b="2540"/>
             <wp:docPr id="301645422" name="Picture 1"/>
@@ -464,7 +582,23 @@
           <w:sz w:val="40"/>
           <w:szCs w:val="40"/>
         </w:rPr>
-        <w:t>The Engine is the low level runtime that executes dart code and render graphics</w:t>
+        <w:t xml:space="preserve">The Engine is the </w:t>
+      </w:r>
+      <w:proofErr w:type="gramStart"/>
+      <w:r>
+        <w:rPr>
+          <w:sz w:val="40"/>
+          <w:szCs w:val="40"/>
+        </w:rPr>
+        <w:t>low level</w:t>
+      </w:r>
+      <w:proofErr w:type="gramEnd"/>
+      <w:r>
+        <w:rPr>
+          <w:sz w:val="40"/>
+          <w:szCs w:val="40"/>
+        </w:rPr>
+        <w:t xml:space="preserve"> runtime that executes dart code and render graphics</w:t>
       </w:r>
     </w:p>
     <w:p>
@@ -1008,8 +1142,17 @@
           <w:sz w:val="36"/>
           <w:szCs w:val="36"/>
         </w:rPr>
-        <w:t xml:space="preserve">  $ flutter run</w:t>
-      </w:r>
+        <w:t xml:space="preserve">  $ flutter </w:t>
+      </w:r>
+      <w:proofErr w:type="gramStart"/>
+      <w:r>
+        <w:rPr>
+          <w:sz w:val="36"/>
+          <w:szCs w:val="36"/>
+        </w:rPr>
+        <w:t>run</w:t>
+      </w:r>
+      <w:proofErr w:type="gramEnd"/>
     </w:p>
     <w:p>
       <w:pPr>
@@ -1184,7 +1327,35 @@
         <w:rPr>
           <w:rFonts w:ascii="Aptos" w:hAnsi="Aptos"/>
         </w:rPr>
-        <w:t>In Flutter  fundamental building block is "Widget" , In React and React Native fundamental building block is "Component".</w:t>
+        <w:t xml:space="preserve">In </w:t>
+      </w:r>
+      <w:proofErr w:type="gramStart"/>
+      <w:r>
+        <w:rPr>
+          <w:rFonts w:ascii="Aptos" w:hAnsi="Aptos"/>
+        </w:rPr>
+        <w:t>Flutter  fundamental</w:t>
+      </w:r>
+      <w:proofErr w:type="gramEnd"/>
+      <w:r>
+        <w:rPr>
+          <w:rFonts w:ascii="Aptos" w:hAnsi="Aptos"/>
+        </w:rPr>
+        <w:t xml:space="preserve"> building block is "Widget</w:t>
+      </w:r>
+      <w:proofErr w:type="gramStart"/>
+      <w:r>
+        <w:rPr>
+          <w:rFonts w:ascii="Aptos" w:hAnsi="Aptos"/>
+        </w:rPr>
+        <w:t>" ,</w:t>
+      </w:r>
+      <w:proofErr w:type="gramEnd"/>
+      <w:r>
+        <w:rPr>
+          <w:rFonts w:ascii="Aptos" w:hAnsi="Aptos"/>
+        </w:rPr>
+        <w:t xml:space="preserve"> In React and React Native fundamental building block is "Component".</w:t>
       </w:r>
     </w:p>
     <w:p>
@@ -1323,12 +1494,21 @@
           <w:szCs w:val="32"/>
         </w:rPr>
       </w:pPr>
+      <w:proofErr w:type="gramStart"/>
       <w:r>
         <w:rPr>
           <w:sz w:val="32"/>
           <w:szCs w:val="32"/>
         </w:rPr>
-        <w:t>Lets say I want to display simple text on Screen...</w:t>
+        <w:t>Lets</w:t>
+      </w:r>
+      <w:proofErr w:type="gramEnd"/>
+      <w:r>
+        <w:rPr>
+          <w:sz w:val="32"/>
+          <w:szCs w:val="32"/>
+        </w:rPr>
+        <w:t xml:space="preserve"> say I want to display simple text on Screen...</w:t>
       </w:r>
     </w:p>
     <w:p>
@@ -1537,7 +1717,23 @@
           <w:sz w:val="36"/>
           <w:szCs w:val="36"/>
         </w:rPr>
-        <w:t>"Button,toolbars,inputs every thing is view"</w:t>
+        <w:t>"</w:t>
+      </w:r>
+      <w:proofErr w:type="gramStart"/>
+      <w:r>
+        <w:rPr>
+          <w:sz w:val="36"/>
+          <w:szCs w:val="36"/>
+        </w:rPr>
+        <w:t>Button,toolbars</w:t>
+      </w:r>
+      <w:proofErr w:type="gramEnd"/>
+      <w:r>
+        <w:rPr>
+          <w:sz w:val="36"/>
+          <w:szCs w:val="36"/>
+        </w:rPr>
+        <w:t>,inputs every thing is view"</w:t>
       </w:r>
     </w:p>
     <w:p>
@@ -1730,12 +1926,21 @@
           <w:bCs w:val="0"/>
         </w:rPr>
       </w:pPr>
+      <w:proofErr w:type="gramStart"/>
       <w:r>
         <w:rPr>
           <w:b/>
           <w:bCs w:val="0"/>
         </w:rPr>
-        <w:t>b.setColor(red)</w:t>
+        <w:t>b.setColor</w:t>
+      </w:r>
+      <w:proofErr w:type="gramEnd"/>
+      <w:r>
+        <w:rPr>
+          <w:b/>
+          <w:bCs w:val="0"/>
+        </w:rPr>
+        <w:t>(red)</w:t>
       </w:r>
     </w:p>
     <w:p>
@@ -1746,12 +1951,21 @@
           <w:bCs w:val="0"/>
         </w:rPr>
       </w:pPr>
+      <w:proofErr w:type="gramStart"/>
       <w:r>
         <w:rPr>
           <w:b/>
           <w:bCs w:val="0"/>
         </w:rPr>
-        <w:t>b.clearChildren()</w:t>
+        <w:t>b.clearChildren</w:t>
+      </w:r>
+      <w:proofErr w:type="gramEnd"/>
+      <w:r>
+        <w:rPr>
+          <w:b/>
+          <w:bCs w:val="0"/>
+        </w:rPr>
+        <w:t>()</w:t>
       </w:r>
     </w:p>
     <w:p>
@@ -1847,8 +2061,17 @@
           <w:b/>
           <w:bCs w:val="0"/>
         </w:rPr>
-        <w:t>return ViewB(</w:t>
-      </w:r>
+        <w:t xml:space="preserve">return </w:t>
+      </w:r>
+      <w:proofErr w:type="gramStart"/>
+      <w:r>
+        <w:rPr>
+          <w:b/>
+          <w:bCs w:val="0"/>
+        </w:rPr>
+        <w:t>ViewB(</w:t>
+      </w:r>
+      <w:proofErr w:type="gramEnd"/>
     </w:p>
     <w:p>
       <w:pPr>
@@ -1879,8 +2102,17 @@
           <w:b/>
           <w:bCs w:val="0"/>
         </w:rPr>
-        <w:t xml:space="preserve">  child: const ViewC(</w:t>
-      </w:r>
+        <w:t xml:space="preserve">  child: const </w:t>
+      </w:r>
+      <w:proofErr w:type="gramStart"/>
+      <w:r>
+        <w:rPr>
+          <w:b/>
+          <w:bCs w:val="0"/>
+        </w:rPr>
+        <w:t>ViewC(</w:t>
+      </w:r>
+      <w:proofErr w:type="gramEnd"/>
     </w:p>
     <w:p>
       <w:pPr>
@@ -1895,8 +2127,17 @@
           <w:b/>
           <w:bCs w:val="0"/>
         </w:rPr>
-        <w:t xml:space="preserve">    color:Yellow</w:t>
-      </w:r>
+        <w:t xml:space="preserve">    </w:t>
+      </w:r>
+      <w:proofErr w:type="gramStart"/>
+      <w:r>
+        <w:rPr>
+          <w:b/>
+          <w:bCs w:val="0"/>
+        </w:rPr>
+        <w:t>color:Yellow</w:t>
+      </w:r>
+      <w:proofErr w:type="gramEnd"/>
     </w:p>
     <w:p>
       <w:pPr>
@@ -1911,7 +2152,23 @@
           <w:b/>
           <w:bCs w:val="0"/>
         </w:rPr>
-        <w:t xml:space="preserve">    child: const ViewD()</w:t>
+        <w:t xml:space="preserve">    child: const </w:t>
+      </w:r>
+      <w:proofErr w:type="gramStart"/>
+      <w:r>
+        <w:rPr>
+          <w:b/>
+          <w:bCs w:val="0"/>
+        </w:rPr>
+        <w:t>ViewD(</w:t>
+      </w:r>
+      <w:proofErr w:type="gramEnd"/>
+      <w:r>
+        <w:rPr>
+          <w:b/>
+          <w:bCs w:val="0"/>
+        </w:rPr>
+        <w:t>)</w:t>
       </w:r>
     </w:p>
     <w:p>
@@ -2096,7 +2353,39 @@
           <w:sz w:val="36"/>
           <w:szCs w:val="36"/>
         </w:rPr>
-        <w:t>if you have object, if you change object properties, the same object is updated over period of time , when ever update happens , it creates new object =&gt; Immutable pattern.</w:t>
+        <w:t xml:space="preserve">if you have object, if you change object properties, the same object is updated over period of </w:t>
+      </w:r>
+      <w:proofErr w:type="gramStart"/>
+      <w:r>
+        <w:rPr>
+          <w:sz w:val="36"/>
+          <w:szCs w:val="36"/>
+        </w:rPr>
+        <w:t>time ,</w:t>
+      </w:r>
+      <w:proofErr w:type="gramEnd"/>
+      <w:r>
+        <w:rPr>
+          <w:sz w:val="36"/>
+          <w:szCs w:val="36"/>
+        </w:rPr>
+        <w:t xml:space="preserve"> when ever update </w:t>
+      </w:r>
+      <w:proofErr w:type="gramStart"/>
+      <w:r>
+        <w:rPr>
+          <w:sz w:val="36"/>
+          <w:szCs w:val="36"/>
+        </w:rPr>
+        <w:t>happens ,</w:t>
+      </w:r>
+      <w:proofErr w:type="gramEnd"/>
+      <w:r>
+        <w:rPr>
+          <w:sz w:val="36"/>
+          <w:szCs w:val="36"/>
+        </w:rPr>
+        <w:t xml:space="preserve"> it creates new object =&gt; Immutable pattern.</w:t>
       </w:r>
     </w:p>
     <w:p>
@@ -2219,7 +2508,33 @@
           <w:szCs w:val="30"/>
           <w14:ligatures w14:val="none"/>
         </w:rPr>
-        <w:t>'package:flutter/material.dart'</w:t>
+        <w:t>'</w:t>
+      </w:r>
+      <w:proofErr w:type="gramStart"/>
+      <w:r>
+        <w:rPr>
+          <w:rFonts w:ascii="Courier New" w:eastAsia="Times New Roman" w:hAnsi="Courier New" w:cs="Courier New"/>
+          <w:bCs w:val="0"/>
+          <w:color w:val="067D17"/>
+          <w:kern w:val="0"/>
+          <w:sz w:val="30"/>
+          <w:szCs w:val="30"/>
+          <w14:ligatures w14:val="none"/>
+        </w:rPr>
+        <w:t>package:flutter/material.dart</w:t>
+      </w:r>
+      <w:proofErr w:type="gramEnd"/>
+      <w:r>
+        <w:rPr>
+          <w:rFonts w:ascii="Courier New" w:eastAsia="Times New Roman" w:hAnsi="Courier New" w:cs="Courier New"/>
+          <w:bCs w:val="0"/>
+          <w:color w:val="067D17"/>
+          <w:kern w:val="0"/>
+          <w:sz w:val="30"/>
+          <w:szCs w:val="30"/>
+          <w14:ligatures w14:val="none"/>
+        </w:rPr>
+        <w:t>'</w:t>
       </w:r>
       <w:r>
         <w:rPr>
@@ -2269,6 +2584,7 @@
         </w:rPr>
         <w:t xml:space="preserve">void </w:t>
       </w:r>
+      <w:proofErr w:type="gramStart"/>
       <w:r>
         <w:rPr>
           <w:rFonts w:ascii="Courier New" w:eastAsia="Times New Roman" w:hAnsi="Courier New" w:cs="Courier New"/>
@@ -2293,6 +2609,7 @@
         </w:rPr>
         <w:t>(){</w:t>
       </w:r>
+      <w:proofErr w:type="gramEnd"/>
       <w:r>
         <w:rPr>
           <w:rFonts w:ascii="Courier New" w:eastAsia="Times New Roman" w:hAnsi="Courier New" w:cs="Courier New"/>
@@ -2371,6 +2688,7 @@
         </w:rPr>
         <w:t xml:space="preserve">= </w:t>
       </w:r>
+      <w:proofErr w:type="gramStart"/>
       <w:r>
         <w:rPr>
           <w:rFonts w:ascii="Courier New" w:eastAsia="Times New Roman" w:hAnsi="Courier New" w:cs="Courier New"/>
@@ -2395,6 +2713,7 @@
         </w:rPr>
         <w:t>(</w:t>
       </w:r>
+      <w:proofErr w:type="gramEnd"/>
       <w:r>
         <w:rPr>
           <w:rFonts w:ascii="Courier New" w:eastAsia="Times New Roman" w:hAnsi="Courier New" w:cs="Courier New"/>
@@ -2726,31 +3045,65 @@
           <w:szCs w:val="36"/>
         </w:rPr>
         <w:br/>
-        <w:t>import 'package:flutter/material.dart';</w:t>
-      </w:r>
-      <w:r>
-        <w:rPr>
-          <w:sz w:val="36"/>
-          <w:szCs w:val="36"/>
-        </w:rPr>
-        <w:br/>
-      </w:r>
-      <w:r>
-        <w:rPr>
-          <w:sz w:val="36"/>
-          <w:szCs w:val="36"/>
-        </w:rPr>
-        <w:br/>
-        <w:t>void main(){</w:t>
-      </w:r>
-      <w:r>
-        <w:rPr>
-          <w:sz w:val="36"/>
-          <w:szCs w:val="36"/>
-        </w:rPr>
-        <w:br/>
-        <w:t xml:space="preserve">  runApp(Text(</w:t>
-      </w:r>
+        <w:t>import '</w:t>
+      </w:r>
+      <w:proofErr w:type="gramStart"/>
+      <w:r>
+        <w:rPr>
+          <w:sz w:val="36"/>
+          <w:szCs w:val="36"/>
+        </w:rPr>
+        <w:t>package:flutter/material.dart</w:t>
+      </w:r>
+      <w:proofErr w:type="gramEnd"/>
+      <w:r>
+        <w:rPr>
+          <w:sz w:val="36"/>
+          <w:szCs w:val="36"/>
+        </w:rPr>
+        <w:t>';</w:t>
+      </w:r>
+      <w:r>
+        <w:rPr>
+          <w:sz w:val="36"/>
+          <w:szCs w:val="36"/>
+        </w:rPr>
+        <w:br/>
+      </w:r>
+      <w:r>
+        <w:rPr>
+          <w:sz w:val="36"/>
+          <w:szCs w:val="36"/>
+        </w:rPr>
+        <w:br/>
+        <w:t xml:space="preserve">void </w:t>
+      </w:r>
+      <w:proofErr w:type="gramStart"/>
+      <w:r>
+        <w:rPr>
+          <w:sz w:val="36"/>
+          <w:szCs w:val="36"/>
+        </w:rPr>
+        <w:t>main(){</w:t>
+      </w:r>
+      <w:proofErr w:type="gramEnd"/>
+      <w:r>
+        <w:rPr>
+          <w:sz w:val="36"/>
+          <w:szCs w:val="36"/>
+        </w:rPr>
+        <w:br/>
+        <w:t xml:space="preserve">  runApp(</w:t>
+      </w:r>
+      <w:proofErr w:type="gramStart"/>
+      <w:r>
+        <w:rPr>
+          <w:sz w:val="36"/>
+          <w:szCs w:val="36"/>
+        </w:rPr>
+        <w:t>Text(</w:t>
+      </w:r>
+      <w:proofErr w:type="gramEnd"/>
       <w:r>
         <w:rPr>
           <w:sz w:val="36"/>
@@ -2802,7 +3155,21 @@
         <w:rPr>
           <w:rFonts w:ascii="Aptos" w:hAnsi="Aptos"/>
         </w:rPr>
-        <w:t>void main() {</w:t>
+        <w:t xml:space="preserve">void </w:t>
+      </w:r>
+      <w:proofErr w:type="gramStart"/>
+      <w:r>
+        <w:rPr>
+          <w:rFonts w:ascii="Aptos" w:hAnsi="Aptos"/>
+        </w:rPr>
+        <w:t>main(</w:t>
+      </w:r>
+      <w:proofErr w:type="gramEnd"/>
+      <w:r>
+        <w:rPr>
+          <w:rFonts w:ascii="Aptos" w:hAnsi="Aptos"/>
+        </w:rPr>
+        <w:t>) {</w:t>
       </w:r>
     </w:p>
     <w:p>
@@ -2862,11 +3229,19 @@
           <w:rFonts w:ascii="Aptos" w:hAnsi="Aptos"/>
         </w:rPr>
       </w:pPr>
-      <w:r>
-        <w:rPr>
-          <w:rFonts w:ascii="Aptos" w:hAnsi="Aptos"/>
-        </w:rPr>
-        <w:t>runApp()</w:t>
+      <w:proofErr w:type="gramStart"/>
+      <w:r>
+        <w:rPr>
+          <w:rFonts w:ascii="Aptos" w:hAnsi="Aptos"/>
+        </w:rPr>
+        <w:t>runApp(</w:t>
+      </w:r>
+      <w:proofErr w:type="gramEnd"/>
+      <w:r>
+        <w:rPr>
+          <w:rFonts w:ascii="Aptos" w:hAnsi="Aptos"/>
+        </w:rPr>
+        <w:t>)</w:t>
       </w:r>
     </w:p>
     <w:p>
@@ -3030,8 +3405,19 @@
           <w:szCs w:val="36"/>
         </w:rPr>
         <w:tab/>
-        <w:t xml:space="preserve"> Types of Widget</w:t>
-      </w:r>
+        <w:t xml:space="preserve"> Types of </w:t>
+      </w:r>
+      <w:proofErr w:type="gramStart"/>
+      <w:r>
+        <w:rPr>
+          <w:b/>
+          <w:bCs w:val="0"/>
+          <w:sz w:val="36"/>
+          <w:szCs w:val="36"/>
+        </w:rPr>
+        <w:t>Widget</w:t>
+      </w:r>
+      <w:proofErr w:type="gramEnd"/>
     </w:p>
     <w:p>
       <w:pPr>
@@ -3308,7 +3694,23 @@
           <w:sz w:val="36"/>
           <w:szCs w:val="36"/>
         </w:rPr>
-        <w:t>import 'package:flutter/material.dart';</w:t>
+        <w:t>import '</w:t>
+      </w:r>
+      <w:proofErr w:type="gramStart"/>
+      <w:r>
+        <w:rPr>
+          <w:sz w:val="36"/>
+          <w:szCs w:val="36"/>
+        </w:rPr>
+        <w:t>package:flutter/material.dart</w:t>
+      </w:r>
+      <w:proofErr w:type="gramEnd"/>
+      <w:r>
+        <w:rPr>
+          <w:sz w:val="36"/>
+          <w:szCs w:val="36"/>
+        </w:rPr>
+        <w:t>';</w:t>
       </w:r>
     </w:p>
     <w:p>
@@ -3406,7 +3808,23 @@
           <w:sz w:val="36"/>
           <w:szCs w:val="36"/>
         </w:rPr>
-        <w:t xml:space="preserve">  Widget build(BuildContext context) {</w:t>
+        <w:t xml:space="preserve">  Widget </w:t>
+      </w:r>
+      <w:proofErr w:type="gramStart"/>
+      <w:r>
+        <w:rPr>
+          <w:sz w:val="36"/>
+          <w:szCs w:val="36"/>
+        </w:rPr>
+        <w:t>build(</w:t>
+      </w:r>
+      <w:proofErr w:type="gramEnd"/>
+      <w:r>
+        <w:rPr>
+          <w:sz w:val="36"/>
+          <w:szCs w:val="36"/>
+        </w:rPr>
+        <w:t>BuildContext context) {</w:t>
       </w:r>
     </w:p>
     <w:p>
@@ -3422,8 +3840,17 @@
           <w:sz w:val="36"/>
           <w:szCs w:val="36"/>
         </w:rPr>
-        <w:t xml:space="preserve">    return const Center(</w:t>
-      </w:r>
+        <w:t xml:space="preserve">    return const </w:t>
+      </w:r>
+      <w:proofErr w:type="gramStart"/>
+      <w:r>
+        <w:rPr>
+          <w:sz w:val="36"/>
+          <w:szCs w:val="36"/>
+        </w:rPr>
+        <w:t>Center(</w:t>
+      </w:r>
+      <w:proofErr w:type="gramEnd"/>
     </w:p>
     <w:p>
       <w:pPr>
@@ -3438,8 +3865,17 @@
           <w:sz w:val="36"/>
           <w:szCs w:val="36"/>
         </w:rPr>
-        <w:t xml:space="preserve">      child: Text(</w:t>
-      </w:r>
+        <w:t xml:space="preserve">      child: </w:t>
+      </w:r>
+      <w:proofErr w:type="gramStart"/>
+      <w:r>
+        <w:rPr>
+          <w:sz w:val="36"/>
+          <w:szCs w:val="36"/>
+        </w:rPr>
+        <w:t>Text(</w:t>
+      </w:r>
+      <w:proofErr w:type="gramEnd"/>
     </w:p>
     <w:p>
       <w:pPr>
@@ -3486,7 +3922,23 @@
           <w:sz w:val="36"/>
           <w:szCs w:val="36"/>
         </w:rPr>
-        <w:t xml:space="preserve">        style: TextStyle(color: Colors.cyan),</w:t>
+        <w:t xml:space="preserve">        style: </w:t>
+      </w:r>
+      <w:proofErr w:type="gramStart"/>
+      <w:r>
+        <w:rPr>
+          <w:sz w:val="36"/>
+          <w:szCs w:val="36"/>
+        </w:rPr>
+        <w:t>TextStyle(</w:t>
+      </w:r>
+      <w:proofErr w:type="gramEnd"/>
+      <w:r>
+        <w:rPr>
+          <w:sz w:val="36"/>
+          <w:szCs w:val="36"/>
+        </w:rPr>
+        <w:t>color: Colors.cyan),</w:t>
       </w:r>
     </w:p>
     <w:p>
@@ -3576,7 +4028,23 @@
           <w:szCs w:val="36"/>
         </w:rPr>
         <w:lastRenderedPageBreak/>
-        <w:t>void main() {</w:t>
+        <w:t xml:space="preserve">void </w:t>
+      </w:r>
+      <w:proofErr w:type="gramStart"/>
+      <w:r>
+        <w:rPr>
+          <w:sz w:val="36"/>
+          <w:szCs w:val="36"/>
+        </w:rPr>
+        <w:t>main(</w:t>
+      </w:r>
+      <w:proofErr w:type="gramEnd"/>
+      <w:r>
+        <w:rPr>
+          <w:sz w:val="36"/>
+          <w:szCs w:val="36"/>
+        </w:rPr>
+        <w:t>) {</w:t>
       </w:r>
     </w:p>
     <w:p>
@@ -3592,7 +4060,39 @@
           <w:sz w:val="36"/>
           <w:szCs w:val="36"/>
         </w:rPr>
-        <w:t xml:space="preserve">  runApp(const App());</w:t>
+        <w:t xml:space="preserve">  </w:t>
+      </w:r>
+      <w:proofErr w:type="gramStart"/>
+      <w:r>
+        <w:rPr>
+          <w:sz w:val="36"/>
+          <w:szCs w:val="36"/>
+        </w:rPr>
+        <w:t>runApp(</w:t>
+      </w:r>
+      <w:proofErr w:type="gramEnd"/>
+      <w:r>
+        <w:rPr>
+          <w:sz w:val="36"/>
+          <w:szCs w:val="36"/>
+        </w:rPr>
+        <w:t xml:space="preserve">const </w:t>
+      </w:r>
+      <w:proofErr w:type="gramStart"/>
+      <w:r>
+        <w:rPr>
+          <w:sz w:val="36"/>
+          <w:szCs w:val="36"/>
+        </w:rPr>
+        <w:t>App(</w:t>
+      </w:r>
+      <w:proofErr w:type="gramEnd"/>
+      <w:r>
+        <w:rPr>
+          <w:sz w:val="36"/>
+          <w:szCs w:val="36"/>
+        </w:rPr>
+        <w:t>));</w:t>
       </w:r>
     </w:p>
     <w:p>
@@ -3699,7 +4199,23 @@
           <w:sz w:val="36"/>
           <w:szCs w:val="36"/>
         </w:rPr>
-        <w:t>import 'package:flutter/material.dart';</w:t>
+        <w:t>import '</w:t>
+      </w:r>
+      <w:proofErr w:type="gramStart"/>
+      <w:r>
+        <w:rPr>
+          <w:sz w:val="36"/>
+          <w:szCs w:val="36"/>
+        </w:rPr>
+        <w:t>package:flutter/material.dart</w:t>
+      </w:r>
+      <w:proofErr w:type="gramEnd"/>
+      <w:r>
+        <w:rPr>
+          <w:sz w:val="36"/>
+          <w:szCs w:val="36"/>
+        </w:rPr>
+        <w:t>';</w:t>
       </w:r>
     </w:p>
     <w:p>
@@ -3790,7 +4306,23 @@
           <w:sz w:val="36"/>
           <w:szCs w:val="36"/>
         </w:rPr>
-        <w:t xml:space="preserve">  Widget build(BuildContext context) {</w:t>
+        <w:t xml:space="preserve">  Widget </w:t>
+      </w:r>
+      <w:proofErr w:type="gramStart"/>
+      <w:r>
+        <w:rPr>
+          <w:sz w:val="36"/>
+          <w:szCs w:val="36"/>
+        </w:rPr>
+        <w:t>build(</w:t>
+      </w:r>
+      <w:proofErr w:type="gramEnd"/>
+      <w:r>
+        <w:rPr>
+          <w:sz w:val="36"/>
+          <w:szCs w:val="36"/>
+        </w:rPr>
+        <w:t>BuildContext context) {</w:t>
       </w:r>
     </w:p>
     <w:p>
@@ -3806,7 +4338,23 @@
           <w:sz w:val="36"/>
           <w:szCs w:val="36"/>
         </w:rPr>
-        <w:t xml:space="preserve">    return const HelloWorldWidget();</w:t>
+        <w:t xml:space="preserve">    return const </w:t>
+      </w:r>
+      <w:proofErr w:type="gramStart"/>
+      <w:r>
+        <w:rPr>
+          <w:sz w:val="36"/>
+          <w:szCs w:val="36"/>
+        </w:rPr>
+        <w:t>HelloWorldWidget(</w:t>
+      </w:r>
+      <w:proofErr w:type="gramEnd"/>
+      <w:r>
+        <w:rPr>
+          <w:sz w:val="36"/>
+          <w:szCs w:val="36"/>
+        </w:rPr>
+        <w:t>);</w:t>
       </w:r>
     </w:p>
     <w:p>
@@ -3921,7 +4469,23 @@
           <w:sz w:val="36"/>
           <w:szCs w:val="36"/>
         </w:rPr>
-        <w:t xml:space="preserve">  Widget build(BuildContext context) {</w:t>
+        <w:t xml:space="preserve">  Widget </w:t>
+      </w:r>
+      <w:proofErr w:type="gramStart"/>
+      <w:r>
+        <w:rPr>
+          <w:sz w:val="36"/>
+          <w:szCs w:val="36"/>
+        </w:rPr>
+        <w:t>build(</w:t>
+      </w:r>
+      <w:proofErr w:type="gramEnd"/>
+      <w:r>
+        <w:rPr>
+          <w:sz w:val="36"/>
+          <w:szCs w:val="36"/>
+        </w:rPr>
+        <w:t>BuildContext context) {</w:t>
       </w:r>
     </w:p>
     <w:p>
@@ -3937,8 +4501,17 @@
           <w:sz w:val="36"/>
           <w:szCs w:val="36"/>
         </w:rPr>
-        <w:t xml:space="preserve">    return const Center(</w:t>
-      </w:r>
+        <w:t xml:space="preserve">    return const </w:t>
+      </w:r>
+      <w:proofErr w:type="gramStart"/>
+      <w:r>
+        <w:rPr>
+          <w:sz w:val="36"/>
+          <w:szCs w:val="36"/>
+        </w:rPr>
+        <w:t>Center(</w:t>
+      </w:r>
+      <w:proofErr w:type="gramEnd"/>
     </w:p>
     <w:p>
       <w:pPr>
@@ -3953,8 +4526,17 @@
           <w:sz w:val="36"/>
           <w:szCs w:val="36"/>
         </w:rPr>
-        <w:t xml:space="preserve">      child: Text(</w:t>
-      </w:r>
+        <w:t xml:space="preserve">      child: </w:t>
+      </w:r>
+      <w:proofErr w:type="gramStart"/>
+      <w:r>
+        <w:rPr>
+          <w:sz w:val="36"/>
+          <w:szCs w:val="36"/>
+        </w:rPr>
+        <w:t>Text(</w:t>
+      </w:r>
+      <w:proofErr w:type="gramEnd"/>
     </w:p>
     <w:p>
       <w:pPr>
@@ -4001,7 +4583,23 @@
           <w:sz w:val="36"/>
           <w:szCs w:val="36"/>
         </w:rPr>
-        <w:t xml:space="preserve">        style: TextStyle(color: Colors.cyan),</w:t>
+        <w:t xml:space="preserve">        style: </w:t>
+      </w:r>
+      <w:proofErr w:type="gramStart"/>
+      <w:r>
+        <w:rPr>
+          <w:sz w:val="36"/>
+          <w:szCs w:val="36"/>
+        </w:rPr>
+        <w:t>TextStyle(</w:t>
+      </w:r>
+      <w:proofErr w:type="gramEnd"/>
+      <w:r>
+        <w:rPr>
+          <w:sz w:val="36"/>
+          <w:szCs w:val="36"/>
+        </w:rPr>
+        <w:t>color: Colors.cyan),</w:t>
       </w:r>
     </w:p>
     <w:p>
@@ -4090,7 +4688,23 @@
           <w:sz w:val="36"/>
           <w:szCs w:val="36"/>
         </w:rPr>
-        <w:t>void main() {</w:t>
+        <w:t xml:space="preserve">void </w:t>
+      </w:r>
+      <w:proofErr w:type="gramStart"/>
+      <w:r>
+        <w:rPr>
+          <w:sz w:val="36"/>
+          <w:szCs w:val="36"/>
+        </w:rPr>
+        <w:t>main(</w:t>
+      </w:r>
+      <w:proofErr w:type="gramEnd"/>
+      <w:r>
+        <w:rPr>
+          <w:sz w:val="36"/>
+          <w:szCs w:val="36"/>
+        </w:rPr>
+        <w:t>) {</w:t>
       </w:r>
     </w:p>
     <w:p>
@@ -4106,7 +4720,39 @@
           <w:sz w:val="36"/>
           <w:szCs w:val="36"/>
         </w:rPr>
-        <w:t xml:space="preserve">  runApp(const App());</w:t>
+        <w:t xml:space="preserve">  </w:t>
+      </w:r>
+      <w:proofErr w:type="gramStart"/>
+      <w:r>
+        <w:rPr>
+          <w:sz w:val="36"/>
+          <w:szCs w:val="36"/>
+        </w:rPr>
+        <w:t>runApp(</w:t>
+      </w:r>
+      <w:proofErr w:type="gramEnd"/>
+      <w:r>
+        <w:rPr>
+          <w:sz w:val="36"/>
+          <w:szCs w:val="36"/>
+        </w:rPr>
+        <w:t xml:space="preserve">const </w:t>
+      </w:r>
+      <w:proofErr w:type="gramStart"/>
+      <w:r>
+        <w:rPr>
+          <w:sz w:val="36"/>
+          <w:szCs w:val="36"/>
+        </w:rPr>
+        <w:t>App(</w:t>
+      </w:r>
+      <w:proofErr w:type="gramEnd"/>
+      <w:r>
+        <w:rPr>
+          <w:sz w:val="36"/>
+          <w:szCs w:val="36"/>
+        </w:rPr>
+        <w:t>));</w:t>
       </w:r>
     </w:p>
     <w:p>
@@ -4205,7 +4851,23 @@
           <w:sz w:val="36"/>
           <w:szCs w:val="36"/>
         </w:rPr>
-        <w:t>import 'package:flutter/material.dart';</w:t>
+        <w:t>import '</w:t>
+      </w:r>
+      <w:proofErr w:type="gramStart"/>
+      <w:r>
+        <w:rPr>
+          <w:sz w:val="36"/>
+          <w:szCs w:val="36"/>
+        </w:rPr>
+        <w:t>package:flutter/material.dart</w:t>
+      </w:r>
+      <w:proofErr w:type="gramEnd"/>
+      <w:r>
+        <w:rPr>
+          <w:sz w:val="36"/>
+          <w:szCs w:val="36"/>
+        </w:rPr>
+        <w:t>';</w:t>
       </w:r>
     </w:p>
     <w:p>
@@ -4287,7 +4949,23 @@
           <w:sz w:val="36"/>
           <w:szCs w:val="36"/>
         </w:rPr>
-        <w:t xml:space="preserve">  Widget build(BuildContext context) {</w:t>
+        <w:t xml:space="preserve">  Widget </w:t>
+      </w:r>
+      <w:proofErr w:type="gramStart"/>
+      <w:r>
+        <w:rPr>
+          <w:sz w:val="36"/>
+          <w:szCs w:val="36"/>
+        </w:rPr>
+        <w:t>build(</w:t>
+      </w:r>
+      <w:proofErr w:type="gramEnd"/>
+      <w:r>
+        <w:rPr>
+          <w:sz w:val="36"/>
+          <w:szCs w:val="36"/>
+        </w:rPr>
+        <w:t>BuildContext context) {</w:t>
       </w:r>
     </w:p>
     <w:p>
@@ -4303,8 +4981,17 @@
           <w:sz w:val="36"/>
           <w:szCs w:val="36"/>
         </w:rPr>
-        <w:t xml:space="preserve">    return const Center(</w:t>
-      </w:r>
+        <w:t xml:space="preserve">    return const </w:t>
+      </w:r>
+      <w:proofErr w:type="gramStart"/>
+      <w:r>
+        <w:rPr>
+          <w:sz w:val="36"/>
+          <w:szCs w:val="36"/>
+        </w:rPr>
+        <w:t>Center(</w:t>
+      </w:r>
+      <w:proofErr w:type="gramEnd"/>
     </w:p>
     <w:p>
       <w:pPr>
@@ -4319,8 +5006,17 @@
           <w:sz w:val="36"/>
           <w:szCs w:val="36"/>
         </w:rPr>
-        <w:t xml:space="preserve">      child: Text(</w:t>
-      </w:r>
+        <w:t xml:space="preserve">      child: </w:t>
+      </w:r>
+      <w:proofErr w:type="gramStart"/>
+      <w:r>
+        <w:rPr>
+          <w:sz w:val="36"/>
+          <w:szCs w:val="36"/>
+        </w:rPr>
+        <w:t>Text(</w:t>
+      </w:r>
+      <w:proofErr w:type="gramEnd"/>
     </w:p>
     <w:p>
       <w:pPr>
@@ -4367,7 +5063,23 @@
           <w:sz w:val="36"/>
           <w:szCs w:val="36"/>
         </w:rPr>
-        <w:t xml:space="preserve">        style: TextStyle(color: Colors.cyan),</w:t>
+        <w:t xml:space="preserve">        style: </w:t>
+      </w:r>
+      <w:proofErr w:type="gramStart"/>
+      <w:r>
+        <w:rPr>
+          <w:sz w:val="36"/>
+          <w:szCs w:val="36"/>
+        </w:rPr>
+        <w:t>TextStyle(</w:t>
+      </w:r>
+      <w:proofErr w:type="gramEnd"/>
+      <w:r>
+        <w:rPr>
+          <w:sz w:val="36"/>
+          <w:szCs w:val="36"/>
+        </w:rPr>
+        <w:t>color: Colors.cyan),</w:t>
       </w:r>
     </w:p>
     <w:p>
@@ -4482,7 +5194,23 @@
           <w:sz w:val="36"/>
           <w:szCs w:val="36"/>
         </w:rPr>
-        <w:t>import 'package:flutter/material.dart';</w:t>
+        <w:t>import '</w:t>
+      </w:r>
+      <w:proofErr w:type="gramStart"/>
+      <w:r>
+        <w:rPr>
+          <w:sz w:val="36"/>
+          <w:szCs w:val="36"/>
+        </w:rPr>
+        <w:t>package:flutter/material.dart</w:t>
+      </w:r>
+      <w:proofErr w:type="gramEnd"/>
+      <w:r>
+        <w:rPr>
+          <w:sz w:val="36"/>
+          <w:szCs w:val="36"/>
+        </w:rPr>
+        <w:t>';</w:t>
       </w:r>
     </w:p>
     <w:p>
@@ -4498,7 +5226,23 @@
           <w:sz w:val="36"/>
           <w:szCs w:val="36"/>
         </w:rPr>
-        <w:t>import 'package:flutterapps/HelloWorld.dart';</w:t>
+        <w:t>import '</w:t>
+      </w:r>
+      <w:proofErr w:type="gramStart"/>
+      <w:r>
+        <w:rPr>
+          <w:sz w:val="36"/>
+          <w:szCs w:val="36"/>
+        </w:rPr>
+        <w:t>package:flutterapps/HelloWorld.dart</w:t>
+      </w:r>
+      <w:proofErr w:type="gramEnd"/>
+      <w:r>
+        <w:rPr>
+          <w:sz w:val="36"/>
+          <w:szCs w:val="36"/>
+        </w:rPr>
+        <w:t>';</w:t>
       </w:r>
     </w:p>
     <w:p>
@@ -4580,7 +5324,23 @@
           <w:sz w:val="36"/>
           <w:szCs w:val="36"/>
         </w:rPr>
-        <w:t xml:space="preserve">  Widget build(BuildContext context) {</w:t>
+        <w:t xml:space="preserve">  Widget </w:t>
+      </w:r>
+      <w:proofErr w:type="gramStart"/>
+      <w:r>
+        <w:rPr>
+          <w:sz w:val="36"/>
+          <w:szCs w:val="36"/>
+        </w:rPr>
+        <w:t>build(</w:t>
+      </w:r>
+      <w:proofErr w:type="gramEnd"/>
+      <w:r>
+        <w:rPr>
+          <w:sz w:val="36"/>
+          <w:szCs w:val="36"/>
+        </w:rPr>
+        <w:t>BuildContext context) {</w:t>
       </w:r>
     </w:p>
     <w:p>
@@ -4596,7 +5356,23 @@
           <w:sz w:val="36"/>
           <w:szCs w:val="36"/>
         </w:rPr>
-        <w:t xml:space="preserve">    return const HelloWorldWidget();</w:t>
+        <w:t xml:space="preserve">    return const </w:t>
+      </w:r>
+      <w:proofErr w:type="gramStart"/>
+      <w:r>
+        <w:rPr>
+          <w:sz w:val="36"/>
+          <w:szCs w:val="36"/>
+        </w:rPr>
+        <w:t>HelloWorldWidget(</w:t>
+      </w:r>
+      <w:proofErr w:type="gramEnd"/>
+      <w:r>
+        <w:rPr>
+          <w:sz w:val="36"/>
+          <w:szCs w:val="36"/>
+        </w:rPr>
+        <w:t>);</w:t>
       </w:r>
     </w:p>
     <w:p>
@@ -4670,7 +5446,23 @@
           <w:szCs w:val="36"/>
         </w:rPr>
         <w:lastRenderedPageBreak/>
-        <w:t>import 'package:flutter/material.dart';</w:t>
+        <w:t>import '</w:t>
+      </w:r>
+      <w:proofErr w:type="gramStart"/>
+      <w:r>
+        <w:rPr>
+          <w:sz w:val="36"/>
+          <w:szCs w:val="36"/>
+        </w:rPr>
+        <w:t>package:flutter/material.dart</w:t>
+      </w:r>
+      <w:proofErr w:type="gramEnd"/>
+      <w:r>
+        <w:rPr>
+          <w:sz w:val="36"/>
+          <w:szCs w:val="36"/>
+        </w:rPr>
+        <w:t>';</w:t>
       </w:r>
     </w:p>
     <w:p>
@@ -4686,7 +5478,23 @@
           <w:sz w:val="36"/>
           <w:szCs w:val="36"/>
         </w:rPr>
-        <w:t>import 'package:flutterapps/App.dart';</w:t>
+        <w:t>import '</w:t>
+      </w:r>
+      <w:proofErr w:type="gramStart"/>
+      <w:r>
+        <w:rPr>
+          <w:sz w:val="36"/>
+          <w:szCs w:val="36"/>
+        </w:rPr>
+        <w:t>package:flutterapps/App.dart</w:t>
+      </w:r>
+      <w:proofErr w:type="gramEnd"/>
+      <w:r>
+        <w:rPr>
+          <w:sz w:val="36"/>
+          <w:szCs w:val="36"/>
+        </w:rPr>
+        <w:t>';</w:t>
       </w:r>
     </w:p>
     <w:p>
@@ -4711,7 +5519,23 @@
           <w:sz w:val="36"/>
           <w:szCs w:val="36"/>
         </w:rPr>
-        <w:t>void main() {</w:t>
+        <w:t xml:space="preserve">void </w:t>
+      </w:r>
+      <w:proofErr w:type="gramStart"/>
+      <w:r>
+        <w:rPr>
+          <w:sz w:val="36"/>
+          <w:szCs w:val="36"/>
+        </w:rPr>
+        <w:t>main(</w:t>
+      </w:r>
+      <w:proofErr w:type="gramEnd"/>
+      <w:r>
+        <w:rPr>
+          <w:sz w:val="36"/>
+          <w:szCs w:val="36"/>
+        </w:rPr>
+        <w:t>) {</w:t>
       </w:r>
     </w:p>
     <w:p>
@@ -4727,7 +5551,39 @@
           <w:sz w:val="36"/>
           <w:szCs w:val="36"/>
         </w:rPr>
-        <w:t xml:space="preserve">  runApp(const App());</w:t>
+        <w:t xml:space="preserve">  </w:t>
+      </w:r>
+      <w:proofErr w:type="gramStart"/>
+      <w:r>
+        <w:rPr>
+          <w:sz w:val="36"/>
+          <w:szCs w:val="36"/>
+        </w:rPr>
+        <w:t>runApp(</w:t>
+      </w:r>
+      <w:proofErr w:type="gramEnd"/>
+      <w:r>
+        <w:rPr>
+          <w:sz w:val="36"/>
+          <w:szCs w:val="36"/>
+        </w:rPr>
+        <w:t xml:space="preserve">const </w:t>
+      </w:r>
+      <w:proofErr w:type="gramStart"/>
+      <w:r>
+        <w:rPr>
+          <w:sz w:val="36"/>
+          <w:szCs w:val="36"/>
+        </w:rPr>
+        <w:t>App(</w:t>
+      </w:r>
+      <w:proofErr w:type="gramEnd"/>
+      <w:r>
+        <w:rPr>
+          <w:sz w:val="36"/>
+          <w:szCs w:val="36"/>
+        </w:rPr>
+        <w:t>));</w:t>
       </w:r>
     </w:p>
     <w:p>
@@ -4798,12 +5654,14 @@
           <w:rFonts w:ascii="Aptos" w:hAnsi="Aptos"/>
         </w:rPr>
       </w:pPr>
+      <w:proofErr w:type="gramStart"/>
       <w:r>
         <w:rPr>
           <w:rFonts w:ascii="Aptos" w:hAnsi="Aptos"/>
         </w:rPr>
         <w:t>Text(</w:t>
       </w:r>
+      <w:proofErr w:type="gramEnd"/>
       <w:r>
         <w:rPr>
           <w:rFonts w:ascii="Aptos" w:hAnsi="Aptos"/>
@@ -4816,8 +5674,16 @@
           <w:rFonts w:ascii="Aptos" w:hAnsi="Aptos"/>
         </w:rPr>
         <w:br/>
-        <w:t xml:space="preserve">  style: TextStyle(</w:t>
-      </w:r>
+        <w:t xml:space="preserve">  style: </w:t>
+      </w:r>
+      <w:proofErr w:type="gramStart"/>
+      <w:r>
+        <w:rPr>
+          <w:rFonts w:ascii="Aptos" w:hAnsi="Aptos"/>
+        </w:rPr>
+        <w:t>TextStyle(</w:t>
+      </w:r>
+      <w:proofErr w:type="gramEnd"/>
       <w:r>
         <w:rPr>
           <w:rFonts w:ascii="Aptos" w:hAnsi="Aptos"/>
@@ -4888,18 +5754,34 @@
           <w:rFonts w:ascii="Aptos" w:hAnsi="Aptos"/>
         </w:rPr>
       </w:pPr>
+      <w:proofErr w:type="gramStart"/>
       <w:r>
         <w:rPr>
           <w:rFonts w:ascii="Aptos" w:hAnsi="Aptos"/>
         </w:rPr>
         <w:t>Center(</w:t>
       </w:r>
-      <w:r>
-        <w:rPr>
-          <w:rFonts w:ascii="Aptos" w:hAnsi="Aptos"/>
-        </w:rPr>
-        <w:br/>
-        <w:t xml:space="preserve">  child: Text('Centered Text'),</w:t>
+      <w:proofErr w:type="gramEnd"/>
+      <w:r>
+        <w:rPr>
+          <w:rFonts w:ascii="Aptos" w:hAnsi="Aptos"/>
+        </w:rPr>
+        <w:br/>
+        <w:t xml:space="preserve">  child: </w:t>
+      </w:r>
+      <w:proofErr w:type="gramStart"/>
+      <w:r>
+        <w:rPr>
+          <w:rFonts w:ascii="Aptos" w:hAnsi="Aptos"/>
+        </w:rPr>
+        <w:t>Text(</w:t>
+      </w:r>
+      <w:proofErr w:type="gramEnd"/>
+      <w:r>
+        <w:rPr>
+          <w:rFonts w:ascii="Aptos" w:hAnsi="Aptos"/>
+        </w:rPr>
+        <w:t>'Centered Text'),</w:t>
       </w:r>
       <w:r>
         <w:rPr>
@@ -4943,6 +5825,7 @@
           <w:rFonts w:ascii="Aptos" w:hAnsi="Aptos"/>
         </w:rPr>
       </w:pPr>
+      <w:proofErr w:type="gramStart"/>
       <w:r>
         <w:rPr>
           <w:rFonts w:ascii="Aptos" w:hAnsi="Aptos"/>
@@ -4950,6 +5833,7 @@
         <w:lastRenderedPageBreak/>
         <w:t>Container(</w:t>
       </w:r>
+      <w:proofErr w:type="gramEnd"/>
       <w:r>
         <w:rPr>
           <w:rFonts w:ascii="Aptos" w:hAnsi="Aptos"/>
@@ -4969,7 +5853,21 @@
           <w:rFonts w:ascii="Aptos" w:hAnsi="Aptos"/>
         </w:rPr>
         <w:br/>
-        <w:t xml:space="preserve">  padding: EdgeInsets.all(16),</w:t>
+        <w:t xml:space="preserve">  padding: </w:t>
+      </w:r>
+      <w:proofErr w:type="gramStart"/>
+      <w:r>
+        <w:rPr>
+          <w:rFonts w:ascii="Aptos" w:hAnsi="Aptos"/>
+        </w:rPr>
+        <w:t>EdgeInsets.all(</w:t>
+      </w:r>
+      <w:proofErr w:type="gramEnd"/>
+      <w:r>
+        <w:rPr>
+          <w:rFonts w:ascii="Aptos" w:hAnsi="Aptos"/>
+        </w:rPr>
+        <w:t>16),</w:t>
       </w:r>
       <w:r>
         <w:rPr>
@@ -4983,7 +5881,21 @@
           <w:rFonts w:ascii="Aptos" w:hAnsi="Aptos"/>
         </w:rPr>
         <w:br/>
-        <w:t xml:space="preserve">  child: Text('Inside Container'),</w:t>
+        <w:t xml:space="preserve">  child: </w:t>
+      </w:r>
+      <w:proofErr w:type="gramStart"/>
+      <w:r>
+        <w:rPr>
+          <w:rFonts w:ascii="Aptos" w:hAnsi="Aptos"/>
+        </w:rPr>
+        <w:t>Text(</w:t>
+      </w:r>
+      <w:proofErr w:type="gramEnd"/>
+      <w:r>
+        <w:rPr>
+          <w:rFonts w:ascii="Aptos" w:hAnsi="Aptos"/>
+        </w:rPr>
+        <w:t>'Inside Container'),</w:t>
       </w:r>
       <w:r>
         <w:rPr>
@@ -5115,25 +6027,55 @@
           <w:rFonts w:ascii="Aptos" w:hAnsi="Aptos"/>
         </w:rPr>
       </w:pPr>
+      <w:proofErr w:type="gramStart"/>
       <w:r>
         <w:rPr>
           <w:rFonts w:ascii="Aptos" w:hAnsi="Aptos"/>
         </w:rPr>
         <w:t>Padding(</w:t>
       </w:r>
-      <w:r>
-        <w:rPr>
-          <w:rFonts w:ascii="Aptos" w:hAnsi="Aptos"/>
-        </w:rPr>
-        <w:br/>
-        <w:t xml:space="preserve">  padding: EdgeInsets.all(20),</w:t>
-      </w:r>
-      <w:r>
-        <w:rPr>
-          <w:rFonts w:ascii="Aptos" w:hAnsi="Aptos"/>
-        </w:rPr>
-        <w:br/>
-        <w:t xml:space="preserve">  child: Text('Padded Text'),</w:t>
+      <w:proofErr w:type="gramEnd"/>
+      <w:r>
+        <w:rPr>
+          <w:rFonts w:ascii="Aptos" w:hAnsi="Aptos"/>
+        </w:rPr>
+        <w:br/>
+        <w:t xml:space="preserve">  padding: </w:t>
+      </w:r>
+      <w:proofErr w:type="gramStart"/>
+      <w:r>
+        <w:rPr>
+          <w:rFonts w:ascii="Aptos" w:hAnsi="Aptos"/>
+        </w:rPr>
+        <w:t>EdgeInsets.all(</w:t>
+      </w:r>
+      <w:proofErr w:type="gramEnd"/>
+      <w:r>
+        <w:rPr>
+          <w:rFonts w:ascii="Aptos" w:hAnsi="Aptos"/>
+        </w:rPr>
+        <w:t>20),</w:t>
+      </w:r>
+      <w:r>
+        <w:rPr>
+          <w:rFonts w:ascii="Aptos" w:hAnsi="Aptos"/>
+        </w:rPr>
+        <w:br/>
+        <w:t xml:space="preserve">  child: </w:t>
+      </w:r>
+      <w:proofErr w:type="gramStart"/>
+      <w:r>
+        <w:rPr>
+          <w:rFonts w:ascii="Aptos" w:hAnsi="Aptos"/>
+        </w:rPr>
+        <w:t>Text(</w:t>
+      </w:r>
+      <w:proofErr w:type="gramEnd"/>
+      <w:r>
+        <w:rPr>
+          <w:rFonts w:ascii="Aptos" w:hAnsi="Aptos"/>
+        </w:rPr>
+        <w:t>'Padded Text'),</w:t>
       </w:r>
       <w:r>
         <w:rPr>
@@ -5184,12 +6126,14 @@
           <w:rFonts w:ascii="Aptos" w:hAnsi="Aptos"/>
         </w:rPr>
       </w:pPr>
+      <w:proofErr w:type="gramStart"/>
       <w:r>
         <w:rPr>
           <w:rFonts w:ascii="Aptos" w:hAnsi="Aptos"/>
         </w:rPr>
         <w:t>SizedBox(</w:t>
       </w:r>
+      <w:proofErr w:type="gramEnd"/>
       <w:r>
         <w:rPr>
           <w:rFonts w:ascii="Aptos" w:hAnsi="Aptos"/>
@@ -5209,8 +6153,16 @@
           <w:rFonts w:ascii="Aptos" w:hAnsi="Aptos"/>
         </w:rPr>
         <w:br/>
-        <w:t xml:space="preserve">  child: ElevatedButton(</w:t>
-      </w:r>
+        <w:t xml:space="preserve">  child: </w:t>
+      </w:r>
+      <w:proofErr w:type="gramStart"/>
+      <w:r>
+        <w:rPr>
+          <w:rFonts w:ascii="Aptos" w:hAnsi="Aptos"/>
+        </w:rPr>
+        <w:t>ElevatedButton(</w:t>
+      </w:r>
+      <w:proofErr w:type="gramEnd"/>
       <w:r>
         <w:rPr>
           <w:rFonts w:ascii="Aptos" w:hAnsi="Aptos"/>
@@ -5280,12 +6232,14 @@
           <w:rFonts w:ascii="Aptos" w:hAnsi="Aptos"/>
         </w:rPr>
       </w:pPr>
+      <w:proofErr w:type="gramStart"/>
       <w:r>
         <w:rPr>
           <w:rFonts w:ascii="Aptos" w:hAnsi="Aptos"/>
         </w:rPr>
         <w:t>Row(</w:t>
       </w:r>
+      <w:proofErr w:type="gramEnd"/>
       <w:r>
         <w:rPr>
           <w:rFonts w:ascii="Aptos" w:hAnsi="Aptos"/>
@@ -5298,7 +6252,21 @@
           <w:rFonts w:ascii="Aptos" w:hAnsi="Aptos"/>
         </w:rPr>
         <w:br/>
-        <w:t xml:space="preserve">    Icon(Icons.star),</w:t>
+        <w:t xml:space="preserve">    </w:t>
+      </w:r>
+      <w:proofErr w:type="gramStart"/>
+      <w:r>
+        <w:rPr>
+          <w:rFonts w:ascii="Aptos" w:hAnsi="Aptos"/>
+        </w:rPr>
+        <w:t>Icon(</w:t>
+      </w:r>
+      <w:proofErr w:type="gramEnd"/>
+      <w:r>
+        <w:rPr>
+          <w:rFonts w:ascii="Aptos" w:hAnsi="Aptos"/>
+        </w:rPr>
+        <w:t>Icons.star),</w:t>
       </w:r>
       <w:r>
         <w:rPr>
@@ -5356,12 +6324,14 @@
           <w:rFonts w:ascii="Aptos" w:hAnsi="Aptos"/>
         </w:rPr>
       </w:pPr>
+      <w:proofErr w:type="gramStart"/>
       <w:r>
         <w:rPr>
           <w:rFonts w:ascii="Aptos" w:hAnsi="Aptos"/>
         </w:rPr>
         <w:t>Column(</w:t>
       </w:r>
+      <w:proofErr w:type="gramEnd"/>
       <w:r>
         <w:rPr>
           <w:rFonts w:ascii="Aptos" w:hAnsi="Aptos"/>
@@ -5432,12 +6402,14 @@
           <w:rFonts w:ascii="Aptos" w:hAnsi="Aptos"/>
         </w:rPr>
       </w:pPr>
+      <w:proofErr w:type="gramStart"/>
       <w:r>
         <w:rPr>
           <w:rFonts w:ascii="Aptos" w:hAnsi="Aptos"/>
         </w:rPr>
         <w:t>Stack(</w:t>
       </w:r>
+      <w:proofErr w:type="gramEnd"/>
       <w:r>
         <w:rPr>
           <w:rFonts w:ascii="Aptos" w:hAnsi="Aptos"/>
@@ -5450,14 +6422,42 @@
           <w:rFonts w:ascii="Aptos" w:hAnsi="Aptos"/>
         </w:rPr>
         <w:br/>
-        <w:t xml:space="preserve">    Container(width: 200, height: 200, color: Colors.blue),</w:t>
-      </w:r>
-      <w:r>
-        <w:rPr>
-          <w:rFonts w:ascii="Aptos" w:hAnsi="Aptos"/>
-        </w:rPr>
-        <w:br/>
-        <w:t xml:space="preserve">    Text('On Top'),</w:t>
+        <w:t xml:space="preserve">    </w:t>
+      </w:r>
+      <w:proofErr w:type="gramStart"/>
+      <w:r>
+        <w:rPr>
+          <w:rFonts w:ascii="Aptos" w:hAnsi="Aptos"/>
+        </w:rPr>
+        <w:t>Container(</w:t>
+      </w:r>
+      <w:proofErr w:type="gramEnd"/>
+      <w:r>
+        <w:rPr>
+          <w:rFonts w:ascii="Aptos" w:hAnsi="Aptos"/>
+        </w:rPr>
+        <w:t>width: 200, height: 200, color: Colors.blue),</w:t>
+      </w:r>
+      <w:r>
+        <w:rPr>
+          <w:rFonts w:ascii="Aptos" w:hAnsi="Aptos"/>
+        </w:rPr>
+        <w:br/>
+        <w:t xml:space="preserve">    </w:t>
+      </w:r>
+      <w:proofErr w:type="gramStart"/>
+      <w:r>
+        <w:rPr>
+          <w:rFonts w:ascii="Aptos" w:hAnsi="Aptos"/>
+        </w:rPr>
+        <w:t>Text(</w:t>
+      </w:r>
+      <w:proofErr w:type="gramEnd"/>
+      <w:r>
+        <w:rPr>
+          <w:rFonts w:ascii="Aptos" w:hAnsi="Aptos"/>
+        </w:rPr>
+        <w:t>'On Top'),</w:t>
       </w:r>
       <w:r>
         <w:rPr>
@@ -5509,12 +6509,14 @@
           <w:rFonts w:ascii="Aptos" w:hAnsi="Aptos"/>
         </w:rPr>
       </w:pPr>
+      <w:proofErr w:type="gramStart"/>
       <w:r>
         <w:rPr>
           <w:rFonts w:ascii="Aptos" w:hAnsi="Aptos"/>
         </w:rPr>
         <w:t>Icon(</w:t>
       </w:r>
+      <w:proofErr w:type="gramEnd"/>
       <w:r>
         <w:rPr>
           <w:rFonts w:ascii="Aptos" w:hAnsi="Aptos"/>
@@ -5633,12 +6635,14 @@
           <w:rFonts w:ascii="Aptos" w:hAnsi="Aptos"/>
         </w:rPr>
       </w:pPr>
+      <w:proofErr w:type="gramStart"/>
       <w:r>
         <w:rPr>
           <w:rFonts w:ascii="Aptos" w:hAnsi="Aptos"/>
         </w:rPr>
         <w:t>ElevatedButton(</w:t>
       </w:r>
+      <w:proofErr w:type="gramEnd"/>
       <w:r>
         <w:rPr>
           <w:rFonts w:ascii="Aptos" w:hAnsi="Aptos"/>
@@ -5651,7 +6655,21 @@
           <w:rFonts w:ascii="Aptos" w:hAnsi="Aptos"/>
         </w:rPr>
         <w:br/>
-        <w:t xml:space="preserve">    print('Button clicked');</w:t>
+        <w:t xml:space="preserve">    </w:t>
+      </w:r>
+      <w:proofErr w:type="gramStart"/>
+      <w:r>
+        <w:rPr>
+          <w:rFonts w:ascii="Aptos" w:hAnsi="Aptos"/>
+        </w:rPr>
+        <w:t>print(</w:t>
+      </w:r>
+      <w:proofErr w:type="gramEnd"/>
+      <w:r>
+        <w:rPr>
+          <w:rFonts w:ascii="Aptos" w:hAnsi="Aptos"/>
+        </w:rPr>
+        <w:t>'Button clicked');</w:t>
       </w:r>
       <w:r>
         <w:rPr>
@@ -5716,12 +6734,14 @@
           <w:rFonts w:ascii="Aptos" w:hAnsi="Aptos"/>
         </w:rPr>
       </w:pPr>
+      <w:proofErr w:type="gramStart"/>
       <w:r>
         <w:rPr>
           <w:rFonts w:ascii="Aptos" w:hAnsi="Aptos"/>
         </w:rPr>
         <w:t>TextButton(</w:t>
       </w:r>
+      <w:proofErr w:type="gramEnd"/>
       <w:r>
         <w:rPr>
           <w:rFonts w:ascii="Aptos" w:hAnsi="Aptos"/>
@@ -5779,18 +6799,34 @@
           <w:rFonts w:ascii="Aptos" w:hAnsi="Aptos"/>
         </w:rPr>
       </w:pPr>
+      <w:proofErr w:type="gramStart"/>
       <w:r>
         <w:rPr>
           <w:rFonts w:ascii="Aptos" w:hAnsi="Aptos"/>
         </w:rPr>
         <w:t>IconButton(</w:t>
       </w:r>
-      <w:r>
-        <w:rPr>
-          <w:rFonts w:ascii="Aptos" w:hAnsi="Aptos"/>
-        </w:rPr>
-        <w:br/>
-        <w:t xml:space="preserve">  icon: Icon(Icons.settings),</w:t>
+      <w:proofErr w:type="gramEnd"/>
+      <w:r>
+        <w:rPr>
+          <w:rFonts w:ascii="Aptos" w:hAnsi="Aptos"/>
+        </w:rPr>
+        <w:br/>
+        <w:t xml:space="preserve">  icon: </w:t>
+      </w:r>
+      <w:proofErr w:type="gramStart"/>
+      <w:r>
+        <w:rPr>
+          <w:rFonts w:ascii="Aptos" w:hAnsi="Aptos"/>
+        </w:rPr>
+        <w:t>Icon(</w:t>
+      </w:r>
+      <w:proofErr w:type="gramEnd"/>
+      <w:r>
+        <w:rPr>
+          <w:rFonts w:ascii="Aptos" w:hAnsi="Aptos"/>
+        </w:rPr>
+        <w:t>Icons.settings),</w:t>
       </w:r>
       <w:r>
         <w:rPr>
@@ -5849,19 +6885,29 @@
           <w:rFonts w:ascii="Aptos" w:hAnsi="Aptos"/>
         </w:rPr>
       </w:pPr>
+      <w:proofErr w:type="gramStart"/>
       <w:r>
         <w:rPr>
           <w:rFonts w:ascii="Aptos" w:hAnsi="Aptos"/>
         </w:rPr>
         <w:t>Scaffold(</w:t>
       </w:r>
-      <w:r>
-        <w:rPr>
-          <w:rFonts w:ascii="Aptos" w:hAnsi="Aptos"/>
-        </w:rPr>
-        <w:br/>
-        <w:t xml:space="preserve">  appBar: AppBar(</w:t>
-      </w:r>
+      <w:proofErr w:type="gramEnd"/>
+      <w:r>
+        <w:rPr>
+          <w:rFonts w:ascii="Aptos" w:hAnsi="Aptos"/>
+        </w:rPr>
+        <w:br/>
+        <w:t xml:space="preserve">  appBar: </w:t>
+      </w:r>
+      <w:proofErr w:type="gramStart"/>
+      <w:r>
+        <w:rPr>
+          <w:rFonts w:ascii="Aptos" w:hAnsi="Aptos"/>
+        </w:rPr>
+        <w:t>AppBar(</w:t>
+      </w:r>
+      <w:proofErr w:type="gramEnd"/>
       <w:r>
         <w:rPr>
           <w:rFonts w:ascii="Aptos" w:hAnsi="Aptos"/>
@@ -5881,8 +6927,16 @@
           <w:rFonts w:ascii="Aptos" w:hAnsi="Aptos"/>
         </w:rPr>
         <w:br/>
-        <w:t xml:space="preserve">  body: Center(</w:t>
-      </w:r>
+        <w:t xml:space="preserve">  body: </w:t>
+      </w:r>
+      <w:proofErr w:type="gramStart"/>
+      <w:r>
+        <w:rPr>
+          <w:rFonts w:ascii="Aptos" w:hAnsi="Aptos"/>
+        </w:rPr>
+        <w:t>Center(</w:t>
+      </w:r>
+      <w:proofErr w:type="gramEnd"/>
       <w:r>
         <w:rPr>
           <w:rFonts w:ascii="Aptos" w:hAnsi="Aptos"/>
@@ -5946,18 +7000,34 @@
           <w:rFonts w:ascii="Aptos" w:hAnsi="Aptos"/>
         </w:rPr>
       </w:pPr>
+      <w:proofErr w:type="gramStart"/>
       <w:r>
         <w:rPr>
           <w:rFonts w:ascii="Aptos" w:hAnsi="Aptos"/>
         </w:rPr>
         <w:t>AppBar(</w:t>
       </w:r>
-      <w:r>
-        <w:rPr>
-          <w:rFonts w:ascii="Aptos" w:hAnsi="Aptos"/>
-        </w:rPr>
-        <w:br/>
-        <w:t xml:space="preserve">  title: Text('My App'),</w:t>
+      <w:proofErr w:type="gramEnd"/>
+      <w:r>
+        <w:rPr>
+          <w:rFonts w:ascii="Aptos" w:hAnsi="Aptos"/>
+        </w:rPr>
+        <w:br/>
+        <w:t xml:space="preserve">  title: </w:t>
+      </w:r>
+      <w:proofErr w:type="gramStart"/>
+      <w:r>
+        <w:rPr>
+          <w:rFonts w:ascii="Aptos" w:hAnsi="Aptos"/>
+        </w:rPr>
+        <w:t>Text(</w:t>
+      </w:r>
+      <w:proofErr w:type="gramEnd"/>
+      <w:r>
+        <w:rPr>
+          <w:rFonts w:ascii="Aptos" w:hAnsi="Aptos"/>
+        </w:rPr>
+        <w:t>'My App'),</w:t>
       </w:r>
       <w:r>
         <w:rPr>
@@ -6008,19 +7078,29 @@
           <w:rFonts w:ascii="Aptos" w:hAnsi="Aptos"/>
         </w:rPr>
       </w:pPr>
+      <w:proofErr w:type="gramStart"/>
       <w:r>
         <w:rPr>
           <w:rFonts w:ascii="Aptos" w:hAnsi="Aptos"/>
         </w:rPr>
         <w:t>MaterialApp(</w:t>
       </w:r>
-      <w:r>
-        <w:rPr>
-          <w:rFonts w:ascii="Aptos" w:hAnsi="Aptos"/>
-        </w:rPr>
-        <w:br/>
-        <w:t xml:space="preserve">  home: Scaffold(</w:t>
-      </w:r>
+      <w:proofErr w:type="gramEnd"/>
+      <w:r>
+        <w:rPr>
+          <w:rFonts w:ascii="Aptos" w:hAnsi="Aptos"/>
+        </w:rPr>
+        <w:br/>
+        <w:t xml:space="preserve">  home: </w:t>
+      </w:r>
+      <w:proofErr w:type="gramStart"/>
+      <w:r>
+        <w:rPr>
+          <w:rFonts w:ascii="Aptos" w:hAnsi="Aptos"/>
+        </w:rPr>
+        <w:t>Scaffold(</w:t>
+      </w:r>
+      <w:proofErr w:type="gramEnd"/>
       <w:r>
         <w:rPr>
           <w:rFonts w:ascii="Aptos" w:hAnsi="Aptos"/>
@@ -6032,8 +7112,16 @@
           <w:rFonts w:ascii="Aptos" w:hAnsi="Aptos"/>
         </w:rPr>
         <w:lastRenderedPageBreak/>
-        <w:t xml:space="preserve">    body: Center(</w:t>
-      </w:r>
+        <w:t xml:space="preserve">    body: </w:t>
+      </w:r>
+      <w:proofErr w:type="gramStart"/>
+      <w:r>
+        <w:rPr>
+          <w:rFonts w:ascii="Aptos" w:hAnsi="Aptos"/>
+        </w:rPr>
+        <w:t>Center(</w:t>
+      </w:r>
+      <w:proofErr w:type="gramEnd"/>
       <w:r>
         <w:rPr>
           <w:rFonts w:ascii="Aptos" w:hAnsi="Aptos"/>
@@ -6112,12 +7200,14 @@
           <w:rFonts w:ascii="Aptos" w:hAnsi="Aptos"/>
         </w:rPr>
       </w:pPr>
+      <w:proofErr w:type="gramStart"/>
       <w:r>
         <w:rPr>
           <w:rFonts w:ascii="Aptos" w:hAnsi="Aptos"/>
         </w:rPr>
         <w:t>ListView(</w:t>
       </w:r>
+      <w:proofErr w:type="gramEnd"/>
       <w:r>
         <w:rPr>
           <w:rFonts w:ascii="Aptos" w:hAnsi="Aptos"/>
@@ -6130,14 +7220,70 @@
           <w:rFonts w:ascii="Aptos" w:hAnsi="Aptos"/>
         </w:rPr>
         <w:br/>
-        <w:t xml:space="preserve">    ListTile(title: Text('Item 1')),</w:t>
-      </w:r>
-      <w:r>
-        <w:rPr>
-          <w:rFonts w:ascii="Aptos" w:hAnsi="Aptos"/>
-        </w:rPr>
-        <w:br/>
-        <w:t xml:space="preserve">    ListTile(title: Text('Item 2')),</w:t>
+        <w:t xml:space="preserve">    </w:t>
+      </w:r>
+      <w:proofErr w:type="gramStart"/>
+      <w:r>
+        <w:rPr>
+          <w:rFonts w:ascii="Aptos" w:hAnsi="Aptos"/>
+        </w:rPr>
+        <w:t>ListTile(</w:t>
+      </w:r>
+      <w:proofErr w:type="gramEnd"/>
+      <w:r>
+        <w:rPr>
+          <w:rFonts w:ascii="Aptos" w:hAnsi="Aptos"/>
+        </w:rPr>
+        <w:t xml:space="preserve">title: </w:t>
+      </w:r>
+      <w:proofErr w:type="gramStart"/>
+      <w:r>
+        <w:rPr>
+          <w:rFonts w:ascii="Aptos" w:hAnsi="Aptos"/>
+        </w:rPr>
+        <w:t>Text(</w:t>
+      </w:r>
+      <w:proofErr w:type="gramEnd"/>
+      <w:r>
+        <w:rPr>
+          <w:rFonts w:ascii="Aptos" w:hAnsi="Aptos"/>
+        </w:rPr>
+        <w:t>'Item 1')),</w:t>
+      </w:r>
+      <w:r>
+        <w:rPr>
+          <w:rFonts w:ascii="Aptos" w:hAnsi="Aptos"/>
+        </w:rPr>
+        <w:br/>
+        <w:t xml:space="preserve">    </w:t>
+      </w:r>
+      <w:proofErr w:type="gramStart"/>
+      <w:r>
+        <w:rPr>
+          <w:rFonts w:ascii="Aptos" w:hAnsi="Aptos"/>
+        </w:rPr>
+        <w:t>ListTile(</w:t>
+      </w:r>
+      <w:proofErr w:type="gramEnd"/>
+      <w:r>
+        <w:rPr>
+          <w:rFonts w:ascii="Aptos" w:hAnsi="Aptos"/>
+        </w:rPr>
+        <w:t xml:space="preserve">title: </w:t>
+      </w:r>
+      <w:proofErr w:type="gramStart"/>
+      <w:r>
+        <w:rPr>
+          <w:rFonts w:ascii="Aptos" w:hAnsi="Aptos"/>
+        </w:rPr>
+        <w:t>Text(</w:t>
+      </w:r>
+      <w:proofErr w:type="gramEnd"/>
+      <w:r>
+        <w:rPr>
+          <w:rFonts w:ascii="Aptos" w:hAnsi="Aptos"/>
+        </w:rPr>
+        <w:t>'Item 2')),</w:t>
       </w:r>
       <w:r>
         <w:rPr>
@@ -6195,32 +7341,70 @@
           <w:rFonts w:ascii="Aptos" w:hAnsi="Aptos"/>
         </w:rPr>
       </w:pPr>
+      <w:proofErr w:type="gramStart"/>
       <w:r>
         <w:rPr>
           <w:rFonts w:ascii="Aptos" w:hAnsi="Aptos"/>
         </w:rPr>
         <w:t>Card(</w:t>
       </w:r>
-      <w:r>
-        <w:rPr>
-          <w:rFonts w:ascii="Aptos" w:hAnsi="Aptos"/>
-        </w:rPr>
-        <w:br/>
-        <w:t xml:space="preserve">  child: Padding(</w:t>
-      </w:r>
-      <w:r>
-        <w:rPr>
-          <w:rFonts w:ascii="Aptos" w:hAnsi="Aptos"/>
-        </w:rPr>
-        <w:br/>
-        <w:t xml:space="preserve">    padding: EdgeInsets.all(16),</w:t>
-      </w:r>
-      <w:r>
-        <w:rPr>
-          <w:rFonts w:ascii="Aptos" w:hAnsi="Aptos"/>
-        </w:rPr>
-        <w:br/>
-        <w:t xml:space="preserve">    child: Text('Card Content'),</w:t>
+      <w:proofErr w:type="gramEnd"/>
+      <w:r>
+        <w:rPr>
+          <w:rFonts w:ascii="Aptos" w:hAnsi="Aptos"/>
+        </w:rPr>
+        <w:br/>
+        <w:t xml:space="preserve">  child: </w:t>
+      </w:r>
+      <w:proofErr w:type="gramStart"/>
+      <w:r>
+        <w:rPr>
+          <w:rFonts w:ascii="Aptos" w:hAnsi="Aptos"/>
+        </w:rPr>
+        <w:t>Padding(</w:t>
+      </w:r>
+      <w:proofErr w:type="gramEnd"/>
+      <w:r>
+        <w:rPr>
+          <w:rFonts w:ascii="Aptos" w:hAnsi="Aptos"/>
+        </w:rPr>
+        <w:br/>
+        <w:t xml:space="preserve">    padding: </w:t>
+      </w:r>
+      <w:proofErr w:type="gramStart"/>
+      <w:r>
+        <w:rPr>
+          <w:rFonts w:ascii="Aptos" w:hAnsi="Aptos"/>
+        </w:rPr>
+        <w:t>EdgeInsets.all(</w:t>
+      </w:r>
+      <w:proofErr w:type="gramEnd"/>
+      <w:r>
+        <w:rPr>
+          <w:rFonts w:ascii="Aptos" w:hAnsi="Aptos"/>
+        </w:rPr>
+        <w:t>16),</w:t>
+      </w:r>
+      <w:r>
+        <w:rPr>
+          <w:rFonts w:ascii="Aptos" w:hAnsi="Aptos"/>
+        </w:rPr>
+        <w:br/>
+        <w:t xml:space="preserve">    child: </w:t>
+      </w:r>
+      <w:proofErr w:type="gramStart"/>
+      <w:r>
+        <w:rPr>
+          <w:rFonts w:ascii="Aptos" w:hAnsi="Aptos"/>
+        </w:rPr>
+        <w:t>Text(</w:t>
+      </w:r>
+      <w:proofErr w:type="gramEnd"/>
+      <w:r>
+        <w:rPr>
+          <w:rFonts w:ascii="Aptos" w:hAnsi="Aptos"/>
+        </w:rPr>
+        <w:t>'Card Content'),</w:t>
       </w:r>
       <w:r>
         <w:rPr>
@@ -7005,22 +8189,54 @@
           <w:sz w:val="36"/>
           <w:szCs w:val="36"/>
         </w:rPr>
-        <w:t>import 'package:flutter/material.dart';</w:t>
-      </w:r>
-      <w:r>
-        <w:rPr>
-          <w:sz w:val="36"/>
-          <w:szCs w:val="36"/>
-        </w:rPr>
-        <w:br/>
-      </w:r>
-      <w:r>
-        <w:rPr>
-          <w:sz w:val="36"/>
-          <w:szCs w:val="36"/>
-        </w:rPr>
-        <w:br/>
-        <w:t>void main() {</w:t>
+        <w:t>import '</w:t>
+      </w:r>
+      <w:proofErr w:type="gramStart"/>
+      <w:r>
+        <w:rPr>
+          <w:sz w:val="36"/>
+          <w:szCs w:val="36"/>
+        </w:rPr>
+        <w:t>package:flutter/material.dart</w:t>
+      </w:r>
+      <w:proofErr w:type="gramEnd"/>
+      <w:r>
+        <w:rPr>
+          <w:sz w:val="36"/>
+          <w:szCs w:val="36"/>
+        </w:rPr>
+        <w:t>';</w:t>
+      </w:r>
+      <w:r>
+        <w:rPr>
+          <w:sz w:val="36"/>
+          <w:szCs w:val="36"/>
+        </w:rPr>
+        <w:br/>
+      </w:r>
+      <w:r>
+        <w:rPr>
+          <w:sz w:val="36"/>
+          <w:szCs w:val="36"/>
+        </w:rPr>
+        <w:br/>
+        <w:t xml:space="preserve">void </w:t>
+      </w:r>
+      <w:proofErr w:type="gramStart"/>
+      <w:r>
+        <w:rPr>
+          <w:sz w:val="36"/>
+          <w:szCs w:val="36"/>
+        </w:rPr>
+        <w:t>main(</w:t>
+      </w:r>
+      <w:proofErr w:type="gramEnd"/>
+      <w:r>
+        <w:rPr>
+          <w:sz w:val="36"/>
+          <w:szCs w:val="36"/>
+        </w:rPr>
+        <w:t>) {</w:t>
       </w:r>
       <w:r>
         <w:rPr>
@@ -7036,31 +8252,97 @@
           <w:szCs w:val="36"/>
         </w:rPr>
         <w:br/>
-        <w:t xml:space="preserve">    MaterialApp(</w:t>
-      </w:r>
-      <w:r>
-        <w:rPr>
-          <w:sz w:val="36"/>
-          <w:szCs w:val="36"/>
-        </w:rPr>
-        <w:br/>
-        <w:t xml:space="preserve">      home: Scaffold(</w:t>
-      </w:r>
-      <w:r>
-        <w:rPr>
-          <w:sz w:val="36"/>
-          <w:szCs w:val="36"/>
-        </w:rPr>
-        <w:br/>
-        <w:t xml:space="preserve">        appBar: AppBar(title: const Text("Home")),</w:t>
-      </w:r>
-      <w:r>
-        <w:rPr>
-          <w:sz w:val="36"/>
-          <w:szCs w:val="36"/>
-        </w:rPr>
-        <w:br/>
-        <w:t xml:space="preserve">        body: const Center(child: Text("Hello Material")),</w:t>
+        <w:t xml:space="preserve">    </w:t>
+      </w:r>
+      <w:proofErr w:type="gramStart"/>
+      <w:r>
+        <w:rPr>
+          <w:sz w:val="36"/>
+          <w:szCs w:val="36"/>
+        </w:rPr>
+        <w:t>MaterialApp(</w:t>
+      </w:r>
+      <w:proofErr w:type="gramEnd"/>
+      <w:r>
+        <w:rPr>
+          <w:sz w:val="36"/>
+          <w:szCs w:val="36"/>
+        </w:rPr>
+        <w:br/>
+        <w:t xml:space="preserve">      home: </w:t>
+      </w:r>
+      <w:proofErr w:type="gramStart"/>
+      <w:r>
+        <w:rPr>
+          <w:sz w:val="36"/>
+          <w:szCs w:val="36"/>
+        </w:rPr>
+        <w:t>Scaffold(</w:t>
+      </w:r>
+      <w:proofErr w:type="gramEnd"/>
+      <w:r>
+        <w:rPr>
+          <w:sz w:val="36"/>
+          <w:szCs w:val="36"/>
+        </w:rPr>
+        <w:br/>
+        <w:t xml:space="preserve">        appBar: </w:t>
+      </w:r>
+      <w:proofErr w:type="gramStart"/>
+      <w:r>
+        <w:rPr>
+          <w:sz w:val="36"/>
+          <w:szCs w:val="36"/>
+        </w:rPr>
+        <w:t>AppBar(</w:t>
+      </w:r>
+      <w:proofErr w:type="gramEnd"/>
+      <w:r>
+        <w:rPr>
+          <w:sz w:val="36"/>
+          <w:szCs w:val="36"/>
+        </w:rPr>
+        <w:t>title: const Text("Home")),</w:t>
+      </w:r>
+      <w:r>
+        <w:rPr>
+          <w:sz w:val="36"/>
+          <w:szCs w:val="36"/>
+        </w:rPr>
+        <w:br/>
+        <w:t xml:space="preserve">        body: const </w:t>
+      </w:r>
+      <w:proofErr w:type="gramStart"/>
+      <w:r>
+        <w:rPr>
+          <w:sz w:val="36"/>
+          <w:szCs w:val="36"/>
+        </w:rPr>
+        <w:t>Center(</w:t>
+      </w:r>
+      <w:proofErr w:type="gramEnd"/>
+      <w:r>
+        <w:rPr>
+          <w:sz w:val="36"/>
+          <w:szCs w:val="36"/>
+        </w:rPr>
+        <w:t xml:space="preserve">child: </w:t>
+      </w:r>
+      <w:proofErr w:type="gramStart"/>
+      <w:r>
+        <w:rPr>
+          <w:sz w:val="36"/>
+          <w:szCs w:val="36"/>
+        </w:rPr>
+        <w:t>Text(</w:t>
+      </w:r>
+      <w:proofErr w:type="gramEnd"/>
+      <w:r>
+        <w:rPr>
+          <w:sz w:val="36"/>
+          <w:szCs w:val="36"/>
+        </w:rPr>
+        <w:t>"Hello Material")),</w:t>
       </w:r>
       <w:r>
         <w:rPr>
@@ -7204,6 +8486,7 @@
           <w:szCs w:val="36"/>
         </w:rPr>
       </w:pPr>
+      <w:proofErr w:type="gramStart"/>
       <w:r>
         <w:rPr>
           <w:sz w:val="36"/>
@@ -7212,6 +8495,7 @@
         <w:lastRenderedPageBreak/>
         <w:t>etc..</w:t>
       </w:r>
+      <w:proofErr w:type="gramEnd"/>
     </w:p>
     <w:p>
       <w:pPr>
@@ -8033,6 +9317,7 @@
           <w:bCs w:val="0"/>
         </w:rPr>
       </w:pPr>
+      <w:proofErr w:type="gramStart"/>
       <w:r>
         <w:rPr>
           <w:rFonts w:ascii="Aptos" w:hAnsi="Aptos"/>
@@ -8040,14 +9325,24 @@
         </w:rPr>
         <w:t>Scaffold(</w:t>
       </w:r>
-      <w:r>
-        <w:rPr>
-          <w:rFonts w:ascii="Aptos" w:hAnsi="Aptos"/>
-          <w:bCs w:val="0"/>
-        </w:rPr>
-        <w:br/>
-        <w:t xml:space="preserve">  appBar: AppBar(</w:t>
-      </w:r>
+      <w:proofErr w:type="gramEnd"/>
+      <w:r>
+        <w:rPr>
+          <w:rFonts w:ascii="Aptos" w:hAnsi="Aptos"/>
+          <w:bCs w:val="0"/>
+        </w:rPr>
+        <w:br/>
+        <w:t xml:space="preserve">  appBar: </w:t>
+      </w:r>
+      <w:proofErr w:type="gramStart"/>
+      <w:r>
+        <w:rPr>
+          <w:rFonts w:ascii="Aptos" w:hAnsi="Aptos"/>
+          <w:bCs w:val="0"/>
+        </w:rPr>
+        <w:t>AppBar(</w:t>
+      </w:r>
+      <w:proofErr w:type="gramEnd"/>
       <w:r>
         <w:rPr>
           <w:rFonts w:ascii="Aptos" w:hAnsi="Aptos"/>
@@ -8070,8 +9365,17 @@
           <w:bCs w:val="0"/>
         </w:rPr>
         <w:br/>
-        <w:t xml:space="preserve">  body: Center(</w:t>
-      </w:r>
+        <w:t xml:space="preserve">  body: </w:t>
+      </w:r>
+      <w:proofErr w:type="gramStart"/>
+      <w:r>
+        <w:rPr>
+          <w:rFonts w:ascii="Aptos" w:hAnsi="Aptos"/>
+          <w:bCs w:val="0"/>
+        </w:rPr>
+        <w:t>Center(</w:t>
+      </w:r>
+      <w:proofErr w:type="gramEnd"/>
       <w:r>
         <w:rPr>
           <w:rFonts w:ascii="Aptos" w:hAnsi="Aptos"/>
@@ -8395,12 +9699,21 @@
           <w:bCs w:val="0"/>
         </w:rPr>
       </w:pPr>
-      <w:r>
-        <w:rPr>
-          <w:rFonts w:ascii="Aptos" w:hAnsi="Aptos"/>
-          <w:bCs w:val="0"/>
-        </w:rPr>
-        <w:t>AppBar({</w:t>
+      <w:proofErr w:type="gramStart"/>
+      <w:r>
+        <w:rPr>
+          <w:rFonts w:ascii="Aptos" w:hAnsi="Aptos"/>
+          <w:bCs w:val="0"/>
+        </w:rPr>
+        <w:t>AppBar(</w:t>
+      </w:r>
+      <w:proofErr w:type="gramEnd"/>
+      <w:r>
+        <w:rPr>
+          <w:rFonts w:ascii="Aptos" w:hAnsi="Aptos"/>
+          <w:bCs w:val="0"/>
+        </w:rPr>
+        <w:t>{</w:t>
       </w:r>
     </w:p>
     <w:p>
@@ -8681,6 +9994,7 @@
           <w:bCs w:val="0"/>
         </w:rPr>
       </w:pPr>
+      <w:proofErr w:type="gramStart"/>
       <w:r>
         <w:rPr>
           <w:rFonts w:ascii="Aptos" w:hAnsi="Aptos"/>
@@ -8688,6 +10002,7 @@
         </w:rPr>
         <w:t>AppBar(</w:t>
       </w:r>
+      <w:proofErr w:type="gramEnd"/>
       <w:r>
         <w:rPr>
           <w:rFonts w:ascii="Aptos" w:hAnsi="Aptos"/>
@@ -8727,6 +10042,7 @@
           <w:bCs w:val="0"/>
         </w:rPr>
       </w:pPr>
+      <w:proofErr w:type="gramStart"/>
       <w:r>
         <w:rPr>
           <w:rFonts w:ascii="Aptos" w:hAnsi="Aptos"/>
@@ -8734,14 +10050,24 @@
         </w:rPr>
         <w:t>AppBar(</w:t>
       </w:r>
-      <w:r>
-        <w:rPr>
-          <w:rFonts w:ascii="Aptos" w:hAnsi="Aptos"/>
-          <w:bCs w:val="0"/>
-        </w:rPr>
-        <w:br/>
-        <w:t xml:space="preserve">  title: Row(</w:t>
-      </w:r>
+      <w:proofErr w:type="gramEnd"/>
+      <w:r>
+        <w:rPr>
+          <w:rFonts w:ascii="Aptos" w:hAnsi="Aptos"/>
+          <w:bCs w:val="0"/>
+        </w:rPr>
+        <w:br/>
+        <w:t xml:space="preserve">  title: </w:t>
+      </w:r>
+      <w:proofErr w:type="gramStart"/>
+      <w:r>
+        <w:rPr>
+          <w:rFonts w:ascii="Aptos" w:hAnsi="Aptos"/>
+          <w:bCs w:val="0"/>
+        </w:rPr>
+        <w:t>Row(</w:t>
+      </w:r>
+      <w:proofErr w:type="gramEnd"/>
       <w:r>
         <w:rPr>
           <w:rFonts w:ascii="Aptos" w:hAnsi="Aptos"/>
@@ -8756,23 +10082,71 @@
           <w:bCs w:val="0"/>
         </w:rPr>
         <w:br/>
-        <w:t xml:space="preserve">      Icon(Icons.flutter_dash),</w:t>
-      </w:r>
-      <w:r>
-        <w:rPr>
-          <w:rFonts w:ascii="Aptos" w:hAnsi="Aptos"/>
-          <w:bCs w:val="0"/>
-        </w:rPr>
-        <w:br/>
-        <w:t xml:space="preserve">      SizedBox(width: 8),</w:t>
-      </w:r>
-      <w:r>
-        <w:rPr>
-          <w:rFonts w:ascii="Aptos" w:hAnsi="Aptos"/>
-          <w:bCs w:val="0"/>
-        </w:rPr>
-        <w:br/>
-        <w:t xml:space="preserve">      Text('My App'),</w:t>
+        <w:t xml:space="preserve">      </w:t>
+      </w:r>
+      <w:proofErr w:type="gramStart"/>
+      <w:r>
+        <w:rPr>
+          <w:rFonts w:ascii="Aptos" w:hAnsi="Aptos"/>
+          <w:bCs w:val="0"/>
+        </w:rPr>
+        <w:t>Icon(</w:t>
+      </w:r>
+      <w:proofErr w:type="gramEnd"/>
+      <w:r>
+        <w:rPr>
+          <w:rFonts w:ascii="Aptos" w:hAnsi="Aptos"/>
+          <w:bCs w:val="0"/>
+        </w:rPr>
+        <w:t>Icons.flutter_dash),</w:t>
+      </w:r>
+      <w:r>
+        <w:rPr>
+          <w:rFonts w:ascii="Aptos" w:hAnsi="Aptos"/>
+          <w:bCs w:val="0"/>
+        </w:rPr>
+        <w:br/>
+        <w:t xml:space="preserve">      </w:t>
+      </w:r>
+      <w:proofErr w:type="gramStart"/>
+      <w:r>
+        <w:rPr>
+          <w:rFonts w:ascii="Aptos" w:hAnsi="Aptos"/>
+          <w:bCs w:val="0"/>
+        </w:rPr>
+        <w:t>SizedBox(</w:t>
+      </w:r>
+      <w:proofErr w:type="gramEnd"/>
+      <w:r>
+        <w:rPr>
+          <w:rFonts w:ascii="Aptos" w:hAnsi="Aptos"/>
+          <w:bCs w:val="0"/>
+        </w:rPr>
+        <w:t>width: 8),</w:t>
+      </w:r>
+      <w:r>
+        <w:rPr>
+          <w:rFonts w:ascii="Aptos" w:hAnsi="Aptos"/>
+          <w:bCs w:val="0"/>
+        </w:rPr>
+        <w:br/>
+        <w:t xml:space="preserve">      </w:t>
+      </w:r>
+      <w:proofErr w:type="gramStart"/>
+      <w:r>
+        <w:rPr>
+          <w:rFonts w:ascii="Aptos" w:hAnsi="Aptos"/>
+          <w:bCs w:val="0"/>
+        </w:rPr>
+        <w:t>Text(</w:t>
+      </w:r>
+      <w:proofErr w:type="gramEnd"/>
+      <w:r>
+        <w:rPr>
+          <w:rFonts w:ascii="Aptos" w:hAnsi="Aptos"/>
+          <w:bCs w:val="0"/>
+        </w:rPr>
+        <w:t>'My App'),</w:t>
       </w:r>
       <w:r>
         <w:rPr>
@@ -8836,25 +10210,49 @@
           <w:rFonts w:ascii="Aptos" w:hAnsi="Aptos"/>
         </w:rPr>
       </w:pPr>
+      <w:proofErr w:type="gramStart"/>
       <w:r>
         <w:rPr>
           <w:rFonts w:ascii="Aptos" w:hAnsi="Aptos"/>
         </w:rPr>
         <w:t>AppBar(</w:t>
       </w:r>
-      <w:r>
-        <w:rPr>
-          <w:rFonts w:ascii="Aptos" w:hAnsi="Aptos"/>
-        </w:rPr>
-        <w:br/>
-        <w:t>leading: IconButton(</w:t>
-      </w:r>
-      <w:r>
-        <w:rPr>
-          <w:rFonts w:ascii="Aptos" w:hAnsi="Aptos"/>
-        </w:rPr>
-        <w:br/>
-        <w:t>icon: Icon(Icons.menu),</w:t>
+      <w:proofErr w:type="gramEnd"/>
+      <w:r>
+        <w:rPr>
+          <w:rFonts w:ascii="Aptos" w:hAnsi="Aptos"/>
+        </w:rPr>
+        <w:br/>
+        <w:t xml:space="preserve">leading: </w:t>
+      </w:r>
+      <w:proofErr w:type="gramStart"/>
+      <w:r>
+        <w:rPr>
+          <w:rFonts w:ascii="Aptos" w:hAnsi="Aptos"/>
+        </w:rPr>
+        <w:t>IconButton(</w:t>
+      </w:r>
+      <w:proofErr w:type="gramEnd"/>
+      <w:r>
+        <w:rPr>
+          <w:rFonts w:ascii="Aptos" w:hAnsi="Aptos"/>
+        </w:rPr>
+        <w:br/>
+        <w:t xml:space="preserve">icon: </w:t>
+      </w:r>
+      <w:proofErr w:type="gramStart"/>
+      <w:r>
+        <w:rPr>
+          <w:rFonts w:ascii="Aptos" w:hAnsi="Aptos"/>
+        </w:rPr>
+        <w:t>Icon(</w:t>
+      </w:r>
+      <w:proofErr w:type="gramEnd"/>
+      <w:r>
+        <w:rPr>
+          <w:rFonts w:ascii="Aptos" w:hAnsi="Aptos"/>
+        </w:rPr>
+        <w:t>Icons.menu),</w:t>
       </w:r>
       <w:r>
         <w:rPr>
@@ -9043,6 +10441,7 @@
           <w:bCs w:val="0"/>
         </w:rPr>
       </w:pPr>
+      <w:proofErr w:type="gramStart"/>
       <w:r>
         <w:rPr>
           <w:rFonts w:ascii="Aptos" w:hAnsi="Aptos"/>
@@ -9050,21 +10449,47 @@
         </w:rPr>
         <w:t>AppBar(</w:t>
       </w:r>
-      <w:r>
-        <w:rPr>
-          <w:rFonts w:ascii="Aptos" w:hAnsi="Aptos"/>
-          <w:bCs w:val="0"/>
-        </w:rPr>
-        <w:br/>
-        <w:t xml:space="preserve">  leading: IconButton(</w:t>
-      </w:r>
-      <w:r>
-        <w:rPr>
-          <w:rFonts w:ascii="Aptos" w:hAnsi="Aptos"/>
-          <w:bCs w:val="0"/>
-        </w:rPr>
-        <w:br/>
-        <w:t xml:space="preserve">    icon: const Icon(Icons.menu),</w:t>
+      <w:proofErr w:type="gramEnd"/>
+      <w:r>
+        <w:rPr>
+          <w:rFonts w:ascii="Aptos" w:hAnsi="Aptos"/>
+          <w:bCs w:val="0"/>
+        </w:rPr>
+        <w:br/>
+        <w:t xml:space="preserve">  leading: </w:t>
+      </w:r>
+      <w:proofErr w:type="gramStart"/>
+      <w:r>
+        <w:rPr>
+          <w:rFonts w:ascii="Aptos" w:hAnsi="Aptos"/>
+          <w:bCs w:val="0"/>
+        </w:rPr>
+        <w:t>IconButton(</w:t>
+      </w:r>
+      <w:proofErr w:type="gramEnd"/>
+      <w:r>
+        <w:rPr>
+          <w:rFonts w:ascii="Aptos" w:hAnsi="Aptos"/>
+          <w:bCs w:val="0"/>
+        </w:rPr>
+        <w:br/>
+        <w:t xml:space="preserve">    icon: const </w:t>
+      </w:r>
+      <w:proofErr w:type="gramStart"/>
+      <w:r>
+        <w:rPr>
+          <w:rFonts w:ascii="Aptos" w:hAnsi="Aptos"/>
+          <w:bCs w:val="0"/>
+        </w:rPr>
+        <w:t>Icon(</w:t>
+      </w:r>
+      <w:proofErr w:type="gramEnd"/>
+      <w:r>
+        <w:rPr>
+          <w:rFonts w:ascii="Aptos" w:hAnsi="Aptos"/>
+          <w:bCs w:val="0"/>
+        </w:rPr>
+        <w:t>Icons.menu),</w:t>
       </w:r>
       <w:r>
         <w:rPr>
@@ -9162,6 +10587,7 @@
           <w:bCs w:val="0"/>
         </w:rPr>
       </w:pPr>
+      <w:proofErr w:type="gramStart"/>
       <w:r>
         <w:rPr>
           <w:rFonts w:ascii="Aptos" w:hAnsi="Aptos"/>
@@ -9169,21 +10595,47 @@
         </w:rPr>
         <w:t>AppBar(</w:t>
       </w:r>
-      <w:r>
-        <w:rPr>
-          <w:rFonts w:ascii="Aptos" w:hAnsi="Aptos"/>
-          <w:bCs w:val="0"/>
-        </w:rPr>
-        <w:br/>
-        <w:t xml:space="preserve">  leading: IconButton(</w:t>
-      </w:r>
-      <w:r>
-        <w:rPr>
-          <w:rFonts w:ascii="Aptos" w:hAnsi="Aptos"/>
-          <w:bCs w:val="0"/>
-        </w:rPr>
-        <w:br/>
-        <w:t xml:space="preserve">    icon: const Icon(Icons.arrow_back),</w:t>
+      <w:proofErr w:type="gramEnd"/>
+      <w:r>
+        <w:rPr>
+          <w:rFonts w:ascii="Aptos" w:hAnsi="Aptos"/>
+          <w:bCs w:val="0"/>
+        </w:rPr>
+        <w:br/>
+        <w:t xml:space="preserve">  leading: </w:t>
+      </w:r>
+      <w:proofErr w:type="gramStart"/>
+      <w:r>
+        <w:rPr>
+          <w:rFonts w:ascii="Aptos" w:hAnsi="Aptos"/>
+          <w:bCs w:val="0"/>
+        </w:rPr>
+        <w:t>IconButton(</w:t>
+      </w:r>
+      <w:proofErr w:type="gramEnd"/>
+      <w:r>
+        <w:rPr>
+          <w:rFonts w:ascii="Aptos" w:hAnsi="Aptos"/>
+          <w:bCs w:val="0"/>
+        </w:rPr>
+        <w:br/>
+        <w:t xml:space="preserve">    icon: const </w:t>
+      </w:r>
+      <w:proofErr w:type="gramStart"/>
+      <w:r>
+        <w:rPr>
+          <w:rFonts w:ascii="Aptos" w:hAnsi="Aptos"/>
+          <w:bCs w:val="0"/>
+        </w:rPr>
+        <w:t>Icon(</w:t>
+      </w:r>
+      <w:proofErr w:type="gramEnd"/>
+      <w:r>
+        <w:rPr>
+          <w:rFonts w:ascii="Aptos" w:hAnsi="Aptos"/>
+          <w:bCs w:val="0"/>
+        </w:rPr>
+        <w:t>Icons.arrow_back),</w:t>
       </w:r>
       <w:r>
         <w:rPr>
@@ -9295,6 +10747,7 @@
           <w:bCs w:val="0"/>
         </w:rPr>
       </w:pPr>
+      <w:proofErr w:type="gramStart"/>
       <w:r>
         <w:rPr>
           <w:rFonts w:ascii="Aptos" w:hAnsi="Aptos"/>
@@ -9302,21 +10755,47 @@
         </w:rPr>
         <w:t>AppBar(</w:t>
       </w:r>
-      <w:r>
-        <w:rPr>
-          <w:rFonts w:ascii="Aptos" w:hAnsi="Aptos"/>
-          <w:bCs w:val="0"/>
-        </w:rPr>
-        <w:br/>
-        <w:t xml:space="preserve">  leading: IconButton(</w:t>
-      </w:r>
-      <w:r>
-        <w:rPr>
-          <w:rFonts w:ascii="Aptos" w:hAnsi="Aptos"/>
-          <w:bCs w:val="0"/>
-        </w:rPr>
-        <w:br/>
-        <w:t xml:space="preserve">    icon: const Icon(Icons.close),</w:t>
+      <w:proofErr w:type="gramEnd"/>
+      <w:r>
+        <w:rPr>
+          <w:rFonts w:ascii="Aptos" w:hAnsi="Aptos"/>
+          <w:bCs w:val="0"/>
+        </w:rPr>
+        <w:br/>
+        <w:t xml:space="preserve">  leading: </w:t>
+      </w:r>
+      <w:proofErr w:type="gramStart"/>
+      <w:r>
+        <w:rPr>
+          <w:rFonts w:ascii="Aptos" w:hAnsi="Aptos"/>
+          <w:bCs w:val="0"/>
+        </w:rPr>
+        <w:t>IconButton(</w:t>
+      </w:r>
+      <w:proofErr w:type="gramEnd"/>
+      <w:r>
+        <w:rPr>
+          <w:rFonts w:ascii="Aptos" w:hAnsi="Aptos"/>
+          <w:bCs w:val="0"/>
+        </w:rPr>
+        <w:br/>
+        <w:t xml:space="preserve">    icon: const </w:t>
+      </w:r>
+      <w:proofErr w:type="gramStart"/>
+      <w:r>
+        <w:rPr>
+          <w:rFonts w:ascii="Aptos" w:hAnsi="Aptos"/>
+          <w:bCs w:val="0"/>
+        </w:rPr>
+        <w:t>Icon(</w:t>
+      </w:r>
+      <w:proofErr w:type="gramEnd"/>
+      <w:r>
+        <w:rPr>
+          <w:rFonts w:ascii="Aptos" w:hAnsi="Aptos"/>
+          <w:bCs w:val="0"/>
+        </w:rPr>
+        <w:t>Icons.close),</w:t>
       </w:r>
       <w:r>
         <w:rPr>
@@ -9413,6 +10892,7 @@
           <w:bCs w:val="0"/>
         </w:rPr>
       </w:pPr>
+      <w:proofErr w:type="gramStart"/>
       <w:r>
         <w:rPr>
           <w:rFonts w:ascii="Aptos" w:hAnsi="Aptos"/>
@@ -9421,30 +10901,65 @@
         <w:lastRenderedPageBreak/>
         <w:t>AppBar(</w:t>
       </w:r>
-      <w:r>
-        <w:rPr>
-          <w:rFonts w:ascii="Aptos" w:hAnsi="Aptos"/>
-          <w:bCs w:val="0"/>
-        </w:rPr>
-        <w:br/>
-        <w:t xml:space="preserve">  leading: Padding(</w:t>
-      </w:r>
-      <w:r>
-        <w:rPr>
-          <w:rFonts w:ascii="Aptos" w:hAnsi="Aptos"/>
-          <w:bCs w:val="0"/>
-        </w:rPr>
-        <w:br/>
-        <w:t xml:space="preserve">    padding: const EdgeInsets.all(8.0),</w:t>
-      </w:r>
-      <w:r>
-        <w:rPr>
-          <w:rFonts w:ascii="Aptos" w:hAnsi="Aptos"/>
-          <w:bCs w:val="0"/>
-        </w:rPr>
-        <w:br/>
-        <w:t xml:space="preserve">    child: CircleAvatar(</w:t>
-      </w:r>
+      <w:proofErr w:type="gramEnd"/>
+      <w:r>
+        <w:rPr>
+          <w:rFonts w:ascii="Aptos" w:hAnsi="Aptos"/>
+          <w:bCs w:val="0"/>
+        </w:rPr>
+        <w:br/>
+        <w:t xml:space="preserve">  leading: </w:t>
+      </w:r>
+      <w:proofErr w:type="gramStart"/>
+      <w:r>
+        <w:rPr>
+          <w:rFonts w:ascii="Aptos" w:hAnsi="Aptos"/>
+          <w:bCs w:val="0"/>
+        </w:rPr>
+        <w:t>Padding(</w:t>
+      </w:r>
+      <w:proofErr w:type="gramEnd"/>
+      <w:r>
+        <w:rPr>
+          <w:rFonts w:ascii="Aptos" w:hAnsi="Aptos"/>
+          <w:bCs w:val="0"/>
+        </w:rPr>
+        <w:br/>
+        <w:t xml:space="preserve">    padding: const </w:t>
+      </w:r>
+      <w:proofErr w:type="gramStart"/>
+      <w:r>
+        <w:rPr>
+          <w:rFonts w:ascii="Aptos" w:hAnsi="Aptos"/>
+          <w:bCs w:val="0"/>
+        </w:rPr>
+        <w:t>EdgeInsets.all(</w:t>
+      </w:r>
+      <w:proofErr w:type="gramEnd"/>
+      <w:r>
+        <w:rPr>
+          <w:rFonts w:ascii="Aptos" w:hAnsi="Aptos"/>
+          <w:bCs w:val="0"/>
+        </w:rPr>
+        <w:t>8.0),</w:t>
+      </w:r>
+      <w:r>
+        <w:rPr>
+          <w:rFonts w:ascii="Aptos" w:hAnsi="Aptos"/>
+          <w:bCs w:val="0"/>
+        </w:rPr>
+        <w:br/>
+        <w:t xml:space="preserve">    child: </w:t>
+      </w:r>
+      <w:proofErr w:type="gramStart"/>
+      <w:r>
+        <w:rPr>
+          <w:rFonts w:ascii="Aptos" w:hAnsi="Aptos"/>
+          <w:bCs w:val="0"/>
+        </w:rPr>
+        <w:t>CircleAvatar(</w:t>
+      </w:r>
+      <w:proofErr w:type="gramEnd"/>
       <w:r>
         <w:rPr>
           <w:rFonts w:ascii="Aptos" w:hAnsi="Aptos"/>
@@ -9517,6 +11032,7 @@
           <w:bCs w:val="0"/>
         </w:rPr>
       </w:pPr>
+      <w:proofErr w:type="gramStart"/>
       <w:r>
         <w:rPr>
           <w:rFonts w:ascii="Aptos" w:hAnsi="Aptos"/>
@@ -9524,29 +11040,71 @@
         </w:rPr>
         <w:t>AppBar(</w:t>
       </w:r>
-      <w:r>
-        <w:rPr>
-          <w:rFonts w:ascii="Aptos" w:hAnsi="Aptos"/>
-          <w:bCs w:val="0"/>
-        </w:rPr>
-        <w:br/>
-        <w:t xml:space="preserve">  leading: Padding(</w:t>
-      </w:r>
-      <w:r>
-        <w:rPr>
-          <w:rFonts w:ascii="Aptos" w:hAnsi="Aptos"/>
-          <w:bCs w:val="0"/>
-        </w:rPr>
-        <w:br/>
-        <w:t xml:space="preserve">    padding: const EdgeInsets.all(8),</w:t>
-      </w:r>
-      <w:r>
-        <w:rPr>
-          <w:rFonts w:ascii="Aptos" w:hAnsi="Aptos"/>
-          <w:bCs w:val="0"/>
-        </w:rPr>
-        <w:br/>
-        <w:t xml:space="preserve">    child: FlutterLogo(),</w:t>
+      <w:proofErr w:type="gramEnd"/>
+      <w:r>
+        <w:rPr>
+          <w:rFonts w:ascii="Aptos" w:hAnsi="Aptos"/>
+          <w:bCs w:val="0"/>
+        </w:rPr>
+        <w:br/>
+        <w:t xml:space="preserve">  leading: </w:t>
+      </w:r>
+      <w:proofErr w:type="gramStart"/>
+      <w:r>
+        <w:rPr>
+          <w:rFonts w:ascii="Aptos" w:hAnsi="Aptos"/>
+          <w:bCs w:val="0"/>
+        </w:rPr>
+        <w:t>Padding(</w:t>
+      </w:r>
+      <w:proofErr w:type="gramEnd"/>
+      <w:r>
+        <w:rPr>
+          <w:rFonts w:ascii="Aptos" w:hAnsi="Aptos"/>
+          <w:bCs w:val="0"/>
+        </w:rPr>
+        <w:br/>
+        <w:t xml:space="preserve">    padding: const </w:t>
+      </w:r>
+      <w:proofErr w:type="gramStart"/>
+      <w:r>
+        <w:rPr>
+          <w:rFonts w:ascii="Aptos" w:hAnsi="Aptos"/>
+          <w:bCs w:val="0"/>
+        </w:rPr>
+        <w:t>EdgeInsets.all(</w:t>
+      </w:r>
+      <w:proofErr w:type="gramEnd"/>
+      <w:r>
+        <w:rPr>
+          <w:rFonts w:ascii="Aptos" w:hAnsi="Aptos"/>
+          <w:bCs w:val="0"/>
+        </w:rPr>
+        <w:t>8),</w:t>
+      </w:r>
+      <w:r>
+        <w:rPr>
+          <w:rFonts w:ascii="Aptos" w:hAnsi="Aptos"/>
+          <w:bCs w:val="0"/>
+        </w:rPr>
+        <w:br/>
+        <w:t xml:space="preserve">    child: </w:t>
+      </w:r>
+      <w:proofErr w:type="gramStart"/>
+      <w:r>
+        <w:rPr>
+          <w:rFonts w:ascii="Aptos" w:hAnsi="Aptos"/>
+          <w:bCs w:val="0"/>
+        </w:rPr>
+        <w:t>FlutterLogo(</w:t>
+      </w:r>
+      <w:proofErr w:type="gramEnd"/>
+      <w:r>
+        <w:rPr>
+          <w:rFonts w:ascii="Aptos" w:hAnsi="Aptos"/>
+          <w:bCs w:val="0"/>
+        </w:rPr>
+        <w:t>),</w:t>
       </w:r>
       <w:r>
         <w:rPr>
@@ -9604,6 +11162,7 @@
           <w:bCs w:val="0"/>
         </w:rPr>
       </w:pPr>
+      <w:proofErr w:type="gramStart"/>
       <w:r>
         <w:rPr>
           <w:rFonts w:ascii="Aptos" w:hAnsi="Aptos"/>
@@ -9611,14 +11170,24 @@
         </w:rPr>
         <w:t>AppBar(</w:t>
       </w:r>
-      <w:r>
-        <w:rPr>
-          <w:rFonts w:ascii="Aptos" w:hAnsi="Aptos"/>
-          <w:bCs w:val="0"/>
-        </w:rPr>
-        <w:br/>
-        <w:t xml:space="preserve">  leading: Switch(</w:t>
-      </w:r>
+      <w:proofErr w:type="gramEnd"/>
+      <w:r>
+        <w:rPr>
+          <w:rFonts w:ascii="Aptos" w:hAnsi="Aptos"/>
+          <w:bCs w:val="0"/>
+        </w:rPr>
+        <w:br/>
+        <w:t xml:space="preserve">  leading: </w:t>
+      </w:r>
+      <w:proofErr w:type="gramStart"/>
+      <w:r>
+        <w:rPr>
+          <w:rFonts w:ascii="Aptos" w:hAnsi="Aptos"/>
+          <w:bCs w:val="0"/>
+        </w:rPr>
+        <w:t>Switch(</w:t>
+      </w:r>
+      <w:proofErr w:type="gramEnd"/>
       <w:r>
         <w:rPr>
           <w:rFonts w:ascii="Aptos" w:hAnsi="Aptos"/>
@@ -9691,6 +11260,7 @@
           <w:bCs w:val="0"/>
         </w:rPr>
       </w:pPr>
+      <w:proofErr w:type="gramStart"/>
       <w:r>
         <w:rPr>
           <w:rFonts w:ascii="Aptos" w:hAnsi="Aptos"/>
@@ -9698,21 +11268,47 @@
         </w:rPr>
         <w:t>AppBar(</w:t>
       </w:r>
-      <w:r>
-        <w:rPr>
-          <w:rFonts w:ascii="Aptos" w:hAnsi="Aptos"/>
-          <w:bCs w:val="0"/>
-        </w:rPr>
-        <w:br/>
-        <w:t xml:space="preserve">  leading: const Padding(</w:t>
-      </w:r>
-      <w:r>
-        <w:rPr>
-          <w:rFonts w:ascii="Aptos" w:hAnsi="Aptos"/>
-          <w:bCs w:val="0"/>
-        </w:rPr>
-        <w:br/>
-        <w:t xml:space="preserve">    padding: EdgeInsets.all(8),</w:t>
+      <w:proofErr w:type="gramEnd"/>
+      <w:r>
+        <w:rPr>
+          <w:rFonts w:ascii="Aptos" w:hAnsi="Aptos"/>
+          <w:bCs w:val="0"/>
+        </w:rPr>
+        <w:br/>
+        <w:t xml:space="preserve">  leading: const </w:t>
+      </w:r>
+      <w:proofErr w:type="gramStart"/>
+      <w:r>
+        <w:rPr>
+          <w:rFonts w:ascii="Aptos" w:hAnsi="Aptos"/>
+          <w:bCs w:val="0"/>
+        </w:rPr>
+        <w:t>Padding(</w:t>
+      </w:r>
+      <w:proofErr w:type="gramEnd"/>
+      <w:r>
+        <w:rPr>
+          <w:rFonts w:ascii="Aptos" w:hAnsi="Aptos"/>
+          <w:bCs w:val="0"/>
+        </w:rPr>
+        <w:br/>
+        <w:t xml:space="preserve">    padding: </w:t>
+      </w:r>
+      <w:proofErr w:type="gramStart"/>
+      <w:r>
+        <w:rPr>
+          <w:rFonts w:ascii="Aptos" w:hAnsi="Aptos"/>
+          <w:bCs w:val="0"/>
+        </w:rPr>
+        <w:t>EdgeInsets.all(</w:t>
+      </w:r>
+      <w:proofErr w:type="gramEnd"/>
+      <w:r>
+        <w:rPr>
+          <w:rFonts w:ascii="Aptos" w:hAnsi="Aptos"/>
+          <w:bCs w:val="0"/>
+        </w:rPr>
+        <w:t>8),</w:t>
       </w:r>
       <w:r>
         <w:rPr>
@@ -9727,8 +11323,17 @@
           <w:bCs w:val="0"/>
         </w:rPr>
         <w:lastRenderedPageBreak/>
-        <w:t xml:space="preserve">    child: CircleAvatar(</w:t>
-      </w:r>
+        <w:t xml:space="preserve">    child: </w:t>
+      </w:r>
+      <w:proofErr w:type="gramStart"/>
+      <w:r>
+        <w:rPr>
+          <w:rFonts w:ascii="Aptos" w:hAnsi="Aptos"/>
+          <w:bCs w:val="0"/>
+        </w:rPr>
+        <w:t>CircleAvatar(</w:t>
+      </w:r>
+      <w:proofErr w:type="gramEnd"/>
       <w:r>
         <w:rPr>
           <w:rFonts w:ascii="Aptos" w:hAnsi="Aptos"/>
@@ -9866,12 +11471,14 @@
           <w:rFonts w:ascii="Aptos" w:hAnsi="Aptos"/>
         </w:rPr>
       </w:pPr>
+      <w:proofErr w:type="gramStart"/>
       <w:r>
         <w:rPr>
           <w:rFonts w:ascii="Aptos" w:hAnsi="Aptos"/>
         </w:rPr>
         <w:t>AppBar(</w:t>
       </w:r>
+      <w:proofErr w:type="gramEnd"/>
       <w:r>
         <w:rPr>
           <w:rFonts w:ascii="Aptos" w:hAnsi="Aptos"/>
@@ -9938,6 +11545,7 @@
           <w:bCs w:val="0"/>
         </w:rPr>
       </w:pPr>
+      <w:proofErr w:type="gramStart"/>
       <w:r>
         <w:rPr>
           <w:rFonts w:ascii="Aptos" w:hAnsi="Aptos"/>
@@ -9945,6 +11553,7 @@
         </w:rPr>
         <w:t>AppBar(</w:t>
       </w:r>
+      <w:proofErr w:type="gramEnd"/>
     </w:p>
     <w:p>
       <w:pPr>
@@ -9988,22 +11597,47 @@
           <w:rFonts w:ascii="Aptos" w:hAnsi="Aptos"/>
           <w:bCs w:val="0"/>
         </w:rPr>
-        <w:t xml:space="preserve">    IconButton(</w:t>
-      </w:r>
-    </w:p>
-    <w:p>
-      <w:pPr>
-        <w:rPr>
-          <w:rFonts w:ascii="Aptos" w:hAnsi="Aptos"/>
-          <w:bCs w:val="0"/>
-        </w:rPr>
-      </w:pPr>
-      <w:r>
-        <w:rPr>
-          <w:rFonts w:ascii="Aptos" w:hAnsi="Aptos"/>
-          <w:bCs w:val="0"/>
-        </w:rPr>
-        <w:t xml:space="preserve">      icon: Icon(Icons.search),</w:t>
+        <w:t xml:space="preserve">    </w:t>
+      </w:r>
+      <w:proofErr w:type="gramStart"/>
+      <w:r>
+        <w:rPr>
+          <w:rFonts w:ascii="Aptos" w:hAnsi="Aptos"/>
+          <w:bCs w:val="0"/>
+        </w:rPr>
+        <w:t>IconButton(</w:t>
+      </w:r>
+      <w:proofErr w:type="gramEnd"/>
+    </w:p>
+    <w:p>
+      <w:pPr>
+        <w:rPr>
+          <w:rFonts w:ascii="Aptos" w:hAnsi="Aptos"/>
+          <w:bCs w:val="0"/>
+        </w:rPr>
+      </w:pPr>
+      <w:r>
+        <w:rPr>
+          <w:rFonts w:ascii="Aptos" w:hAnsi="Aptos"/>
+          <w:bCs w:val="0"/>
+        </w:rPr>
+        <w:t xml:space="preserve">      icon: </w:t>
+      </w:r>
+      <w:proofErr w:type="gramStart"/>
+      <w:r>
+        <w:rPr>
+          <w:rFonts w:ascii="Aptos" w:hAnsi="Aptos"/>
+          <w:bCs w:val="0"/>
+        </w:rPr>
+        <w:t>Icon(</w:t>
+      </w:r>
+      <w:proofErr w:type="gramEnd"/>
+      <w:r>
+        <w:rPr>
+          <w:rFonts w:ascii="Aptos" w:hAnsi="Aptos"/>
+          <w:bCs w:val="0"/>
+        </w:rPr>
+        <w:t>Icons.search),</w:t>
       </w:r>
     </w:p>
     <w:p>
@@ -10049,22 +11683,47 @@
           <w:rFonts w:ascii="Aptos" w:hAnsi="Aptos"/>
           <w:bCs w:val="0"/>
         </w:rPr>
-        <w:t xml:space="preserve">    IconButton(</w:t>
-      </w:r>
-    </w:p>
-    <w:p>
-      <w:pPr>
-        <w:rPr>
-          <w:rFonts w:ascii="Aptos" w:hAnsi="Aptos"/>
-          <w:bCs w:val="0"/>
-        </w:rPr>
-      </w:pPr>
-      <w:r>
-        <w:rPr>
-          <w:rFonts w:ascii="Aptos" w:hAnsi="Aptos"/>
-          <w:bCs w:val="0"/>
-        </w:rPr>
-        <w:t xml:space="preserve">      icon: Icon(Icons.more_vert),</w:t>
+        <w:t xml:space="preserve">    </w:t>
+      </w:r>
+      <w:proofErr w:type="gramStart"/>
+      <w:r>
+        <w:rPr>
+          <w:rFonts w:ascii="Aptos" w:hAnsi="Aptos"/>
+          <w:bCs w:val="0"/>
+        </w:rPr>
+        <w:t>IconButton(</w:t>
+      </w:r>
+      <w:proofErr w:type="gramEnd"/>
+    </w:p>
+    <w:p>
+      <w:pPr>
+        <w:rPr>
+          <w:rFonts w:ascii="Aptos" w:hAnsi="Aptos"/>
+          <w:bCs w:val="0"/>
+        </w:rPr>
+      </w:pPr>
+      <w:r>
+        <w:rPr>
+          <w:rFonts w:ascii="Aptos" w:hAnsi="Aptos"/>
+          <w:bCs w:val="0"/>
+        </w:rPr>
+        <w:t xml:space="preserve">      icon: </w:t>
+      </w:r>
+      <w:proofErr w:type="gramStart"/>
+      <w:r>
+        <w:rPr>
+          <w:rFonts w:ascii="Aptos" w:hAnsi="Aptos"/>
+          <w:bCs w:val="0"/>
+        </w:rPr>
+        <w:t>Icon(</w:t>
+      </w:r>
+      <w:proofErr w:type="gramEnd"/>
+      <w:r>
+        <w:rPr>
+          <w:rFonts w:ascii="Aptos" w:hAnsi="Aptos"/>
+          <w:bCs w:val="0"/>
+        </w:rPr>
+        <w:t>Icons.more_vert),</w:t>
       </w:r>
     </w:p>
     <w:p>
@@ -10157,6 +11816,7 @@
           <w:bCs w:val="0"/>
         </w:rPr>
       </w:pPr>
+      <w:proofErr w:type="gramStart"/>
       <w:r>
         <w:rPr>
           <w:rFonts w:ascii="Aptos" w:hAnsi="Aptos"/>
@@ -10164,6 +11824,7 @@
         </w:rPr>
         <w:t>AppBar(</w:t>
       </w:r>
+      <w:proofErr w:type="gramEnd"/>
       <w:r>
         <w:rPr>
           <w:rFonts w:ascii="Aptos" w:hAnsi="Aptos"/>
@@ -10226,6 +11887,7 @@
           <w:bCs w:val="0"/>
         </w:rPr>
       </w:pPr>
+      <w:proofErr w:type="gramStart"/>
       <w:r>
         <w:rPr>
           <w:rFonts w:ascii="Aptos" w:hAnsi="Aptos"/>
@@ -10233,6 +11895,7 @@
         </w:rPr>
         <w:t>AppBar(</w:t>
       </w:r>
+      <w:proofErr w:type="gramEnd"/>
       <w:r>
         <w:rPr>
           <w:rFonts w:ascii="Aptos" w:hAnsi="Aptos"/>
@@ -10255,7 +11918,23 @@
           <w:bCs w:val="0"/>
         </w:rPr>
         <w:br/>
-        <w:t xml:space="preserve">  title: Text('Dark Mode'),</w:t>
+        <w:t xml:space="preserve">  title: </w:t>
+      </w:r>
+      <w:proofErr w:type="gramStart"/>
+      <w:r>
+        <w:rPr>
+          <w:rFonts w:ascii="Aptos" w:hAnsi="Aptos"/>
+          <w:bCs w:val="0"/>
+        </w:rPr>
+        <w:t>Text(</w:t>
+      </w:r>
+      <w:proofErr w:type="gramEnd"/>
+      <w:r>
+        <w:rPr>
+          <w:rFonts w:ascii="Aptos" w:hAnsi="Aptos"/>
+          <w:bCs w:val="0"/>
+        </w:rPr>
+        <w:t>'Dark Mode'),</w:t>
       </w:r>
       <w:r>
         <w:rPr>
@@ -10303,6 +11982,7 @@
           <w:bCs w:val="0"/>
         </w:rPr>
       </w:pPr>
+      <w:proofErr w:type="gramStart"/>
       <w:r>
         <w:rPr>
           <w:rFonts w:ascii="Aptos" w:hAnsi="Aptos"/>
@@ -10310,6 +11990,7 @@
         </w:rPr>
         <w:t>AppBar(</w:t>
       </w:r>
+      <w:proofErr w:type="gramEnd"/>
       <w:r>
         <w:rPr>
           <w:rFonts w:ascii="Aptos" w:hAnsi="Aptos"/>
@@ -10373,6 +12054,7 @@
           <w:bCs w:val="0"/>
         </w:rPr>
       </w:pPr>
+      <w:proofErr w:type="gramStart"/>
       <w:r>
         <w:rPr>
           <w:rFonts w:ascii="Aptos" w:hAnsi="Aptos"/>
@@ -10380,6 +12062,7 @@
         </w:rPr>
         <w:t>AppBar(</w:t>
       </w:r>
+      <w:proofErr w:type="gramEnd"/>
       <w:r>
         <w:rPr>
           <w:rFonts w:ascii="Aptos" w:hAnsi="Aptos"/>
@@ -10394,7 +12077,23 @@
           <w:bCs w:val="0"/>
         </w:rPr>
         <w:br/>
-        <w:t xml:space="preserve">  title: Text('Centered Title'),</w:t>
+        <w:t xml:space="preserve">  title: </w:t>
+      </w:r>
+      <w:proofErr w:type="gramStart"/>
+      <w:r>
+        <w:rPr>
+          <w:rFonts w:ascii="Aptos" w:hAnsi="Aptos"/>
+          <w:bCs w:val="0"/>
+        </w:rPr>
+        <w:t>Text(</w:t>
+      </w:r>
+      <w:proofErr w:type="gramEnd"/>
+      <w:r>
+        <w:rPr>
+          <w:rFonts w:ascii="Aptos" w:hAnsi="Aptos"/>
+          <w:bCs w:val="0"/>
+        </w:rPr>
+        <w:t>'Centered Title'),</w:t>
       </w:r>
       <w:r>
         <w:rPr>
@@ -10442,6 +12141,7 @@
           <w:bCs w:val="0"/>
         </w:rPr>
       </w:pPr>
+      <w:proofErr w:type="gramStart"/>
       <w:r>
         <w:rPr>
           <w:rFonts w:ascii="Aptos" w:hAnsi="Aptos"/>
@@ -10449,6 +12149,7 @@
         </w:rPr>
         <w:t>AppBar(</w:t>
       </w:r>
+      <w:proofErr w:type="gramEnd"/>
       <w:r>
         <w:rPr>
           <w:rFonts w:ascii="Aptos" w:hAnsi="Aptos"/>
@@ -10463,7 +12164,23 @@
           <w:bCs w:val="0"/>
         </w:rPr>
         <w:br/>
-        <w:t xml:space="preserve">  title: Text('Tall AppBar'),</w:t>
+        <w:t xml:space="preserve">  title: </w:t>
+      </w:r>
+      <w:proofErr w:type="gramStart"/>
+      <w:r>
+        <w:rPr>
+          <w:rFonts w:ascii="Aptos" w:hAnsi="Aptos"/>
+          <w:bCs w:val="0"/>
+        </w:rPr>
+        <w:t>Text(</w:t>
+      </w:r>
+      <w:proofErr w:type="gramEnd"/>
+      <w:r>
+        <w:rPr>
+          <w:rFonts w:ascii="Aptos" w:hAnsi="Aptos"/>
+          <w:bCs w:val="0"/>
+        </w:rPr>
+        <w:t>'Tall AppBar'),</w:t>
       </w:r>
       <w:r>
         <w:rPr>
@@ -10513,6 +12230,7 @@
           <w:bCs w:val="0"/>
         </w:rPr>
       </w:pPr>
+      <w:proofErr w:type="gramStart"/>
       <w:r>
         <w:rPr>
           <w:rFonts w:ascii="Aptos" w:hAnsi="Aptos"/>
@@ -10520,6 +12238,7 @@
         </w:rPr>
         <w:t>AppBar(</w:t>
       </w:r>
+      <w:proofErr w:type="gramEnd"/>
       <w:r>
         <w:rPr>
           <w:rFonts w:ascii="Aptos" w:hAnsi="Aptos"/>
@@ -10534,23 +12253,64 @@
           <w:bCs w:val="0"/>
         </w:rPr>
         <w:br/>
-        <w:t xml:space="preserve">  leading: Padding(</w:t>
-      </w:r>
-      <w:r>
-        <w:rPr>
-          <w:rFonts w:ascii="Aptos" w:hAnsi="Aptos"/>
-          <w:bCs w:val="0"/>
-        </w:rPr>
-        <w:br/>
-        <w:t xml:space="preserve">    padding: EdgeInsets.all(8),</w:t>
-      </w:r>
-      <w:r>
-        <w:rPr>
-          <w:rFonts w:ascii="Aptos" w:hAnsi="Aptos"/>
-          <w:bCs w:val="0"/>
-        </w:rPr>
-        <w:br/>
-        <w:t xml:space="preserve">    child: CircleAvatar(),</w:t>
+        <w:t xml:space="preserve">  leading: </w:t>
+      </w:r>
+      <w:proofErr w:type="gramStart"/>
+      <w:r>
+        <w:rPr>
+          <w:rFonts w:ascii="Aptos" w:hAnsi="Aptos"/>
+          <w:bCs w:val="0"/>
+        </w:rPr>
+        <w:t>Padding(</w:t>
+      </w:r>
+      <w:proofErr w:type="gramEnd"/>
+      <w:r>
+        <w:rPr>
+          <w:rFonts w:ascii="Aptos" w:hAnsi="Aptos"/>
+          <w:bCs w:val="0"/>
+        </w:rPr>
+        <w:br/>
+        <w:t xml:space="preserve">    padding: </w:t>
+      </w:r>
+      <w:proofErr w:type="gramStart"/>
+      <w:r>
+        <w:rPr>
+          <w:rFonts w:ascii="Aptos" w:hAnsi="Aptos"/>
+          <w:bCs w:val="0"/>
+        </w:rPr>
+        <w:t>EdgeInsets.all(</w:t>
+      </w:r>
+      <w:proofErr w:type="gramEnd"/>
+      <w:r>
+        <w:rPr>
+          <w:rFonts w:ascii="Aptos" w:hAnsi="Aptos"/>
+          <w:bCs w:val="0"/>
+        </w:rPr>
+        <w:t>8),</w:t>
+      </w:r>
+      <w:r>
+        <w:rPr>
+          <w:rFonts w:ascii="Aptos" w:hAnsi="Aptos"/>
+          <w:bCs w:val="0"/>
+        </w:rPr>
+        <w:br/>
+        <w:t xml:space="preserve">    child: </w:t>
+      </w:r>
+      <w:proofErr w:type="gramStart"/>
+      <w:r>
+        <w:rPr>
+          <w:rFonts w:ascii="Aptos" w:hAnsi="Aptos"/>
+          <w:bCs w:val="0"/>
+        </w:rPr>
+        <w:t>CircleAvatar(</w:t>
+      </w:r>
+      <w:proofErr w:type="gramEnd"/>
+      <w:r>
+        <w:rPr>
+          <w:rFonts w:ascii="Aptos" w:hAnsi="Aptos"/>
+          <w:bCs w:val="0"/>
+        </w:rPr>
+        <w:t>),</w:t>
       </w:r>
       <w:r>
         <w:rPr>
@@ -10623,6 +12383,7 @@
           <w:bCs w:val="0"/>
         </w:rPr>
       </w:pPr>
+      <w:proofErr w:type="gramStart"/>
       <w:r>
         <w:rPr>
           <w:rFonts w:ascii="Aptos" w:hAnsi="Aptos"/>
@@ -10630,14 +12391,24 @@
         </w:rPr>
         <w:t>AppBar(</w:t>
       </w:r>
-      <w:r>
-        <w:rPr>
-          <w:rFonts w:ascii="Aptos" w:hAnsi="Aptos"/>
-          <w:bCs w:val="0"/>
-        </w:rPr>
-        <w:br/>
-        <w:t xml:space="preserve">  shape: RoundedRectangleBorder(</w:t>
-      </w:r>
+      <w:proofErr w:type="gramEnd"/>
+      <w:r>
+        <w:rPr>
+          <w:rFonts w:ascii="Aptos" w:hAnsi="Aptos"/>
+          <w:bCs w:val="0"/>
+        </w:rPr>
+        <w:br/>
+        <w:t xml:space="preserve">  shape: </w:t>
+      </w:r>
+      <w:proofErr w:type="gramStart"/>
+      <w:r>
+        <w:rPr>
+          <w:rFonts w:ascii="Aptos" w:hAnsi="Aptos"/>
+          <w:bCs w:val="0"/>
+        </w:rPr>
+        <w:t>RoundedRectangleBorder(</w:t>
+      </w:r>
+      <w:proofErr w:type="gramEnd"/>
       <w:r>
         <w:rPr>
           <w:rFonts w:ascii="Aptos" w:hAnsi="Aptos"/>
@@ -13223,6 +14994,7 @@
           <w:bCs w:val="0"/>
         </w:rPr>
       </w:pPr>
+      <w:proofErr w:type="gramStart"/>
       <w:r>
         <w:rPr>
           <w:rFonts w:ascii="Aptos" w:hAnsi="Aptos"/>
@@ -13230,6 +15002,7 @@
         </w:rPr>
         <w:t>AppBar(</w:t>
       </w:r>
+      <w:proofErr w:type="gramEnd"/>
       <w:r>
         <w:rPr>
           <w:rFonts w:ascii="Aptos" w:hAnsi="Aptos"/>
@@ -13244,24 +15017,51 @@
           <w:bCs w:val="0"/>
         </w:rPr>
         <w:br/>
-        <w:t xml:space="preserve">  flexibleSpace: Container(</w:t>
-      </w:r>
-      <w:r>
-        <w:rPr>
-          <w:rFonts w:ascii="Aptos" w:hAnsi="Aptos"/>
-          <w:bCs w:val="0"/>
-        </w:rPr>
-        <w:br/>
-        <w:t xml:space="preserve">    decoration: BoxDecoration(</w:t>
-      </w:r>
-      <w:r>
-        <w:rPr>
-          <w:rFonts w:ascii="Aptos" w:hAnsi="Aptos"/>
-          <w:bCs w:val="0"/>
-        </w:rPr>
-        <w:br/>
-        <w:t xml:space="preserve">      gradient: LinearGradient(</w:t>
-      </w:r>
+        <w:t xml:space="preserve">  flexibleSpace: </w:t>
+      </w:r>
+      <w:proofErr w:type="gramStart"/>
+      <w:r>
+        <w:rPr>
+          <w:rFonts w:ascii="Aptos" w:hAnsi="Aptos"/>
+          <w:bCs w:val="0"/>
+        </w:rPr>
+        <w:t>Container(</w:t>
+      </w:r>
+      <w:proofErr w:type="gramEnd"/>
+      <w:r>
+        <w:rPr>
+          <w:rFonts w:ascii="Aptos" w:hAnsi="Aptos"/>
+          <w:bCs w:val="0"/>
+        </w:rPr>
+        <w:br/>
+        <w:t xml:space="preserve">    decoration: </w:t>
+      </w:r>
+      <w:proofErr w:type="gramStart"/>
+      <w:r>
+        <w:rPr>
+          <w:rFonts w:ascii="Aptos" w:hAnsi="Aptos"/>
+          <w:bCs w:val="0"/>
+        </w:rPr>
+        <w:t>BoxDecoration(</w:t>
+      </w:r>
+      <w:proofErr w:type="gramEnd"/>
+      <w:r>
+        <w:rPr>
+          <w:rFonts w:ascii="Aptos" w:hAnsi="Aptos"/>
+          <w:bCs w:val="0"/>
+        </w:rPr>
+        <w:br/>
+        <w:t xml:space="preserve">      gradient: </w:t>
+      </w:r>
+      <w:proofErr w:type="gramStart"/>
+      <w:r>
+        <w:rPr>
+          <w:rFonts w:ascii="Aptos" w:hAnsi="Aptos"/>
+          <w:bCs w:val="0"/>
+        </w:rPr>
+        <w:t>LinearGradient(</w:t>
+      </w:r>
+      <w:proofErr w:type="gramEnd"/>
       <w:r>
         <w:rPr>
           <w:rFonts w:ascii="Aptos" w:hAnsi="Aptos"/>
@@ -13394,6 +15194,7 @@
           <w:bCs w:val="0"/>
         </w:rPr>
       </w:pPr>
+      <w:proofErr w:type="gramStart"/>
       <w:r>
         <w:rPr>
           <w:rFonts w:ascii="Aptos" w:hAnsi="Aptos"/>
@@ -13401,6 +15202,7 @@
         </w:rPr>
         <w:t>AppBar(</w:t>
       </w:r>
+      <w:proofErr w:type="gramEnd"/>
       <w:r>
         <w:rPr>
           <w:rFonts w:ascii="Aptos" w:hAnsi="Aptos"/>
@@ -13455,6 +15257,7 @@
           <w:bCs w:val="0"/>
         </w:rPr>
       </w:pPr>
+      <w:proofErr w:type="gramStart"/>
       <w:r>
         <w:rPr>
           <w:rFonts w:ascii="Aptos" w:hAnsi="Aptos"/>
@@ -13462,22 +15265,41 @@
         </w:rPr>
         <w:t>AppBar(</w:t>
       </w:r>
-      <w:r>
-        <w:rPr>
-          <w:rFonts w:ascii="Aptos" w:hAnsi="Aptos"/>
-          <w:bCs w:val="0"/>
-        </w:rPr>
-        <w:br/>
-        <w:t xml:space="preserve">  title: TextField(</w:t>
-      </w:r>
-      <w:r>
-        <w:rPr>
-          <w:rFonts w:ascii="Aptos" w:hAnsi="Aptos"/>
-          <w:bCs w:val="0"/>
-        </w:rPr>
-        <w:br/>
-        <w:t xml:space="preserve">    decoration: InputDecoration(</w:t>
-      </w:r>
+      <w:proofErr w:type="gramEnd"/>
+      <w:r>
+        <w:rPr>
+          <w:rFonts w:ascii="Aptos" w:hAnsi="Aptos"/>
+          <w:bCs w:val="0"/>
+        </w:rPr>
+        <w:br/>
+        <w:t xml:space="preserve">  title: </w:t>
+      </w:r>
+      <w:proofErr w:type="gramStart"/>
+      <w:r>
+        <w:rPr>
+          <w:rFonts w:ascii="Aptos" w:hAnsi="Aptos"/>
+          <w:bCs w:val="0"/>
+        </w:rPr>
+        <w:t>TextField(</w:t>
+      </w:r>
+      <w:proofErr w:type="gramEnd"/>
+      <w:r>
+        <w:rPr>
+          <w:rFonts w:ascii="Aptos" w:hAnsi="Aptos"/>
+          <w:bCs w:val="0"/>
+        </w:rPr>
+        <w:br/>
+        <w:t xml:space="preserve">    decoration: </w:t>
+      </w:r>
+      <w:proofErr w:type="gramStart"/>
+      <w:r>
+        <w:rPr>
+          <w:rFonts w:ascii="Aptos" w:hAnsi="Aptos"/>
+          <w:bCs w:val="0"/>
+        </w:rPr>
+        <w:t>InputDecoration(</w:t>
+      </w:r>
+      <w:proofErr w:type="gramEnd"/>
       <w:r>
         <w:rPr>
           <w:rFonts w:ascii="Aptos" w:hAnsi="Aptos"/>
@@ -13541,6 +15363,7 @@
           <w:bCs w:val="0"/>
         </w:rPr>
       </w:pPr>
+      <w:proofErr w:type="gramStart"/>
       <w:r>
         <w:rPr>
           <w:rFonts w:ascii="Aptos" w:hAnsi="Aptos"/>
@@ -13548,6 +15371,7 @@
         </w:rPr>
         <w:t>AppBar(</w:t>
       </w:r>
+      <w:proofErr w:type="gramEnd"/>
       <w:r>
         <w:rPr>
           <w:rFonts w:ascii="Aptos" w:hAnsi="Aptos"/>
@@ -13562,24 +15386,58 @@
           <w:bCs w:val="0"/>
         </w:rPr>
         <w:br/>
-        <w:t xml:space="preserve">    Padding(</w:t>
-      </w:r>
-      <w:r>
-        <w:rPr>
-          <w:rFonts w:ascii="Aptos" w:hAnsi="Aptos"/>
-          <w:bCs w:val="0"/>
-        </w:rPr>
-        <w:br/>
-        <w:t xml:space="preserve">      padding: EdgeInsets.all(8),</w:t>
-      </w:r>
-      <w:r>
-        <w:rPr>
-          <w:rFonts w:ascii="Aptos" w:hAnsi="Aptos"/>
-          <w:bCs w:val="0"/>
-        </w:rPr>
-        <w:br/>
-        <w:t xml:space="preserve">      child: CircleAvatar(</w:t>
-      </w:r>
+        <w:t xml:space="preserve">    </w:t>
+      </w:r>
+      <w:proofErr w:type="gramStart"/>
+      <w:r>
+        <w:rPr>
+          <w:rFonts w:ascii="Aptos" w:hAnsi="Aptos"/>
+          <w:bCs w:val="0"/>
+        </w:rPr>
+        <w:t>Padding(</w:t>
+      </w:r>
+      <w:proofErr w:type="gramEnd"/>
+      <w:r>
+        <w:rPr>
+          <w:rFonts w:ascii="Aptos" w:hAnsi="Aptos"/>
+          <w:bCs w:val="0"/>
+        </w:rPr>
+        <w:br/>
+        <w:t xml:space="preserve">      padding: </w:t>
+      </w:r>
+      <w:proofErr w:type="gramStart"/>
+      <w:r>
+        <w:rPr>
+          <w:rFonts w:ascii="Aptos" w:hAnsi="Aptos"/>
+          <w:bCs w:val="0"/>
+        </w:rPr>
+        <w:t>EdgeInsets.all(</w:t>
+      </w:r>
+      <w:proofErr w:type="gramEnd"/>
+      <w:r>
+        <w:rPr>
+          <w:rFonts w:ascii="Aptos" w:hAnsi="Aptos"/>
+          <w:bCs w:val="0"/>
+        </w:rPr>
+        <w:t>8),</w:t>
+      </w:r>
+      <w:r>
+        <w:rPr>
+          <w:rFonts w:ascii="Aptos" w:hAnsi="Aptos"/>
+          <w:bCs w:val="0"/>
+        </w:rPr>
+        <w:br/>
+        <w:t xml:space="preserve">      child: </w:t>
+      </w:r>
+      <w:proofErr w:type="gramStart"/>
+      <w:r>
+        <w:rPr>
+          <w:rFonts w:ascii="Aptos" w:hAnsi="Aptos"/>
+          <w:bCs w:val="0"/>
+        </w:rPr>
+        <w:t>CircleAvatar(</w:t>
+      </w:r>
+      <w:proofErr w:type="gramEnd"/>
       <w:r>
         <w:rPr>
           <w:rFonts w:ascii="Aptos" w:hAnsi="Aptos"/>
@@ -13650,6 +15508,7 @@
           <w:bCs w:val="0"/>
         </w:rPr>
       </w:pPr>
+      <w:proofErr w:type="gramStart"/>
       <w:r>
         <w:rPr>
           <w:rFonts w:ascii="Aptos" w:hAnsi="Aptos"/>
@@ -13657,22 +15516,41 @@
         </w:rPr>
         <w:t>MaterialApp(</w:t>
       </w:r>
-      <w:r>
-        <w:rPr>
-          <w:rFonts w:ascii="Aptos" w:hAnsi="Aptos"/>
-          <w:bCs w:val="0"/>
-        </w:rPr>
-        <w:br/>
-        <w:t xml:space="preserve">  theme: ThemeData(</w:t>
-      </w:r>
-      <w:r>
-        <w:rPr>
-          <w:rFonts w:ascii="Aptos" w:hAnsi="Aptos"/>
-          <w:bCs w:val="0"/>
-        </w:rPr>
-        <w:br/>
-        <w:t xml:space="preserve">    appBarTheme: AppBarTheme(</w:t>
-      </w:r>
+      <w:proofErr w:type="gramEnd"/>
+      <w:r>
+        <w:rPr>
+          <w:rFonts w:ascii="Aptos" w:hAnsi="Aptos"/>
+          <w:bCs w:val="0"/>
+        </w:rPr>
+        <w:br/>
+        <w:t xml:space="preserve">  theme: </w:t>
+      </w:r>
+      <w:proofErr w:type="gramStart"/>
+      <w:r>
+        <w:rPr>
+          <w:rFonts w:ascii="Aptos" w:hAnsi="Aptos"/>
+          <w:bCs w:val="0"/>
+        </w:rPr>
+        <w:t>ThemeData(</w:t>
+      </w:r>
+      <w:proofErr w:type="gramEnd"/>
+      <w:r>
+        <w:rPr>
+          <w:rFonts w:ascii="Aptos" w:hAnsi="Aptos"/>
+          <w:bCs w:val="0"/>
+        </w:rPr>
+        <w:br/>
+        <w:t xml:space="preserve">    appBarTheme: </w:t>
+      </w:r>
+      <w:proofErr w:type="gramStart"/>
+      <w:r>
+        <w:rPr>
+          <w:rFonts w:ascii="Aptos" w:hAnsi="Aptos"/>
+          <w:bCs w:val="0"/>
+        </w:rPr>
+        <w:t>AppBarTheme(</w:t>
+      </w:r>
+      <w:proofErr w:type="gramEnd"/>
       <w:r>
         <w:rPr>
           <w:rFonts w:ascii="Aptos" w:hAnsi="Aptos"/>
@@ -15094,7 +16972,21 @@
         <w:rPr>
           <w:rFonts w:ascii="Aptos" w:hAnsi="Aptos"/>
         </w:rPr>
-        <w:t xml:space="preserve"> SafeArea prevents content from being hidden  behind status bar, notch, or system navigation bar.</w:t>
+        <w:t xml:space="preserve"> SafeArea prevents content from being </w:t>
+      </w:r>
+      <w:proofErr w:type="gramStart"/>
+      <w:r>
+        <w:rPr>
+          <w:rFonts w:ascii="Aptos" w:hAnsi="Aptos"/>
+        </w:rPr>
+        <w:t>hidden  behind</w:t>
+      </w:r>
+      <w:proofErr w:type="gramEnd"/>
+      <w:r>
+        <w:rPr>
+          <w:rFonts w:ascii="Aptos" w:hAnsi="Aptos"/>
+        </w:rPr>
+        <w:t xml:space="preserve"> status bar, notch, or system navigation bar.</w:t>
       </w:r>
     </w:p>
     <w:p>
@@ -17574,12 +19466,21 @@
                 <w:bCs w:val="0"/>
               </w:rPr>
             </w:pPr>
+            <w:proofErr w:type="gramStart"/>
             <w:r>
               <w:rPr>
                 <w:rFonts w:ascii="Aptos" w:hAnsi="Aptos"/>
                 <w:bCs w:val="0"/>
               </w:rPr>
-              <w:t>SafeArea(child: Scaffold(...))</w:t>
+              <w:t>SafeArea(</w:t>
+            </w:r>
+            <w:proofErr w:type="gramEnd"/>
+            <w:r>
+              <w:rPr>
+                <w:rFonts w:ascii="Aptos" w:hAnsi="Aptos"/>
+                <w:bCs w:val="0"/>
+              </w:rPr>
+              <w:t>child: Scaffold(...))</w:t>
             </w:r>
           </w:p>
         </w:tc>
@@ -17655,12 +19556,21 @@
                 <w:bCs w:val="0"/>
               </w:rPr>
             </w:pPr>
+            <w:proofErr w:type="gramStart"/>
             <w:r>
               <w:rPr>
                 <w:rFonts w:ascii="Aptos" w:hAnsi="Aptos"/>
                 <w:bCs w:val="0"/>
               </w:rPr>
-              <w:t>Scaffold(body: SafeArea(...))</w:t>
+              <w:t>Scaffold(</w:t>
+            </w:r>
+            <w:proofErr w:type="gramEnd"/>
+            <w:r>
+              <w:rPr>
+                <w:rFonts w:ascii="Aptos" w:hAnsi="Aptos"/>
+                <w:bCs w:val="0"/>
+              </w:rPr>
+              <w:t>body: SafeArea(...))</w:t>
             </w:r>
           </w:p>
         </w:tc>
@@ -17737,12 +19647,21 @@
                 <w:bCs w:val="0"/>
               </w:rPr>
             </w:pPr>
+            <w:proofErr w:type="gramStart"/>
             <w:r>
               <w:rPr>
                 <w:rFonts w:ascii="Aptos" w:hAnsi="Aptos"/>
                 <w:bCs w:val="0"/>
               </w:rPr>
-              <w:t>Scaffold(bottomNavigationBar: SafeArea(...))</w:t>
+              <w:t>Scaffold(</w:t>
+            </w:r>
+            <w:proofErr w:type="gramEnd"/>
+            <w:r>
+              <w:rPr>
+                <w:rFonts w:ascii="Aptos" w:hAnsi="Aptos"/>
+                <w:bCs w:val="0"/>
+              </w:rPr>
+              <w:t>bottomNavigationBar: SafeArea(...))</w:t>
             </w:r>
           </w:p>
         </w:tc>
@@ -17809,6 +19728,2428 @@
         </w:rPr>
       </w:pPr>
     </w:p>
+    <w:p>
+      <w:pPr>
+        <w:jc w:val="center"/>
+        <w:rPr>
+          <w:b/>
+          <w:bCs w:val="0"/>
+          <w:sz w:val="44"/>
+          <w:szCs w:val="44"/>
+        </w:rPr>
+      </w:pPr>
+      <w:r>
+        <w:rPr>
+          <w:b/>
+          <w:bCs w:val="0"/>
+          <w:sz w:val="44"/>
+          <w:szCs w:val="44"/>
+          <w:highlight w:val="yellow"/>
+        </w:rPr>
+        <w:lastRenderedPageBreak/>
+        <w:t>StatefulWidget</w:t>
+      </w:r>
+    </w:p>
+    <w:p>
+      <w:pPr>
+        <w:jc w:val="center"/>
+        <w:rPr>
+          <w:sz w:val="44"/>
+          <w:szCs w:val="44"/>
+        </w:rPr>
+      </w:pPr>
+    </w:p>
+    <w:p>
+      <w:r>
+        <w:t xml:space="preserve">In Flutter, a </w:t>
+      </w:r>
+      <w:r>
+        <w:rPr>
+          <w:b/>
+        </w:rPr>
+        <w:t>Stateful Widget</w:t>
+      </w:r>
+      <w:r>
+        <w:t xml:space="preserve"> is a widget whose UI can </w:t>
+      </w:r>
+      <w:r>
+        <w:rPr>
+          <w:b/>
+        </w:rPr>
+        <w:t>change dynamically during runtime</w:t>
+      </w:r>
+      <w:r>
+        <w:t>.</w:t>
+      </w:r>
+    </w:p>
+    <w:p>
+      <w:r>
+        <w:t>Examples:</w:t>
+      </w:r>
+    </w:p>
+    <w:p>
+      <w:pPr>
+        <w:numPr>
+          <w:ilvl w:val="0"/>
+          <w:numId w:val="12"/>
+        </w:numPr>
+      </w:pPr>
+      <w:r>
+        <w:t>Counter app value changes</w:t>
+      </w:r>
+    </w:p>
+    <w:p>
+      <w:pPr>
+        <w:numPr>
+          <w:ilvl w:val="0"/>
+          <w:numId w:val="12"/>
+        </w:numPr>
+      </w:pPr>
+      <w:r>
+        <w:t>Loading spinner appears/disappears</w:t>
+      </w:r>
+    </w:p>
+    <w:p>
+      <w:pPr>
+        <w:numPr>
+          <w:ilvl w:val="0"/>
+          <w:numId w:val="12"/>
+        </w:numPr>
+      </w:pPr>
+      <w:r>
+        <w:t>Checkbox checked/unchecked</w:t>
+      </w:r>
+    </w:p>
+    <w:p>
+      <w:pPr>
+        <w:numPr>
+          <w:ilvl w:val="0"/>
+          <w:numId w:val="12"/>
+        </w:numPr>
+      </w:pPr>
+      <w:r>
+        <w:t>TextField input updates</w:t>
+      </w:r>
+    </w:p>
+    <w:p>
+      <w:pPr>
+        <w:numPr>
+          <w:ilvl w:val="0"/>
+          <w:numId w:val="12"/>
+        </w:numPr>
+      </w:pPr>
+      <w:r>
+        <w:t>API data loaded and displayed</w:t>
+      </w:r>
+    </w:p>
+    <w:p>
+      <w:r>
+        <w:pict w14:anchorId="1E38ED4A">
+          <v:rect id="_x0000_i1034" style="width:0;height:1.5pt" o:hralign="center" o:hrstd="t" o:hr="t" fillcolor="#a0a0a0" stroked="f"/>
+        </w:pict>
+      </w:r>
+    </w:p>
+    <w:p>
+      <w:pPr>
+        <w:rPr>
+          <w:b/>
+        </w:rPr>
+      </w:pPr>
+      <w:r>
+        <w:rPr>
+          <w:b/>
+        </w:rPr>
+        <w:t>1. What is a Stateful Widget?</w:t>
+      </w:r>
+    </w:p>
+    <w:p>
+      <w:r>
+        <w:t xml:space="preserve">A Stateful Widget consists of </w:t>
+      </w:r>
+      <w:r>
+        <w:rPr>
+          <w:b/>
+        </w:rPr>
+        <w:t>two classes</w:t>
+      </w:r>
+      <w:r>
+        <w:t>:</w:t>
+      </w:r>
+    </w:p>
+    <w:p>
+      <w:pPr>
+        <w:numPr>
+          <w:ilvl w:val="0"/>
+          <w:numId w:val="13"/>
+        </w:numPr>
+      </w:pPr>
+      <w:r>
+        <w:rPr>
+          <w:b/>
+        </w:rPr>
+        <w:t>StatefulWidget</w:t>
+      </w:r>
+      <w:r>
+        <w:t xml:space="preserve"> → immutable widget configuration</w:t>
+      </w:r>
+    </w:p>
+    <w:p>
+      <w:pPr>
+        <w:numPr>
+          <w:ilvl w:val="0"/>
+          <w:numId w:val="13"/>
+        </w:numPr>
+      </w:pPr>
+      <w:r>
+        <w:rPr>
+          <w:b/>
+        </w:rPr>
+        <w:t>State</w:t>
+      </w:r>
+      <w:r>
+        <w:t xml:space="preserve"> → mutable data and UI logic</w:t>
+      </w:r>
+    </w:p>
+    <w:p>
+      <w:r>
+        <w:t>StatefulWidget</w:t>
+      </w:r>
+    </w:p>
+    <w:p>
+      <w:r>
+        <w:t xml:space="preserve">      ↓ creates</w:t>
+      </w:r>
+    </w:p>
+    <w:p>
+      <w:r>
+        <w:t>State</w:t>
+      </w:r>
+    </w:p>
+    <w:p>
+      <w:r>
+        <w:t xml:space="preserve">      ↓ builds UI</w:t>
+      </w:r>
+    </w:p>
+    <w:p>
+      <w:r>
+        <w:t>Widget Tree</w:t>
+      </w:r>
+    </w:p>
+    <w:p>
+      <w:r>
+        <w:pict w14:anchorId="08F3F199">
+          <v:rect id="_x0000_i1035" style="width:0;height:1.5pt" o:hralign="center" o:hrstd="t" o:hr="t" fillcolor="#a0a0a0" stroked="f"/>
+        </w:pict>
+      </w:r>
+    </w:p>
+    <w:p>
+      <w:pPr>
+        <w:rPr>
+          <w:b/>
+        </w:rPr>
+      </w:pPr>
+      <w:r>
+        <w:rPr>
+          <w:b/>
+        </w:rPr>
+        <w:t>2. Real-Life Examples</w:t>
+      </w:r>
+    </w:p>
+    <w:p>
+      <w:pPr>
+        <w:numPr>
+          <w:ilvl w:val="0"/>
+          <w:numId w:val="14"/>
+        </w:numPr>
+      </w:pPr>
+      <w:r>
+        <w:t>Login form</w:t>
+      </w:r>
+    </w:p>
+    <w:p>
+      <w:pPr>
+        <w:numPr>
+          <w:ilvl w:val="0"/>
+          <w:numId w:val="14"/>
+        </w:numPr>
+      </w:pPr>
+      <w:r>
+        <w:lastRenderedPageBreak/>
+        <w:t>Shopping cart</w:t>
+      </w:r>
+    </w:p>
+    <w:p>
+      <w:pPr>
+        <w:numPr>
+          <w:ilvl w:val="0"/>
+          <w:numId w:val="14"/>
+        </w:numPr>
+      </w:pPr>
+      <w:r>
+        <w:t>Like button</w:t>
+      </w:r>
+    </w:p>
+    <w:p>
+      <w:pPr>
+        <w:numPr>
+          <w:ilvl w:val="0"/>
+          <w:numId w:val="14"/>
+        </w:numPr>
+      </w:pPr>
+      <w:r>
+        <w:t>Timer</w:t>
+      </w:r>
+    </w:p>
+    <w:p>
+      <w:pPr>
+        <w:numPr>
+          <w:ilvl w:val="0"/>
+          <w:numId w:val="14"/>
+        </w:numPr>
+      </w:pPr>
+      <w:r>
+        <w:t>Animation</w:t>
+      </w:r>
+    </w:p>
+    <w:p>
+      <w:pPr>
+        <w:numPr>
+          <w:ilvl w:val="0"/>
+          <w:numId w:val="14"/>
+        </w:numPr>
+      </w:pPr>
+      <w:r>
+        <w:t>Tab selection</w:t>
+      </w:r>
+    </w:p>
+    <w:p>
+      <w:r>
+        <w:pict w14:anchorId="11883986">
+          <v:rect id="_x0000_i1036" style="width:0;height:1.5pt" o:hralign="center" o:hrstd="t" o:hr="t" fillcolor="#a0a0a0" stroked="f"/>
+        </w:pict>
+      </w:r>
+    </w:p>
+    <w:p>
+      <w:pPr>
+        <w:rPr>
+          <w:b/>
+        </w:rPr>
+      </w:pPr>
+      <w:r>
+        <w:rPr>
+          <w:b/>
+        </w:rPr>
+        <w:t>3. Stateless vs Stateful Widget</w:t>
+      </w:r>
+    </w:p>
+    <w:tbl>
+      <w:tblPr>
+        <w:tblW w:w="0" w:type="auto"/>
+        <w:tblCellSpacing w:w="15" w:type="dxa"/>
+        <w:tblCellMar>
+          <w:top w:w="15" w:type="dxa"/>
+          <w:left w:w="15" w:type="dxa"/>
+          <w:bottom w:w="15" w:type="dxa"/>
+          <w:right w:w="15" w:type="dxa"/>
+        </w:tblCellMar>
+        <w:tblLook w:val="04A0" w:firstRow="1" w:lastRow="0" w:firstColumn="1" w:lastColumn="0" w:noHBand="0" w:noVBand="1"/>
+      </w:tblPr>
+      <w:tblGrid>
+        <w:gridCol w:w="1626"/>
+        <w:gridCol w:w="3008"/>
+        <w:gridCol w:w="2896"/>
+      </w:tblGrid>
+      <w:tr>
+        <w:trPr>
+          <w:tblHeader/>
+          <w:tblCellSpacing w:w="15" w:type="dxa"/>
+        </w:trPr>
+        <w:tc>
+          <w:tcPr>
+            <w:tcW w:w="0" w:type="auto"/>
+            <w:vAlign w:val="center"/>
+            <w:hideMark/>
+          </w:tcPr>
+          <w:p>
+            <w:pPr>
+              <w:rPr>
+                <w:b/>
+              </w:rPr>
+            </w:pPr>
+            <w:r>
+              <w:rPr>
+                <w:b/>
+              </w:rPr>
+              <w:t>Feature</w:t>
+            </w:r>
+          </w:p>
+        </w:tc>
+        <w:tc>
+          <w:tcPr>
+            <w:tcW w:w="0" w:type="auto"/>
+            <w:vAlign w:val="center"/>
+            <w:hideMark/>
+          </w:tcPr>
+          <w:p>
+            <w:pPr>
+              <w:rPr>
+                <w:b/>
+              </w:rPr>
+            </w:pPr>
+            <w:r>
+              <w:rPr>
+                <w:b/>
+              </w:rPr>
+              <w:t>Stateless Widget</w:t>
+            </w:r>
+          </w:p>
+        </w:tc>
+        <w:tc>
+          <w:tcPr>
+            <w:tcW w:w="0" w:type="auto"/>
+            <w:vAlign w:val="center"/>
+            <w:hideMark/>
+          </w:tcPr>
+          <w:p>
+            <w:pPr>
+              <w:rPr>
+                <w:b/>
+              </w:rPr>
+            </w:pPr>
+            <w:r>
+              <w:rPr>
+                <w:b/>
+              </w:rPr>
+              <w:t>Stateful Widget</w:t>
+            </w:r>
+          </w:p>
+        </w:tc>
+      </w:tr>
+      <w:tr>
+        <w:trPr>
+          <w:tblCellSpacing w:w="15" w:type="dxa"/>
+        </w:trPr>
+        <w:tc>
+          <w:tcPr>
+            <w:tcW w:w="0" w:type="auto"/>
+            <w:vAlign w:val="center"/>
+            <w:hideMark/>
+          </w:tcPr>
+          <w:p>
+            <w:r>
+              <w:t>Data changes</w:t>
+            </w:r>
+          </w:p>
+        </w:tc>
+        <w:tc>
+          <w:tcPr>
+            <w:tcW w:w="0" w:type="auto"/>
+            <w:vAlign w:val="center"/>
+            <w:hideMark/>
+          </w:tcPr>
+          <w:p>
+            <w:r>
+              <w:t>No</w:t>
+            </w:r>
+          </w:p>
+        </w:tc>
+        <w:tc>
+          <w:tcPr>
+            <w:tcW w:w="0" w:type="auto"/>
+            <w:vAlign w:val="center"/>
+            <w:hideMark/>
+          </w:tcPr>
+          <w:p>
+            <w:r>
+              <w:t>Yes</w:t>
+            </w:r>
+          </w:p>
+        </w:tc>
+      </w:tr>
+      <w:tr>
+        <w:trPr>
+          <w:tblCellSpacing w:w="15" w:type="dxa"/>
+        </w:trPr>
+        <w:tc>
+          <w:tcPr>
+            <w:tcW w:w="0" w:type="auto"/>
+            <w:vAlign w:val="center"/>
+            <w:hideMark/>
+          </w:tcPr>
+          <w:p>
+            <w:r>
+              <w:t>Mutable state</w:t>
+            </w:r>
+          </w:p>
+        </w:tc>
+        <w:tc>
+          <w:tcPr>
+            <w:tcW w:w="0" w:type="auto"/>
+            <w:vAlign w:val="center"/>
+            <w:hideMark/>
+          </w:tcPr>
+          <w:p>
+            <w:r>
+              <w:t>No</w:t>
+            </w:r>
+          </w:p>
+        </w:tc>
+        <w:tc>
+          <w:tcPr>
+            <w:tcW w:w="0" w:type="auto"/>
+            <w:vAlign w:val="center"/>
+            <w:hideMark/>
+          </w:tcPr>
+          <w:p>
+            <w:r>
+              <w:t>Yes</w:t>
+            </w:r>
+          </w:p>
+        </w:tc>
+      </w:tr>
+      <w:tr>
+        <w:trPr>
+          <w:tblCellSpacing w:w="15" w:type="dxa"/>
+        </w:trPr>
+        <w:tc>
+          <w:tcPr>
+            <w:tcW w:w="0" w:type="auto"/>
+            <w:vAlign w:val="center"/>
+            <w:hideMark/>
+          </w:tcPr>
+          <w:p>
+            <w:r>
+              <w:t>Rebuild UI</w:t>
+            </w:r>
+          </w:p>
+        </w:tc>
+        <w:tc>
+          <w:tcPr>
+            <w:tcW w:w="0" w:type="auto"/>
+            <w:vAlign w:val="center"/>
+            <w:hideMark/>
+          </w:tcPr>
+          <w:p>
+            <w:r>
+              <w:t>Only when parent rebuilds</w:t>
+            </w:r>
+          </w:p>
+        </w:tc>
+        <w:tc>
+          <w:tcPr>
+            <w:tcW w:w="0" w:type="auto"/>
+            <w:vAlign w:val="center"/>
+            <w:hideMark/>
+          </w:tcPr>
+          <w:p>
+            <w:r>
+              <w:t xml:space="preserve">When </w:t>
+            </w:r>
+            <w:proofErr w:type="gramStart"/>
+            <w:r>
+              <w:t>setState(</w:t>
+            </w:r>
+            <w:proofErr w:type="gramEnd"/>
+            <w:r>
+              <w:t>) is called</w:t>
+            </w:r>
+          </w:p>
+        </w:tc>
+      </w:tr>
+      <w:tr>
+        <w:trPr>
+          <w:tblCellSpacing w:w="15" w:type="dxa"/>
+        </w:trPr>
+        <w:tc>
+          <w:tcPr>
+            <w:tcW w:w="0" w:type="auto"/>
+            <w:vAlign w:val="center"/>
+            <w:hideMark/>
+          </w:tcPr>
+          <w:p>
+            <w:r>
+              <w:t>Example</w:t>
+            </w:r>
+          </w:p>
+        </w:tc>
+        <w:tc>
+          <w:tcPr>
+            <w:tcW w:w="0" w:type="auto"/>
+            <w:vAlign w:val="center"/>
+            <w:hideMark/>
+          </w:tcPr>
+          <w:p>
+            <w:r>
+              <w:t>Text, Icon</w:t>
+            </w:r>
+          </w:p>
+        </w:tc>
+        <w:tc>
+          <w:tcPr>
+            <w:tcW w:w="0" w:type="auto"/>
+            <w:vAlign w:val="center"/>
+            <w:hideMark/>
+          </w:tcPr>
+          <w:p>
+            <w:r>
+              <w:t>Counter, Form</w:t>
+            </w:r>
+          </w:p>
+        </w:tc>
+      </w:tr>
+    </w:tbl>
+    <w:p>
+      <w:r>
+        <w:pict w14:anchorId="32139356">
+          <v:rect id="_x0000_i1037" style="width:0;height:1.5pt" o:hralign="center" o:hrstd="t" o:hr="t" fillcolor="#a0a0a0" stroked="f"/>
+        </w:pict>
+      </w:r>
+    </w:p>
+    <w:p>
+      <w:pPr>
+        <w:rPr>
+          <w:b/>
+        </w:rPr>
+      </w:pPr>
+      <w:r>
+        <w:rPr>
+          <w:b/>
+        </w:rPr>
+        <w:t>4. Basic Syntax</w:t>
+      </w:r>
+    </w:p>
+    <w:p>
+      <w:r>
+        <w:t>class MyWidget extends StatefulWidget {</w:t>
+      </w:r>
+    </w:p>
+    <w:p>
+      <w:r>
+        <w:t xml:space="preserve">  const MyWidget({super.key});</w:t>
+      </w:r>
+    </w:p>
+    <w:p/>
+    <w:p>
+      <w:r>
+        <w:t xml:space="preserve">  @override</w:t>
+      </w:r>
+    </w:p>
+    <w:p>
+      <w:r>
+        <w:t xml:space="preserve">  State&lt;MyWidget&gt; </w:t>
+      </w:r>
+      <w:proofErr w:type="gramStart"/>
+      <w:r>
+        <w:t>createState(</w:t>
+      </w:r>
+      <w:proofErr w:type="gramEnd"/>
+      <w:r>
+        <w:t>) =&gt; _</w:t>
+      </w:r>
+      <w:proofErr w:type="gramStart"/>
+      <w:r>
+        <w:t>MyWidgetState(</w:t>
+      </w:r>
+      <w:proofErr w:type="gramEnd"/>
+      <w:r>
+        <w:t>);</w:t>
+      </w:r>
+    </w:p>
+    <w:p>
+      <w:r>
+        <w:t>}</w:t>
+      </w:r>
+    </w:p>
+    <w:p/>
+    <w:p>
+      <w:r>
+        <w:t>class _MyWidgetState extends State&lt;MyWidget&gt; {</w:t>
+      </w:r>
+    </w:p>
+    <w:p>
+      <w:r>
+        <w:t xml:space="preserve">  @override</w:t>
+      </w:r>
+    </w:p>
+    <w:p>
+      <w:r>
+        <w:lastRenderedPageBreak/>
+        <w:t xml:space="preserve">  Widget </w:t>
+      </w:r>
+      <w:proofErr w:type="gramStart"/>
+      <w:r>
+        <w:t>build(</w:t>
+      </w:r>
+      <w:proofErr w:type="gramEnd"/>
+      <w:r>
+        <w:t>BuildContext context) {</w:t>
+      </w:r>
+    </w:p>
+    <w:p>
+      <w:r>
+        <w:t xml:space="preserve">    return </w:t>
+      </w:r>
+      <w:proofErr w:type="gramStart"/>
+      <w:r>
+        <w:t>Container(</w:t>
+      </w:r>
+      <w:proofErr w:type="gramEnd"/>
+      <w:r>
+        <w:t>);</w:t>
+      </w:r>
+    </w:p>
+    <w:p>
+      <w:r>
+        <w:t xml:space="preserve">  }</w:t>
+      </w:r>
+    </w:p>
+    <w:p>
+      <w:r>
+        <w:t>}</w:t>
+      </w:r>
+    </w:p>
+    <w:p>
+      <w:r>
+        <w:pict w14:anchorId="340812EC">
+          <v:rect id="_x0000_i1038" style="width:0;height:1.5pt" o:hralign="center" o:hrstd="t" o:hr="t" fillcolor="#a0a0a0" stroked="f"/>
+        </w:pict>
+      </w:r>
+    </w:p>
+    <w:p>
+      <w:pPr>
+        <w:rPr>
+          <w:b/>
+        </w:rPr>
+      </w:pPr>
+      <w:r>
+        <w:rPr>
+          <w:b/>
+        </w:rPr>
+        <w:t>5. Anatomy of Stateful Widget</w:t>
+      </w:r>
+    </w:p>
+    <w:p>
+      <w:pPr>
+        <w:rPr>
+          <w:b/>
+        </w:rPr>
+      </w:pPr>
+      <w:r>
+        <w:rPr>
+          <w:b/>
+        </w:rPr>
+        <w:t>StatefulWidget Class</w:t>
+      </w:r>
+    </w:p>
+    <w:p>
+      <w:r>
+        <w:t>class CounterPage extends StatefulWidget {</w:t>
+      </w:r>
+    </w:p>
+    <w:p>
+      <w:r>
+        <w:t xml:space="preserve">  const CounterPage({super.key});</w:t>
+      </w:r>
+    </w:p>
+    <w:p/>
+    <w:p>
+      <w:r>
+        <w:t xml:space="preserve">  @override</w:t>
+      </w:r>
+    </w:p>
+    <w:p>
+      <w:r>
+        <w:t xml:space="preserve">  State&lt;CounterPage&gt; </w:t>
+      </w:r>
+      <w:proofErr w:type="gramStart"/>
+      <w:r>
+        <w:t>createState(</w:t>
+      </w:r>
+      <w:proofErr w:type="gramEnd"/>
+      <w:r>
+        <w:t>) =&gt; _</w:t>
+      </w:r>
+      <w:proofErr w:type="gramStart"/>
+      <w:r>
+        <w:t>CounterPageState(</w:t>
+      </w:r>
+      <w:proofErr w:type="gramEnd"/>
+      <w:r>
+        <w:t>);</w:t>
+      </w:r>
+    </w:p>
+    <w:p>
+      <w:r>
+        <w:t>}</w:t>
+      </w:r>
+    </w:p>
+    <w:p>
+      <w:r>
+        <w:t>Responsibilities:</w:t>
+      </w:r>
+    </w:p>
+    <w:p>
+      <w:pPr>
+        <w:numPr>
+          <w:ilvl w:val="0"/>
+          <w:numId w:val="15"/>
+        </w:numPr>
+        <w:tabs>
+          <w:tab w:val="clear" w:pos="360"/>
+          <w:tab w:val="num" w:pos="720"/>
+        </w:tabs>
+      </w:pPr>
+      <w:r>
+        <w:t>Holds immutable configuration</w:t>
+      </w:r>
+    </w:p>
+    <w:p>
+      <w:pPr>
+        <w:numPr>
+          <w:ilvl w:val="0"/>
+          <w:numId w:val="15"/>
+        </w:numPr>
+        <w:tabs>
+          <w:tab w:val="clear" w:pos="360"/>
+          <w:tab w:val="num" w:pos="720"/>
+        </w:tabs>
+      </w:pPr>
+      <w:r>
+        <w:t>Creates State object</w:t>
+      </w:r>
+    </w:p>
+    <w:p>
+      <w:r>
+        <w:pict w14:anchorId="34CAC8EB">
+          <v:rect id="_x0000_i1039" style="width:0;height:1.5pt" o:hralign="center" o:hrstd="t" o:hr="t" fillcolor="#a0a0a0" stroked="f"/>
+        </w:pict>
+      </w:r>
+    </w:p>
+    <w:p>
+      <w:pPr>
+        <w:rPr>
+          <w:b/>
+        </w:rPr>
+      </w:pPr>
+      <w:r>
+        <w:rPr>
+          <w:b/>
+        </w:rPr>
+        <w:t>State Class</w:t>
+      </w:r>
+    </w:p>
+    <w:p>
+      <w:r>
+        <w:t>class _CounterPageState extends State&lt;CounterPage&gt; {</w:t>
+      </w:r>
+    </w:p>
+    <w:p>
+      <w:r>
+        <w:t xml:space="preserve">  int counter = 0;</w:t>
+      </w:r>
+    </w:p>
+    <w:p/>
+    <w:p>
+      <w:r>
+        <w:t xml:space="preserve">  @override</w:t>
+      </w:r>
+    </w:p>
+    <w:p>
+      <w:r>
+        <w:t xml:space="preserve">  Widget </w:t>
+      </w:r>
+      <w:proofErr w:type="gramStart"/>
+      <w:r>
+        <w:t>build(</w:t>
+      </w:r>
+      <w:proofErr w:type="gramEnd"/>
+      <w:r>
+        <w:t>BuildContext context) {</w:t>
+      </w:r>
+    </w:p>
+    <w:p>
+      <w:r>
+        <w:lastRenderedPageBreak/>
+        <w:t xml:space="preserve">    return Text('$counter');</w:t>
+      </w:r>
+    </w:p>
+    <w:p>
+      <w:r>
+        <w:t xml:space="preserve">  }</w:t>
+      </w:r>
+    </w:p>
+    <w:p>
+      <w:r>
+        <w:t>}</w:t>
+      </w:r>
+    </w:p>
+    <w:p>
+      <w:r>
+        <w:t>Responsibilities:</w:t>
+      </w:r>
+    </w:p>
+    <w:p>
+      <w:pPr>
+        <w:numPr>
+          <w:ilvl w:val="0"/>
+          <w:numId w:val="16"/>
+        </w:numPr>
+      </w:pPr>
+      <w:r>
+        <w:t>Holds mutable data</w:t>
+      </w:r>
+    </w:p>
+    <w:p>
+      <w:pPr>
+        <w:numPr>
+          <w:ilvl w:val="0"/>
+          <w:numId w:val="16"/>
+        </w:numPr>
+      </w:pPr>
+      <w:r>
+        <w:t>Handles business logic</w:t>
+      </w:r>
+    </w:p>
+    <w:p>
+      <w:pPr>
+        <w:numPr>
+          <w:ilvl w:val="0"/>
+          <w:numId w:val="16"/>
+        </w:numPr>
+      </w:pPr>
+      <w:r>
+        <w:t xml:space="preserve">Rebuilds UI using </w:t>
+      </w:r>
+      <w:proofErr w:type="gramStart"/>
+      <w:r>
+        <w:t>setState(</w:t>
+      </w:r>
+      <w:proofErr w:type="gramEnd"/>
+      <w:r>
+        <w:t>)</w:t>
+      </w:r>
+    </w:p>
+    <w:p>
+      <w:r>
+        <w:pict w14:anchorId="628AA966">
+          <v:rect id="_x0000_i1040" style="width:0;height:1.5pt" o:hralign="center" o:hrstd="t" o:hr="t" fillcolor="#a0a0a0" stroked="f"/>
+        </w:pict>
+      </w:r>
+    </w:p>
+    <w:p>
+      <w:pPr>
+        <w:rPr>
+          <w:b/>
+        </w:rPr>
+      </w:pPr>
+      <w:r>
+        <w:rPr>
+          <w:b/>
+        </w:rPr>
+        <w:t>6. Counter Example</w:t>
+      </w:r>
+    </w:p>
+    <w:p>
+      <w:r>
+        <w:t>import '</w:t>
+      </w:r>
+      <w:proofErr w:type="gramStart"/>
+      <w:r>
+        <w:t>package:flutter/material.dart</w:t>
+      </w:r>
+      <w:proofErr w:type="gramEnd"/>
+      <w:r>
+        <w:t>';</w:t>
+      </w:r>
+    </w:p>
+    <w:p/>
+    <w:p>
+      <w:r>
+        <w:t xml:space="preserve">void </w:t>
+      </w:r>
+      <w:proofErr w:type="gramStart"/>
+      <w:r>
+        <w:t>main(</w:t>
+      </w:r>
+      <w:proofErr w:type="gramEnd"/>
+      <w:r>
+        <w:t>) {</w:t>
+      </w:r>
+    </w:p>
+    <w:p>
+      <w:r>
+        <w:t xml:space="preserve">  </w:t>
+      </w:r>
+      <w:proofErr w:type="gramStart"/>
+      <w:r>
+        <w:t>runApp(</w:t>
+      </w:r>
+      <w:proofErr w:type="gramEnd"/>
+      <w:r>
+        <w:t xml:space="preserve">const </w:t>
+      </w:r>
+      <w:proofErr w:type="gramStart"/>
+      <w:r>
+        <w:t>MyApp(</w:t>
+      </w:r>
+      <w:proofErr w:type="gramEnd"/>
+      <w:r>
+        <w:t>));</w:t>
+      </w:r>
+    </w:p>
+    <w:p>
+      <w:r>
+        <w:t>}</w:t>
+      </w:r>
+    </w:p>
+    <w:p/>
+    <w:p>
+      <w:r>
+        <w:t>class MyApp extends StatelessWidget {</w:t>
+      </w:r>
+    </w:p>
+    <w:p>
+      <w:r>
+        <w:t xml:space="preserve">  const MyApp({super.key});</w:t>
+      </w:r>
+    </w:p>
+    <w:p/>
+    <w:p>
+      <w:r>
+        <w:t xml:space="preserve">  @override</w:t>
+      </w:r>
+    </w:p>
+    <w:p>
+      <w:r>
+        <w:t xml:space="preserve">  Widget </w:t>
+      </w:r>
+      <w:proofErr w:type="gramStart"/>
+      <w:r>
+        <w:t>build(</w:t>
+      </w:r>
+      <w:proofErr w:type="gramEnd"/>
+      <w:r>
+        <w:t>BuildContext context) {</w:t>
+      </w:r>
+    </w:p>
+    <w:p>
+      <w:r>
+        <w:t xml:space="preserve">    return const </w:t>
+      </w:r>
+      <w:proofErr w:type="gramStart"/>
+      <w:r>
+        <w:t>MaterialApp(</w:t>
+      </w:r>
+      <w:proofErr w:type="gramEnd"/>
+    </w:p>
+    <w:p>
+      <w:r>
+        <w:t xml:space="preserve">      home: </w:t>
+      </w:r>
+      <w:proofErr w:type="gramStart"/>
+      <w:r>
+        <w:t>CounterPage(</w:t>
+      </w:r>
+      <w:proofErr w:type="gramEnd"/>
+      <w:r>
+        <w:t>),</w:t>
+      </w:r>
+    </w:p>
+    <w:p>
+      <w:r>
+        <w:t xml:space="preserve">      debugShowCheckedModeBanner: false,</w:t>
+      </w:r>
+    </w:p>
+    <w:p>
+      <w:r>
+        <w:lastRenderedPageBreak/>
+        <w:t xml:space="preserve">    );</w:t>
+      </w:r>
+    </w:p>
+    <w:p>
+      <w:r>
+        <w:t xml:space="preserve">  }</w:t>
+      </w:r>
+    </w:p>
+    <w:p>
+      <w:r>
+        <w:t>}</w:t>
+      </w:r>
+    </w:p>
+    <w:p/>
+    <w:p>
+      <w:r>
+        <w:t>class CounterPage extends StatefulWidget {</w:t>
+      </w:r>
+    </w:p>
+    <w:p>
+      <w:r>
+        <w:t xml:space="preserve">  const CounterPage({super.key});</w:t>
+      </w:r>
+    </w:p>
+    <w:p/>
+    <w:p>
+      <w:r>
+        <w:t xml:space="preserve">  @override</w:t>
+      </w:r>
+    </w:p>
+    <w:p>
+      <w:r>
+        <w:t xml:space="preserve">  State&lt;CounterPage&gt; </w:t>
+      </w:r>
+      <w:proofErr w:type="gramStart"/>
+      <w:r>
+        <w:t>createState(</w:t>
+      </w:r>
+      <w:proofErr w:type="gramEnd"/>
+      <w:r>
+        <w:t>) =&gt; _</w:t>
+      </w:r>
+      <w:proofErr w:type="gramStart"/>
+      <w:r>
+        <w:t>CounterPageState(</w:t>
+      </w:r>
+      <w:proofErr w:type="gramEnd"/>
+      <w:r>
+        <w:t>);</w:t>
+      </w:r>
+    </w:p>
+    <w:p>
+      <w:r>
+        <w:t>}</w:t>
+      </w:r>
+    </w:p>
+    <w:p/>
+    <w:p>
+      <w:r>
+        <w:t>class _CounterPageState extends State&lt;CounterPage&gt; {</w:t>
+      </w:r>
+    </w:p>
+    <w:p>
+      <w:r>
+        <w:t xml:space="preserve">  int counter = 0;</w:t>
+      </w:r>
+    </w:p>
+    <w:p/>
+    <w:p>
+      <w:r>
+        <w:t xml:space="preserve">  void </w:t>
+      </w:r>
+      <w:proofErr w:type="gramStart"/>
+      <w:r>
+        <w:t>incrementCounter(</w:t>
+      </w:r>
+      <w:proofErr w:type="gramEnd"/>
+      <w:r>
+        <w:t>) {</w:t>
+      </w:r>
+    </w:p>
+    <w:p>
+      <w:r>
+        <w:t xml:space="preserve">    </w:t>
+      </w:r>
+      <w:proofErr w:type="gramStart"/>
+      <w:r>
+        <w:t>setState(</w:t>
+      </w:r>
+      <w:proofErr w:type="gramEnd"/>
+      <w:r>
+        <w:t>() {</w:t>
+      </w:r>
+    </w:p>
+    <w:p>
+      <w:r>
+        <w:t xml:space="preserve">      counter++;</w:t>
+      </w:r>
+    </w:p>
+    <w:p>
+      <w:r>
+        <w:t xml:space="preserve">    });</w:t>
+      </w:r>
+    </w:p>
+    <w:p>
+      <w:r>
+        <w:t xml:space="preserve">  }</w:t>
+      </w:r>
+    </w:p>
+    <w:p/>
+    <w:p>
+      <w:r>
+        <w:t xml:space="preserve">  @override</w:t>
+      </w:r>
+    </w:p>
+    <w:p>
+      <w:r>
+        <w:t xml:space="preserve">  Widget </w:t>
+      </w:r>
+      <w:proofErr w:type="gramStart"/>
+      <w:r>
+        <w:t>build(</w:t>
+      </w:r>
+      <w:proofErr w:type="gramEnd"/>
+      <w:r>
+        <w:t>BuildContext context) {</w:t>
+      </w:r>
+    </w:p>
+    <w:p>
+      <w:r>
+        <w:t xml:space="preserve">    return </w:t>
+      </w:r>
+      <w:proofErr w:type="gramStart"/>
+      <w:r>
+        <w:t>Scaffold(</w:t>
+      </w:r>
+      <w:proofErr w:type="gramEnd"/>
+    </w:p>
+    <w:p>
+      <w:r>
+        <w:lastRenderedPageBreak/>
+        <w:t xml:space="preserve">      appBar: </w:t>
+      </w:r>
+      <w:proofErr w:type="gramStart"/>
+      <w:r>
+        <w:t>AppBar(</w:t>
+      </w:r>
+      <w:proofErr w:type="gramEnd"/>
+    </w:p>
+    <w:p>
+      <w:r>
+        <w:t xml:space="preserve">        title: const </w:t>
+      </w:r>
+      <w:proofErr w:type="gramStart"/>
+      <w:r>
+        <w:t>Text(</w:t>
+      </w:r>
+      <w:proofErr w:type="gramEnd"/>
+      <w:r>
+        <w:t>'Stateful Widget Demo'),</w:t>
+      </w:r>
+    </w:p>
+    <w:p>
+      <w:r>
+        <w:t xml:space="preserve">      ),</w:t>
+      </w:r>
+    </w:p>
+    <w:p>
+      <w:r>
+        <w:t xml:space="preserve">      body: </w:t>
+      </w:r>
+      <w:proofErr w:type="gramStart"/>
+      <w:r>
+        <w:t>Center(</w:t>
+      </w:r>
+      <w:proofErr w:type="gramEnd"/>
+    </w:p>
+    <w:p>
+      <w:r>
+        <w:t xml:space="preserve">        child: </w:t>
+      </w:r>
+      <w:proofErr w:type="gramStart"/>
+      <w:r>
+        <w:t>Text(</w:t>
+      </w:r>
+      <w:proofErr w:type="gramEnd"/>
+    </w:p>
+    <w:p>
+      <w:r>
+        <w:t xml:space="preserve">          'Counter: $counter',</w:t>
+      </w:r>
+    </w:p>
+    <w:p>
+      <w:r>
+        <w:t xml:space="preserve">          style: const </w:t>
+      </w:r>
+      <w:proofErr w:type="gramStart"/>
+      <w:r>
+        <w:t>TextStyle(</w:t>
+      </w:r>
+      <w:proofErr w:type="gramEnd"/>
+      <w:r>
+        <w:t>fontSize: 28),</w:t>
+      </w:r>
+    </w:p>
+    <w:p>
+      <w:r>
+        <w:t xml:space="preserve">        ),</w:t>
+      </w:r>
+    </w:p>
+    <w:p>
+      <w:r>
+        <w:t xml:space="preserve">      ),</w:t>
+      </w:r>
+    </w:p>
+    <w:p>
+      <w:r>
+        <w:t xml:space="preserve">      floatingActionButton: </w:t>
+      </w:r>
+      <w:proofErr w:type="gramStart"/>
+      <w:r>
+        <w:t>FloatingActionButton(</w:t>
+      </w:r>
+      <w:proofErr w:type="gramEnd"/>
+    </w:p>
+    <w:p>
+      <w:r>
+        <w:t xml:space="preserve">        onPressed: incrementCounter,</w:t>
+      </w:r>
+    </w:p>
+    <w:p>
+      <w:r>
+        <w:t xml:space="preserve">        child: const </w:t>
+      </w:r>
+      <w:proofErr w:type="gramStart"/>
+      <w:r>
+        <w:t>Icon(</w:t>
+      </w:r>
+      <w:proofErr w:type="gramEnd"/>
+      <w:r>
+        <w:t>Icons.add),</w:t>
+      </w:r>
+    </w:p>
+    <w:p>
+      <w:r>
+        <w:t xml:space="preserve">      ),</w:t>
+      </w:r>
+    </w:p>
+    <w:p>
+      <w:r>
+        <w:t xml:space="preserve">    );</w:t>
+      </w:r>
+    </w:p>
+    <w:p>
+      <w:r>
+        <w:t xml:space="preserve">  }</w:t>
+      </w:r>
+    </w:p>
+    <w:p>
+      <w:r>
+        <w:t>}</w:t>
+      </w:r>
+    </w:p>
+    <w:p/>
+    <w:p>
+      <w:pPr>
+        <w:rPr>
+          <w:b/>
+          <w:bCs w:val="0"/>
+        </w:rPr>
+      </w:pPr>
+      <w:r>
+        <w:rPr>
+          <w:b/>
+          <w:bCs w:val="0"/>
+        </w:rPr>
+        <w:t>ListView with State</w:t>
+      </w:r>
+    </w:p>
+    <w:p/>
+    <w:p>
+      <w:pPr>
+        <w:pStyle w:val="NoSpacing"/>
+        <w:rPr>
+          <w:b/>
+          <w:bCs w:val="0"/>
+        </w:rPr>
+      </w:pPr>
+      <w:r>
+        <w:t>import 'package:flutter/material.dart';</w:t>
+      </w:r>
+      <w:r>
+        <w:br/>
+      </w:r>
+      <w:r>
+        <w:br/>
+        <w:t>void main() {</w:t>
+      </w:r>
+      <w:r>
+        <w:br/>
+        <w:t xml:space="preserve">  runApp(const MyApp());</w:t>
+      </w:r>
+      <w:r>
+        <w:br/>
+        <w:t>}</w:t>
+      </w:r>
+      <w:r>
+        <w:br/>
+      </w:r>
+      <w:r>
+        <w:br/>
+        <w:t>class MyApp extends StatelessWidget {</w:t>
+      </w:r>
+      <w:r>
+        <w:br/>
+      </w:r>
+      <w:r>
+        <w:lastRenderedPageBreak/>
+        <w:t xml:space="preserve">  const MyApp({super.key});</w:t>
+      </w:r>
+      <w:r>
+        <w:br/>
+      </w:r>
+      <w:r>
+        <w:br/>
+        <w:t xml:space="preserve">  @override</w:t>
+      </w:r>
+      <w:r>
+        <w:br/>
+        <w:t xml:space="preserve">  Widget build(BuildContext context) {</w:t>
+      </w:r>
+      <w:r>
+        <w:br/>
+        <w:t xml:space="preserve">    return const MaterialApp(</w:t>
+      </w:r>
+      <w:r>
+        <w:br/>
+        <w:t xml:space="preserve">      debugShowCheckedModeBanner: false,</w:t>
+      </w:r>
+      <w:r>
+        <w:br/>
+        <w:t xml:space="preserve">      home: ProductListPage(),</w:t>
+      </w:r>
+      <w:r>
+        <w:br/>
+        <w:t xml:space="preserve">    );</w:t>
+      </w:r>
+      <w:r>
+        <w:br/>
+        <w:t xml:space="preserve">  }</w:t>
+      </w:r>
+      <w:r>
+        <w:br/>
+        <w:t>}</w:t>
+      </w:r>
+      <w:r>
+        <w:br/>
+      </w:r>
+      <w:r>
+        <w:br/>
+        <w:t>class ProductListPage extends StatefulWidget {</w:t>
+      </w:r>
+      <w:r>
+        <w:br/>
+        <w:t xml:space="preserve">  const ProductListPage({super.key});</w:t>
+      </w:r>
+      <w:r>
+        <w:br/>
+      </w:r>
+      <w:r>
+        <w:br/>
+        <w:t xml:space="preserve">  @override</w:t>
+      </w:r>
+      <w:r>
+        <w:br/>
+        <w:t xml:space="preserve">  State&lt;ProductListPage&gt; createState() =&gt; _ProductListPageState();</w:t>
+      </w:r>
+      <w:r>
+        <w:br/>
+        <w:t>}</w:t>
+      </w:r>
+      <w:r>
+        <w:br/>
+      </w:r>
+      <w:r>
+        <w:br/>
+        <w:t>class _ProductListPageState extends State&lt;ProductListPage&gt; {</w:t>
+      </w:r>
+      <w:r>
+        <w:br/>
+        <w:t xml:space="preserve">  </w:t>
+      </w:r>
+      <w:r>
+        <w:rPr>
+          <w:i/>
+          <w:iCs/>
+        </w:rPr>
+        <w:t>// State data</w:t>
+      </w:r>
+      <w:r>
+        <w:rPr>
+          <w:i/>
+          <w:iCs/>
+        </w:rPr>
+        <w:br/>
+        <w:t xml:space="preserve">  </w:t>
+      </w:r>
+      <w:r>
+        <w:t>final List&lt;String&gt; products = [</w:t>
+      </w:r>
+      <w:r>
+        <w:br/>
+        <w:t xml:space="preserve">    'Laptop',</w:t>
+      </w:r>
+      <w:r>
+        <w:br/>
+        <w:t xml:space="preserve">    'Mobile',</w:t>
+      </w:r>
+      <w:r>
+        <w:br/>
+        <w:t xml:space="preserve">    'Keyboard',</w:t>
+      </w:r>
+      <w:r>
+        <w:br/>
+        <w:t xml:space="preserve">    'Mouse',</w:t>
+      </w:r>
+      <w:r>
+        <w:br/>
+        <w:t xml:space="preserve">    'Monitor',</w:t>
+      </w:r>
+      <w:r>
+        <w:br/>
+        <w:t xml:space="preserve">  ];</w:t>
+      </w:r>
+      <w:r>
+        <w:br/>
+      </w:r>
+      <w:r>
+        <w:br/>
+        <w:t xml:space="preserve">  </w:t>
+      </w:r>
+      <w:r>
+        <w:rPr>
+          <w:i/>
+          <w:iCs/>
+        </w:rPr>
+        <w:t>// Add new item to the list</w:t>
+      </w:r>
+      <w:r>
+        <w:rPr>
+          <w:i/>
+          <w:iCs/>
+        </w:rPr>
+        <w:br/>
+        <w:t xml:space="preserve">  </w:t>
+      </w:r>
+      <w:r>
+        <w:t>void addProduct() {</w:t>
+      </w:r>
+      <w:r>
+        <w:br/>
+        <w:t xml:space="preserve">    setState(() {</w:t>
+      </w:r>
+      <w:r>
+        <w:br/>
+        <w:t xml:space="preserve">      products.add('Product ${products.length + 1}');</w:t>
+      </w:r>
+      <w:r>
+        <w:br/>
+        <w:t xml:space="preserve">    });</w:t>
+      </w:r>
+      <w:r>
+        <w:br/>
+        <w:t xml:space="preserve">  }</w:t>
+      </w:r>
+      <w:r>
+        <w:br/>
+      </w:r>
+      <w:r>
+        <w:br/>
+        <w:t xml:space="preserve">  </w:t>
+      </w:r>
+      <w:r>
+        <w:rPr>
+          <w:i/>
+          <w:iCs/>
+        </w:rPr>
+        <w:t>// Remove item from the list</w:t>
+      </w:r>
+      <w:r>
+        <w:rPr>
+          <w:i/>
+          <w:iCs/>
+        </w:rPr>
+        <w:br/>
+        <w:t xml:space="preserve">  </w:t>
+      </w:r>
+      <w:r>
+        <w:t>void removeProduct(int index) {</w:t>
+      </w:r>
+      <w:r>
+        <w:br/>
+      </w:r>
+      <w:r>
+        <w:lastRenderedPageBreak/>
+        <w:t xml:space="preserve">    setState(() {</w:t>
+      </w:r>
+      <w:r>
+        <w:br/>
+        <w:t xml:space="preserve">      products.removeAt(index);</w:t>
+      </w:r>
+      <w:r>
+        <w:br/>
+        <w:t xml:space="preserve">    });</w:t>
+      </w:r>
+      <w:r>
+        <w:br/>
+        <w:t xml:space="preserve">  }</w:t>
+      </w:r>
+      <w:r>
+        <w:br/>
+      </w:r>
+      <w:r>
+        <w:br/>
+        <w:t xml:space="preserve">  @override</w:t>
+      </w:r>
+      <w:r>
+        <w:br/>
+        <w:t xml:space="preserve">  Widget build(BuildContext context) {</w:t>
+      </w:r>
+      <w:r>
+        <w:br/>
+        <w:t xml:space="preserve">    return Scaffold(</w:t>
+      </w:r>
+      <w:r>
+        <w:br/>
+        <w:t xml:space="preserve">      appBar: AppBar(</w:t>
+      </w:r>
+      <w:r>
+        <w:br/>
+        <w:t xml:space="preserve">        title: const Text('Stateful ListView Example'),</w:t>
+      </w:r>
+      <w:r>
+        <w:br/>
+        <w:t xml:space="preserve">      ),</w:t>
+      </w:r>
+      <w:r>
+        <w:br/>
+      </w:r>
+      <w:r>
+        <w:br/>
+        <w:t xml:space="preserve">      </w:t>
+      </w:r>
+      <w:r>
+        <w:rPr>
+          <w:i/>
+          <w:iCs/>
+        </w:rPr>
+        <w:t>// ListView uses the state variable `products`</w:t>
+      </w:r>
+      <w:r>
+        <w:rPr>
+          <w:i/>
+          <w:iCs/>
+        </w:rPr>
+        <w:br/>
+        <w:t xml:space="preserve">      </w:t>
+      </w:r>
+      <w:r>
+        <w:t>body: ListView.builder(</w:t>
+      </w:r>
+      <w:r>
+        <w:br/>
+        <w:t xml:space="preserve">        itemCount: products.length,</w:t>
+      </w:r>
+      <w:r>
+        <w:br/>
+        <w:t xml:space="preserve">        itemBuilder: (context, index) {</w:t>
+      </w:r>
+      <w:r>
+        <w:br/>
+        <w:t xml:space="preserve">          return ListTile(</w:t>
+      </w:r>
+      <w:r>
+        <w:br/>
+        <w:t xml:space="preserve">            leading: const Icon(Icons.</w:t>
+      </w:r>
+      <w:r>
+        <w:rPr>
+          <w:i/>
+          <w:iCs/>
+        </w:rPr>
+        <w:t>shopping_cart</w:t>
+      </w:r>
+      <w:r>
+        <w:t>),</w:t>
+      </w:r>
+      <w:r>
+        <w:br/>
+        <w:t xml:space="preserve">            title: Text(products[index]),</w:t>
+      </w:r>
+      <w:r>
+        <w:br/>
+        <w:t xml:space="preserve">            trailing: IconButton(</w:t>
+      </w:r>
+      <w:r>
+        <w:br/>
+        <w:t xml:space="preserve">              icon: const Icon(Icons.</w:t>
+      </w:r>
+      <w:r>
+        <w:rPr>
+          <w:i/>
+          <w:iCs/>
+        </w:rPr>
+        <w:t>delete</w:t>
+      </w:r>
+      <w:r>
+        <w:t>, color: Colors.</w:t>
+      </w:r>
+      <w:r>
+        <w:rPr>
+          <w:i/>
+          <w:iCs/>
+        </w:rPr>
+        <w:t>red</w:t>
+      </w:r>
+      <w:r>
+        <w:t>),</w:t>
+      </w:r>
+      <w:r>
+        <w:br/>
+        <w:t xml:space="preserve">              onPressed: () =&gt; removeProduct(index),</w:t>
+      </w:r>
+      <w:r>
+        <w:br/>
+        <w:t xml:space="preserve">            ),</w:t>
+      </w:r>
+      <w:r>
+        <w:br/>
+        <w:t xml:space="preserve">          );</w:t>
+      </w:r>
+      <w:r>
+        <w:br/>
+        <w:t xml:space="preserve">        },</w:t>
+      </w:r>
+      <w:r>
+        <w:br/>
+        <w:t xml:space="preserve">      ),</w:t>
+      </w:r>
+      <w:r>
+        <w:br/>
+      </w:r>
+      <w:r>
+        <w:br/>
+        <w:t xml:space="preserve">      </w:t>
+      </w:r>
+      <w:r>
+        <w:rPr>
+          <w:i/>
+          <w:iCs/>
+        </w:rPr>
+        <w:t>// Button to add new items dynamically</w:t>
+      </w:r>
+      <w:r>
+        <w:rPr>
+          <w:i/>
+          <w:iCs/>
+        </w:rPr>
+        <w:br/>
+        <w:t xml:space="preserve">      </w:t>
+      </w:r>
+      <w:r>
+        <w:t>floatingActionButton: FloatingActionButton(</w:t>
+      </w:r>
+      <w:r>
+        <w:br/>
+        <w:t xml:space="preserve">        onPressed: addProduct,</w:t>
+      </w:r>
+      <w:r>
+        <w:br/>
+        <w:t xml:space="preserve">        child: const Icon(Icons.</w:t>
+      </w:r>
+      <w:r>
+        <w:rPr>
+          <w:i/>
+          <w:iCs/>
+        </w:rPr>
+        <w:t>add</w:t>
+      </w:r>
+      <w:r>
+        <w:t>),</w:t>
+      </w:r>
+      <w:r>
+        <w:br/>
+        <w:t xml:space="preserve">      ),</w:t>
+      </w:r>
+      <w:r>
+        <w:br/>
+        <w:t xml:space="preserve">    );</w:t>
+      </w:r>
+      <w:r>
+        <w:br/>
+        <w:t xml:space="preserve">  }</w:t>
+      </w:r>
+      <w:r>
+        <w:rPr>
+          <w:b/>
+          <w:bCs w:val="0"/>
+        </w:rPr>
+        <w:br/>
+        <w:t>}</w:t>
+      </w:r>
+    </w:p>
+    <w:p>
+      <w:pPr>
+        <w:rPr>
+          <w:b/>
+          <w:bCs w:val="0"/>
+        </w:rPr>
+      </w:pPr>
+    </w:p>
+    <w:p>
+      <w:pPr>
+        <w:rPr>
+          <w:b/>
+          <w:bCs w:val="0"/>
+          <w:highlight w:val="yellow"/>
+        </w:rPr>
+      </w:pPr>
+    </w:p>
+    <w:p>
+      <w:pPr>
+        <w:rPr>
+          <w:b/>
+          <w:bCs w:val="0"/>
+          <w:highlight w:val="yellow"/>
+        </w:rPr>
+      </w:pPr>
+    </w:p>
+    <w:p>
+      <w:pPr>
+        <w:rPr>
+          <w:b/>
+          <w:bCs w:val="0"/>
+          <w:highlight w:val="yellow"/>
+        </w:rPr>
+      </w:pPr>
+    </w:p>
+    <w:p>
+      <w:pPr>
+        <w:rPr>
+          <w:b/>
+          <w:bCs w:val="0"/>
+        </w:rPr>
+      </w:pPr>
+      <w:r>
+        <w:rPr>
+          <w:b/>
+          <w:bCs w:val="0"/>
+          <w:highlight w:val="yellow"/>
+        </w:rPr>
+        <w:t>H</w:t>
+      </w:r>
+      <w:r>
+        <w:rPr>
+          <w:b/>
+          <w:bCs w:val="0"/>
+          <w:highlight w:val="yellow"/>
+        </w:rPr>
+        <w:t>ow to select a product and show dialog</w:t>
+      </w:r>
+      <w:r>
+        <w:rPr>
+          <w:b/>
+          <w:bCs w:val="0"/>
+        </w:rPr>
+        <w:t>?</w:t>
+      </w:r>
+    </w:p>
+    <w:p>
+      <w:pPr>
+        <w:pStyle w:val="ListParagraph"/>
+        <w:numPr>
+          <w:ilvl w:val="0"/>
+          <w:numId w:val="17"/>
+        </w:numPr>
+      </w:pPr>
+      <w:r>
+        <w:t xml:space="preserve">Creating a Stateful Widget </w:t>
+      </w:r>
+    </w:p>
+    <w:p>
+      <w:pPr>
+        <w:pStyle w:val="ListParagraph"/>
+        <w:numPr>
+          <w:ilvl w:val="0"/>
+          <w:numId w:val="17"/>
+        </w:numPr>
+      </w:pPr>
+      <w:r>
+        <w:t xml:space="preserve">Displaying products in a ListView </w:t>
+      </w:r>
+    </w:p>
+    <w:p>
+      <w:pPr>
+        <w:pStyle w:val="ListParagraph"/>
+        <w:numPr>
+          <w:ilvl w:val="0"/>
+          <w:numId w:val="17"/>
+        </w:numPr>
+      </w:pPr>
+      <w:r>
+        <w:t xml:space="preserve">Selecting a product with onTap </w:t>
+      </w:r>
+    </w:p>
+    <w:p>
+      <w:pPr>
+        <w:pStyle w:val="ListParagraph"/>
+        <w:numPr>
+          <w:ilvl w:val="0"/>
+          <w:numId w:val="17"/>
+        </w:numPr>
+      </w:pPr>
+      <w:r>
+        <w:t xml:space="preserve">Showing an AlertDialog </w:t>
+      </w:r>
+    </w:p>
+    <w:p>
+      <w:pPr>
+        <w:pStyle w:val="ListParagraph"/>
+        <w:numPr>
+          <w:ilvl w:val="0"/>
+          <w:numId w:val="17"/>
+        </w:numPr>
+      </w:pPr>
+      <w:r>
+        <w:t xml:space="preserve">Adding products dynamically </w:t>
+      </w:r>
+    </w:p>
+    <w:p>
+      <w:pPr>
+        <w:pStyle w:val="ListParagraph"/>
+        <w:numPr>
+          <w:ilvl w:val="0"/>
+          <w:numId w:val="17"/>
+        </w:numPr>
+      </w:pPr>
+      <w:r>
+        <w:t>Removing products from the list</w:t>
+      </w:r>
+    </w:p>
+    <w:p>
+      <w:pPr>
+        <w:rPr>
+          <w:b/>
+          <w:bCs w:val="0"/>
+        </w:rPr>
+      </w:pPr>
+    </w:p>
+    <w:p>
+      <w:r>
+        <w:t>import 'package:flutter/material.dart';</w:t>
+      </w:r>
+      <w:r>
+        <w:br/>
+      </w:r>
+      <w:r>
+        <w:br/>
+        <w:t>void main() {</w:t>
+      </w:r>
+      <w:r>
+        <w:br/>
+        <w:t xml:space="preserve">  runApp(const MyApp());</w:t>
+      </w:r>
+      <w:r>
+        <w:br/>
+        <w:t>}</w:t>
+      </w:r>
+      <w:r>
+        <w:br/>
+      </w:r>
+      <w:r>
+        <w:br/>
+        <w:t>class MyApp extends StatelessWidget {</w:t>
+      </w:r>
+      <w:r>
+        <w:br/>
+        <w:t xml:space="preserve">  const MyApp({super.key});</w:t>
+      </w:r>
+      <w:r>
+        <w:br/>
+      </w:r>
+      <w:r>
+        <w:br/>
+        <w:t xml:space="preserve">  @override</w:t>
+      </w:r>
+      <w:r>
+        <w:br/>
+        <w:t xml:space="preserve">  Widget build(BuildContext context) {</w:t>
+      </w:r>
+      <w:r>
+        <w:br/>
+        <w:t xml:space="preserve">    return const MaterialApp(</w:t>
+      </w:r>
+      <w:r>
+        <w:br/>
+        <w:t xml:space="preserve">      debugShowCheckedModeBanner: false,</w:t>
+      </w:r>
+      <w:r>
+        <w:br/>
+        <w:t xml:space="preserve">      home: ProductListPage(),</w:t>
+      </w:r>
+      <w:r>
+        <w:br/>
+        <w:t xml:space="preserve">    );</w:t>
+      </w:r>
+      <w:r>
+        <w:br/>
+        <w:t xml:space="preserve">  }</w:t>
+      </w:r>
+      <w:r>
+        <w:br/>
+        <w:t>}</w:t>
+      </w:r>
+      <w:r>
+        <w:br/>
+      </w:r>
+      <w:r>
+        <w:br/>
+        <w:t>class ProductListPage extends StatefulWidget {</w:t>
+      </w:r>
+      <w:r>
+        <w:br/>
+        <w:t xml:space="preserve">  const ProductListPage({super.key});</w:t>
+      </w:r>
+      <w:r>
+        <w:br/>
+      </w:r>
+      <w:r>
+        <w:lastRenderedPageBreak/>
+        <w:br/>
+        <w:t xml:space="preserve">  @override</w:t>
+      </w:r>
+      <w:r>
+        <w:br/>
+        <w:t xml:space="preserve">  State&lt;ProductListPage&gt; createState() =&gt; _ProductListPageState();</w:t>
+      </w:r>
+      <w:r>
+        <w:br/>
+        <w:t>}</w:t>
+      </w:r>
+      <w:r>
+        <w:br/>
+      </w:r>
+      <w:r>
+        <w:br/>
+        <w:t>class _ProductListPageState extends State&lt;ProductListPage&gt; {</w:t>
+      </w:r>
+      <w:r>
+        <w:br/>
+        <w:t xml:space="preserve">  final List&lt;String&gt; products = [</w:t>
+      </w:r>
+      <w:r>
+        <w:br/>
+        <w:t xml:space="preserve">    'Laptop',</w:t>
+      </w:r>
+      <w:r>
+        <w:br/>
+        <w:t xml:space="preserve">    'Mobile',</w:t>
+      </w:r>
+      <w:r>
+        <w:br/>
+        <w:t xml:space="preserve">    'Keyboard',</w:t>
+      </w:r>
+      <w:r>
+        <w:br/>
+        <w:t xml:space="preserve">    'Mouse',</w:t>
+      </w:r>
+      <w:r>
+        <w:br/>
+        <w:t xml:space="preserve">    'Monitor',</w:t>
+      </w:r>
+      <w:r>
+        <w:br/>
+        <w:t xml:space="preserve">  ];</w:t>
+      </w:r>
+      <w:r>
+        <w:br/>
+      </w:r>
+      <w:r>
+        <w:br/>
+        <w:t xml:space="preserve">  </w:t>
+      </w:r>
+      <w:r>
+        <w:rPr>
+          <w:i/>
+          <w:iCs/>
+        </w:rPr>
+        <w:t>// Called when user taps a product</w:t>
+      </w:r>
+      <w:r>
+        <w:rPr>
+          <w:i/>
+          <w:iCs/>
+        </w:rPr>
+        <w:br/>
+        <w:t xml:space="preserve">  </w:t>
+      </w:r>
+      <w:r>
+        <w:t>void showProductDialog(String product) {</w:t>
+      </w:r>
+      <w:r>
+        <w:br/>
+        <w:t xml:space="preserve">    showDialog(</w:t>
+      </w:r>
+      <w:r>
+        <w:br/>
+        <w:t xml:space="preserve">      context: context,</w:t>
+      </w:r>
+      <w:r>
+        <w:br/>
+        <w:t xml:space="preserve">      builder: (context) {</w:t>
+      </w:r>
+      <w:r>
+        <w:br/>
+        <w:t xml:space="preserve">        return AlertDialog(</w:t>
+      </w:r>
+      <w:r>
+        <w:br/>
+        <w:t xml:space="preserve">          title: const Text('Selected Product'),</w:t>
+      </w:r>
+      <w:r>
+        <w:br/>
+        <w:t xml:space="preserve">          content: Text('You selected: $product'),</w:t>
+      </w:r>
+      <w:r>
+        <w:br/>
+        <w:t xml:space="preserve">          actions: [</w:t>
+      </w:r>
+      <w:r>
+        <w:br/>
+        <w:t xml:space="preserve">            TextButton(</w:t>
+      </w:r>
+      <w:r>
+        <w:br/>
+        <w:t xml:space="preserve">              onPressed: () {</w:t>
+      </w:r>
+      <w:r>
+        <w:br/>
+        <w:t xml:space="preserve">                Navigator.</w:t>
+      </w:r>
+      <w:r>
+        <w:rPr>
+          <w:i/>
+          <w:iCs/>
+        </w:rPr>
+        <w:t>pop</w:t>
+      </w:r>
+      <w:r>
+        <w:t xml:space="preserve">(context); </w:t>
+      </w:r>
+      <w:r>
+        <w:rPr>
+          <w:i/>
+          <w:iCs/>
+        </w:rPr>
+        <w:t>// Close dialog</w:t>
+      </w:r>
+      <w:r>
+        <w:rPr>
+          <w:i/>
+          <w:iCs/>
+        </w:rPr>
+        <w:br/>
+        <w:t xml:space="preserve">              </w:t>
+      </w:r>
+      <w:r>
+        <w:t>},</w:t>
+      </w:r>
+      <w:r>
+        <w:br/>
+        <w:t xml:space="preserve">              child: const Text('OK'),</w:t>
+      </w:r>
+      <w:r>
+        <w:br/>
+        <w:t xml:space="preserve">            ),</w:t>
+      </w:r>
+      <w:r>
+        <w:br/>
+        <w:t xml:space="preserve">          ],</w:t>
+      </w:r>
+      <w:r>
+        <w:br/>
+        <w:t xml:space="preserve">        );</w:t>
+      </w:r>
+      <w:r>
+        <w:br/>
+        <w:t xml:space="preserve">      },</w:t>
+      </w:r>
+      <w:r>
+        <w:br/>
+      </w:r>
+      <w:r>
+        <w:lastRenderedPageBreak/>
+        <w:t xml:space="preserve">    );</w:t>
+      </w:r>
+      <w:r>
+        <w:br/>
+        <w:t xml:space="preserve">  }</w:t>
+      </w:r>
+      <w:r>
+        <w:br/>
+      </w:r>
+      <w:r>
+        <w:br/>
+        <w:t xml:space="preserve">  </w:t>
+      </w:r>
+      <w:r>
+        <w:rPr>
+          <w:i/>
+          <w:iCs/>
+        </w:rPr>
+        <w:t>// Add product dynamically</w:t>
+      </w:r>
+      <w:r>
+        <w:rPr>
+          <w:i/>
+          <w:iCs/>
+        </w:rPr>
+        <w:br/>
+        <w:t xml:space="preserve">  </w:t>
+      </w:r>
+      <w:r>
+        <w:t>void addProduct() {</w:t>
+      </w:r>
+      <w:r>
+        <w:br/>
+        <w:t xml:space="preserve">    setState(() {</w:t>
+      </w:r>
+      <w:r>
+        <w:br/>
+        <w:t xml:space="preserve">      products.add('Product ${products.length + 1}');</w:t>
+      </w:r>
+      <w:r>
+        <w:br/>
+        <w:t xml:space="preserve">    });</w:t>
+      </w:r>
+      <w:r>
+        <w:br/>
+        <w:t xml:space="preserve">  }</w:t>
+      </w:r>
+      <w:r>
+        <w:br/>
+      </w:r>
+      <w:r>
+        <w:br/>
+        <w:t xml:space="preserve">  </w:t>
+      </w:r>
+      <w:r>
+        <w:rPr>
+          <w:i/>
+          <w:iCs/>
+        </w:rPr>
+        <w:t>// Remove product</w:t>
+      </w:r>
+      <w:r>
+        <w:rPr>
+          <w:i/>
+          <w:iCs/>
+        </w:rPr>
+        <w:br/>
+        <w:t xml:space="preserve">  </w:t>
+      </w:r>
+      <w:r>
+        <w:t>void removeProduct(int index) {</w:t>
+      </w:r>
+      <w:r>
+        <w:br/>
+        <w:t xml:space="preserve">    setState(() {</w:t>
+      </w:r>
+      <w:r>
+        <w:br/>
+        <w:t xml:space="preserve">      products.removeAt(index);</w:t>
+      </w:r>
+      <w:r>
+        <w:br/>
+        <w:t xml:space="preserve">    });</w:t>
+      </w:r>
+      <w:r>
+        <w:br/>
+        <w:t xml:space="preserve">  }</w:t>
+      </w:r>
+      <w:r>
+        <w:br/>
+      </w:r>
+      <w:r>
+        <w:br/>
+        <w:t xml:space="preserve">  @override</w:t>
+      </w:r>
+      <w:r>
+        <w:br/>
+        <w:t xml:space="preserve">  Widget build(BuildContext context) {</w:t>
+      </w:r>
+      <w:r>
+        <w:br/>
+        <w:t xml:space="preserve">    return Scaffold(</w:t>
+      </w:r>
+      <w:r>
+        <w:br/>
+        <w:t xml:space="preserve">      appBar: AppBar(</w:t>
+      </w:r>
+      <w:r>
+        <w:br/>
+        <w:t xml:space="preserve">        title: const Text('Product List'),</w:t>
+      </w:r>
+      <w:r>
+        <w:br/>
+        <w:t xml:space="preserve">      ),</w:t>
+      </w:r>
+      <w:r>
+        <w:br/>
+        <w:t xml:space="preserve">      body: ListView.builder(</w:t>
+      </w:r>
+      <w:r>
+        <w:br/>
+        <w:t xml:space="preserve">        itemCount: products.length,</w:t>
+      </w:r>
+      <w:r>
+        <w:br/>
+        <w:t xml:space="preserve">        itemBuilder: (context, index) {</w:t>
+      </w:r>
+      <w:r>
+        <w:br/>
+        <w:t xml:space="preserve">          return ListTile(</w:t>
+      </w:r>
+      <w:r>
+        <w:br/>
+        <w:t xml:space="preserve">            leading: const Icon(Icons.</w:t>
+      </w:r>
+      <w:r>
+        <w:rPr>
+          <w:i/>
+          <w:iCs/>
+        </w:rPr>
+        <w:t>shopping_cart</w:t>
+      </w:r>
+      <w:r>
+        <w:t>),</w:t>
+      </w:r>
+      <w:r>
+        <w:br/>
+        <w:t xml:space="preserve">            title: Text(products[index]),</w:t>
+      </w:r>
+      <w:r>
+        <w:br/>
+      </w:r>
+      <w:r>
+        <w:br/>
+        <w:t xml:space="preserve">            </w:t>
+      </w:r>
+      <w:r>
+        <w:rPr>
+          <w:i/>
+          <w:iCs/>
+        </w:rPr>
+        <w:t>// Tap on product to show dialog</w:t>
+      </w:r>
+      <w:r>
+        <w:rPr>
+          <w:i/>
+          <w:iCs/>
+        </w:rPr>
+        <w:br/>
+        <w:t xml:space="preserve">            </w:t>
+      </w:r>
+      <w:r>
+        <w:t>onTap: () {</w:t>
+      </w:r>
+      <w:r>
+        <w:br/>
+      </w:r>
+      <w:r>
+        <w:lastRenderedPageBreak/>
+        <w:t xml:space="preserve">              showProductDialog(products[index]);</w:t>
+      </w:r>
+      <w:r>
+        <w:br/>
+        <w:t xml:space="preserve">            },</w:t>
+      </w:r>
+      <w:r>
+        <w:br/>
+      </w:r>
+      <w:r>
+        <w:br/>
+        <w:t xml:space="preserve">            trailing: IconButton(</w:t>
+      </w:r>
+      <w:r>
+        <w:br/>
+        <w:t xml:space="preserve">              icon: const Icon(Icons.</w:t>
+      </w:r>
+      <w:r>
+        <w:rPr>
+          <w:i/>
+          <w:iCs/>
+        </w:rPr>
+        <w:t>delete</w:t>
+      </w:r>
+      <w:r>
+        <w:t>, color: Colors.</w:t>
+      </w:r>
+      <w:r>
+        <w:rPr>
+          <w:i/>
+          <w:iCs/>
+        </w:rPr>
+        <w:t>red</w:t>
+      </w:r>
+      <w:r>
+        <w:t>),</w:t>
+      </w:r>
+      <w:r>
+        <w:br/>
+        <w:t xml:space="preserve">              onPressed: () =&gt; removeProduct(index),</w:t>
+      </w:r>
+      <w:r>
+        <w:br/>
+        <w:t xml:space="preserve">            ),</w:t>
+      </w:r>
+      <w:r>
+        <w:br/>
+        <w:t xml:space="preserve">          );</w:t>
+      </w:r>
+      <w:r>
+        <w:br/>
+        <w:t xml:space="preserve">        },</w:t>
+      </w:r>
+      <w:r>
+        <w:br/>
+        <w:t xml:space="preserve">      ),</w:t>
+      </w:r>
+      <w:r>
+        <w:br/>
+        <w:t xml:space="preserve">      floatingActionButton: FloatingActionButton(</w:t>
+      </w:r>
+      <w:r>
+        <w:br/>
+        <w:t xml:space="preserve">        onPressed: addProduct,</w:t>
+      </w:r>
+      <w:r>
+        <w:br/>
+        <w:t xml:space="preserve">        child: const Icon(Icons.</w:t>
+      </w:r>
+      <w:r>
+        <w:rPr>
+          <w:i/>
+          <w:iCs/>
+        </w:rPr>
+        <w:t>add</w:t>
+      </w:r>
+      <w:r>
+        <w:t>),</w:t>
+      </w:r>
+      <w:r>
+        <w:br/>
+        <w:t xml:space="preserve">      ),</w:t>
+      </w:r>
+      <w:r>
+        <w:br/>
+        <w:t xml:space="preserve">    );</w:t>
+      </w:r>
+      <w:r>
+        <w:br/>
+        <w:t xml:space="preserve">  }</w:t>
+      </w:r>
+      <w:r>
+        <w:br/>
+        <w:t>}</w:t>
+      </w:r>
+    </w:p>
+    <w:p>
+      <w:pPr>
+        <w:rPr>
+          <w:sz w:val="44"/>
+          <w:szCs w:val="44"/>
+        </w:rPr>
+      </w:pPr>
+    </w:p>
     <w:sectPr>
       <w:pgSz w:w="12240" w:h="15840"/>
       <w:pgMar w:top="1440" w:right="1440" w:bottom="1440" w:left="1440" w:header="720" w:footer="720" w:gutter="0"/>
@@ -17822,348 +22163,9 @@
 <file path=word/numbering.xml><?xml version="1.0" encoding="utf-8"?>
 <w:numbering xmlns:wpc="http://schemas.microsoft.com/office/word/2010/wordprocessingCanvas" xmlns:cx="http://schemas.microsoft.com/office/drawing/2014/chartex" xmlns:cx1="http://schemas.microsoft.com/office/drawing/2015/9/8/chartex" xmlns:cx2="http://schemas.microsoft.com/office/drawing/2015/10/21/chartex" xmlns:cx3="http://schemas.microsoft.com/office/drawing/2016/5/9/chartex" xmlns:cx4="http://schemas.microsoft.com/office/drawing/2016/5/10/chartex" xmlns:cx5="http://schemas.microsoft.com/office/drawing/2016/5/11/chartex" xmlns:cx6="http://schemas.microsoft.com/office/drawing/2016/5/12/chartex" xmlns:cx7="http://schemas.microsoft.com/office/drawing/2016/5/13/chartex" xmlns:cx8="http://schemas.microsoft.com/office/drawing/2016/5/14/chartex" xmlns:mc="http://schemas.openxmlformats.org/markup-compatibility/2006" xmlns:aink="http://schemas.microsoft.com/office/drawing/2016/ink" xmlns:am3d="http://schemas.microsoft.com/office/drawing/2017/model3d" xmlns:o="urn:schemas-microsoft-com:office:office" xmlns:oel="http://schemas.microsoft.com/office/2019/extlst" xmlns:r="http://schemas.openxmlformats.org/officeDocument/2006/relationships" xmlns:m="http://schemas.openxmlformats.org/officeDocument/2006/math" xmlns:v="urn:schemas-microsoft-com:vml" xmlns:wp14="http://schemas.microsoft.com/office/word/2010/wordprocessingDrawing" xmlns:wp="http://schemas.openxmlformats.org/drawingml/2006/wordprocessingDrawing" xmlns:w10="urn:schemas-microsoft-com:office:word" xmlns:w="http://schemas.openxmlformats.org/wordprocessingml/2006/main" xmlns:w14="http://schemas.microsoft.com/office/word/2010/wordml" xmlns:w15="http://schemas.microsoft.com/office/word/2012/wordml" xmlns:w16cex="http://schemas.microsoft.com/office/word/2018/wordml/cex" xmlns:w16cid="http://schemas.microsoft.com/office/word/2016/wordml/cid" xmlns:w16="http://schemas.microsoft.com/office/word/2018/wordml" xmlns:w16du="http://schemas.microsoft.com/office/word/2023/wordml/word16du" xmlns:w16sdtdh="http://schemas.microsoft.com/office/word/2020/wordml/sdtdatahash" xmlns:w16sdtfl="http://schemas.microsoft.com/office/word/2024/wordml/sdtformatlock" xmlns:w16se="http://schemas.microsoft.com/office/word/2015/wordml/symex" xmlns:wpg="http://schemas.microsoft.com/office/word/2010/wordprocessingGroup" xmlns:wpi="http://schemas.microsoft.com/office/word/2010/wordprocessingInk" xmlns:wne="http://schemas.microsoft.com/office/word/2006/wordml" xmlns:wps="http://schemas.microsoft.com/office/word/2010/wordprocessingShape" mc:Ignorable="w14 w15 w16se w16cid w16 w16cex w16sdtdh w16sdtfl w16du wp14">
   <w:abstractNum w:abstractNumId="0" w15:restartNumberingAfterBreak="0">
-    <w:nsid w:val="08D61FA2"/>
-    <w:multiLevelType w:val="hybridMultilevel"/>
-    <w:tmpl w:val="9CF04896"/>
-    <w:lvl w:ilvl="0" w:tplc="04090001">
-      <w:start w:val="1"/>
-      <w:numFmt w:val="bullet"/>
-      <w:lvlText w:val=""/>
-      <w:lvlJc w:val="left"/>
-      <w:pPr>
-        <w:ind w:left="720" w:hanging="360"/>
-      </w:pPr>
-      <w:rPr>
-        <w:rFonts w:ascii="Symbol" w:hAnsi="Symbol" w:hint="default"/>
-      </w:rPr>
-    </w:lvl>
-    <w:lvl w:ilvl="1" w:tplc="04090003" w:tentative="1">
-      <w:start w:val="1"/>
-      <w:numFmt w:val="bullet"/>
-      <w:lvlText w:val="o"/>
-      <w:lvlJc w:val="left"/>
-      <w:pPr>
-        <w:ind w:left="1440" w:hanging="360"/>
-      </w:pPr>
-      <w:rPr>
-        <w:rFonts w:ascii="Courier New" w:hAnsi="Courier New" w:cs="Courier New" w:hint="default"/>
-      </w:rPr>
-    </w:lvl>
-    <w:lvl w:ilvl="2" w:tplc="04090005" w:tentative="1">
-      <w:start w:val="1"/>
-      <w:numFmt w:val="bullet"/>
-      <w:lvlText w:val=""/>
-      <w:lvlJc w:val="left"/>
-      <w:pPr>
-        <w:ind w:left="2160" w:hanging="360"/>
-      </w:pPr>
-      <w:rPr>
-        <w:rFonts w:ascii="Wingdings" w:hAnsi="Wingdings" w:hint="default"/>
-      </w:rPr>
-    </w:lvl>
-    <w:lvl w:ilvl="3" w:tplc="04090001" w:tentative="1">
-      <w:start w:val="1"/>
-      <w:numFmt w:val="bullet"/>
-      <w:lvlText w:val=""/>
-      <w:lvlJc w:val="left"/>
-      <w:pPr>
-        <w:ind w:left="2880" w:hanging="360"/>
-      </w:pPr>
-      <w:rPr>
-        <w:rFonts w:ascii="Symbol" w:hAnsi="Symbol" w:hint="default"/>
-      </w:rPr>
-    </w:lvl>
-    <w:lvl w:ilvl="4" w:tplc="04090003" w:tentative="1">
-      <w:start w:val="1"/>
-      <w:numFmt w:val="bullet"/>
-      <w:lvlText w:val="o"/>
-      <w:lvlJc w:val="left"/>
-      <w:pPr>
-        <w:ind w:left="3600" w:hanging="360"/>
-      </w:pPr>
-      <w:rPr>
-        <w:rFonts w:ascii="Courier New" w:hAnsi="Courier New" w:cs="Courier New" w:hint="default"/>
-      </w:rPr>
-    </w:lvl>
-    <w:lvl w:ilvl="5" w:tplc="04090005" w:tentative="1">
-      <w:start w:val="1"/>
-      <w:numFmt w:val="bullet"/>
-      <w:lvlText w:val=""/>
-      <w:lvlJc w:val="left"/>
-      <w:pPr>
-        <w:ind w:left="4320" w:hanging="360"/>
-      </w:pPr>
-      <w:rPr>
-        <w:rFonts w:ascii="Wingdings" w:hAnsi="Wingdings" w:hint="default"/>
-      </w:rPr>
-    </w:lvl>
-    <w:lvl w:ilvl="6" w:tplc="04090001" w:tentative="1">
-      <w:start w:val="1"/>
-      <w:numFmt w:val="bullet"/>
-      <w:lvlText w:val=""/>
-      <w:lvlJc w:val="left"/>
-      <w:pPr>
-        <w:ind w:left="5040" w:hanging="360"/>
-      </w:pPr>
-      <w:rPr>
-        <w:rFonts w:ascii="Symbol" w:hAnsi="Symbol" w:hint="default"/>
-      </w:rPr>
-    </w:lvl>
-    <w:lvl w:ilvl="7" w:tplc="04090003" w:tentative="1">
-      <w:start w:val="1"/>
-      <w:numFmt w:val="bullet"/>
-      <w:lvlText w:val="o"/>
-      <w:lvlJc w:val="left"/>
-      <w:pPr>
-        <w:ind w:left="5760" w:hanging="360"/>
-      </w:pPr>
-      <w:rPr>
-        <w:rFonts w:ascii="Courier New" w:hAnsi="Courier New" w:cs="Courier New" w:hint="default"/>
-      </w:rPr>
-    </w:lvl>
-    <w:lvl w:ilvl="8" w:tplc="04090005" w:tentative="1">
-      <w:start w:val="1"/>
-      <w:numFmt w:val="bullet"/>
-      <w:lvlText w:val=""/>
-      <w:lvlJc w:val="left"/>
-      <w:pPr>
-        <w:ind w:left="6480" w:hanging="360"/>
-      </w:pPr>
-      <w:rPr>
-        <w:rFonts w:ascii="Wingdings" w:hAnsi="Wingdings" w:hint="default"/>
-      </w:rPr>
-    </w:lvl>
-  </w:abstractNum>
-  <w:abstractNum w:abstractNumId="1" w15:restartNumberingAfterBreak="0">
-    <w:nsid w:val="3B557737"/>
-    <w:multiLevelType w:val="hybridMultilevel"/>
-    <w:tmpl w:val="B2A84422"/>
-    <w:lvl w:ilvl="0" w:tplc="04090001">
-      <w:start w:val="1"/>
-      <w:numFmt w:val="bullet"/>
-      <w:lvlText w:val=""/>
-      <w:lvlJc w:val="left"/>
-      <w:pPr>
-        <w:ind w:left="720" w:hanging="360"/>
-      </w:pPr>
-      <w:rPr>
-        <w:rFonts w:ascii="Symbol" w:hAnsi="Symbol" w:hint="default"/>
-      </w:rPr>
-    </w:lvl>
-    <w:lvl w:ilvl="1" w:tplc="04090003" w:tentative="1">
-      <w:start w:val="1"/>
-      <w:numFmt w:val="bullet"/>
-      <w:lvlText w:val="o"/>
-      <w:lvlJc w:val="left"/>
-      <w:pPr>
-        <w:ind w:left="1440" w:hanging="360"/>
-      </w:pPr>
-      <w:rPr>
-        <w:rFonts w:ascii="Courier New" w:hAnsi="Courier New" w:cs="Courier New" w:hint="default"/>
-      </w:rPr>
-    </w:lvl>
-    <w:lvl w:ilvl="2" w:tplc="04090005" w:tentative="1">
-      <w:start w:val="1"/>
-      <w:numFmt w:val="bullet"/>
-      <w:lvlText w:val=""/>
-      <w:lvlJc w:val="left"/>
-      <w:pPr>
-        <w:ind w:left="2160" w:hanging="360"/>
-      </w:pPr>
-      <w:rPr>
-        <w:rFonts w:ascii="Wingdings" w:hAnsi="Wingdings" w:hint="default"/>
-      </w:rPr>
-    </w:lvl>
-    <w:lvl w:ilvl="3" w:tplc="04090001" w:tentative="1">
-      <w:start w:val="1"/>
-      <w:numFmt w:val="bullet"/>
-      <w:lvlText w:val=""/>
-      <w:lvlJc w:val="left"/>
-      <w:pPr>
-        <w:ind w:left="2880" w:hanging="360"/>
-      </w:pPr>
-      <w:rPr>
-        <w:rFonts w:ascii="Symbol" w:hAnsi="Symbol" w:hint="default"/>
-      </w:rPr>
-    </w:lvl>
-    <w:lvl w:ilvl="4" w:tplc="04090003" w:tentative="1">
-      <w:start w:val="1"/>
-      <w:numFmt w:val="bullet"/>
-      <w:lvlText w:val="o"/>
-      <w:lvlJc w:val="left"/>
-      <w:pPr>
-        <w:ind w:left="3600" w:hanging="360"/>
-      </w:pPr>
-      <w:rPr>
-        <w:rFonts w:ascii="Courier New" w:hAnsi="Courier New" w:cs="Courier New" w:hint="default"/>
-      </w:rPr>
-    </w:lvl>
-    <w:lvl w:ilvl="5" w:tplc="04090005" w:tentative="1">
-      <w:start w:val="1"/>
-      <w:numFmt w:val="bullet"/>
-      <w:lvlText w:val=""/>
-      <w:lvlJc w:val="left"/>
-      <w:pPr>
-        <w:ind w:left="4320" w:hanging="360"/>
-      </w:pPr>
-      <w:rPr>
-        <w:rFonts w:ascii="Wingdings" w:hAnsi="Wingdings" w:hint="default"/>
-      </w:rPr>
-    </w:lvl>
-    <w:lvl w:ilvl="6" w:tplc="04090001" w:tentative="1">
-      <w:start w:val="1"/>
-      <w:numFmt w:val="bullet"/>
-      <w:lvlText w:val=""/>
-      <w:lvlJc w:val="left"/>
-      <w:pPr>
-        <w:ind w:left="5040" w:hanging="360"/>
-      </w:pPr>
-      <w:rPr>
-        <w:rFonts w:ascii="Symbol" w:hAnsi="Symbol" w:hint="default"/>
-      </w:rPr>
-    </w:lvl>
-    <w:lvl w:ilvl="7" w:tplc="04090003" w:tentative="1">
-      <w:start w:val="1"/>
-      <w:numFmt w:val="bullet"/>
-      <w:lvlText w:val="o"/>
-      <w:lvlJc w:val="left"/>
-      <w:pPr>
-        <w:ind w:left="5760" w:hanging="360"/>
-      </w:pPr>
-      <w:rPr>
-        <w:rFonts w:ascii="Courier New" w:hAnsi="Courier New" w:cs="Courier New" w:hint="default"/>
-      </w:rPr>
-    </w:lvl>
-    <w:lvl w:ilvl="8" w:tplc="04090005" w:tentative="1">
-      <w:start w:val="1"/>
-      <w:numFmt w:val="bullet"/>
-      <w:lvlText w:val=""/>
-      <w:lvlJc w:val="left"/>
-      <w:pPr>
-        <w:ind w:left="6480" w:hanging="360"/>
-      </w:pPr>
-      <w:rPr>
-        <w:rFonts w:ascii="Wingdings" w:hAnsi="Wingdings" w:hint="default"/>
-      </w:rPr>
-    </w:lvl>
-  </w:abstractNum>
-  <w:abstractNum w:abstractNumId="2" w15:restartNumberingAfterBreak="0">
-    <w:nsid w:val="3FF563F6"/>
-    <w:multiLevelType w:val="hybridMultilevel"/>
-    <w:tmpl w:val="51301D16"/>
-    <w:lvl w:ilvl="0" w:tplc="04090001">
-      <w:start w:val="1"/>
-      <w:numFmt w:val="bullet"/>
-      <w:lvlText w:val=""/>
-      <w:lvlJc w:val="left"/>
-      <w:pPr>
-        <w:ind w:left="720" w:hanging="360"/>
-      </w:pPr>
-      <w:rPr>
-        <w:rFonts w:ascii="Symbol" w:hAnsi="Symbol" w:hint="default"/>
-      </w:rPr>
-    </w:lvl>
-    <w:lvl w:ilvl="1" w:tplc="04090003" w:tentative="1">
-      <w:start w:val="1"/>
-      <w:numFmt w:val="bullet"/>
-      <w:lvlText w:val="o"/>
-      <w:lvlJc w:val="left"/>
-      <w:pPr>
-        <w:ind w:left="1440" w:hanging="360"/>
-      </w:pPr>
-      <w:rPr>
-        <w:rFonts w:ascii="Courier New" w:hAnsi="Courier New" w:cs="Courier New" w:hint="default"/>
-      </w:rPr>
-    </w:lvl>
-    <w:lvl w:ilvl="2" w:tplc="04090005" w:tentative="1">
-      <w:start w:val="1"/>
-      <w:numFmt w:val="bullet"/>
-      <w:lvlText w:val=""/>
-      <w:lvlJc w:val="left"/>
-      <w:pPr>
-        <w:ind w:left="2160" w:hanging="360"/>
-      </w:pPr>
-      <w:rPr>
-        <w:rFonts w:ascii="Wingdings" w:hAnsi="Wingdings" w:hint="default"/>
-      </w:rPr>
-    </w:lvl>
-    <w:lvl w:ilvl="3" w:tplc="04090001" w:tentative="1">
-      <w:start w:val="1"/>
-      <w:numFmt w:val="bullet"/>
-      <w:lvlText w:val=""/>
-      <w:lvlJc w:val="left"/>
-      <w:pPr>
-        <w:ind w:left="2880" w:hanging="360"/>
-      </w:pPr>
-      <w:rPr>
-        <w:rFonts w:ascii="Symbol" w:hAnsi="Symbol" w:hint="default"/>
-      </w:rPr>
-    </w:lvl>
-    <w:lvl w:ilvl="4" w:tplc="04090003" w:tentative="1">
-      <w:start w:val="1"/>
-      <w:numFmt w:val="bullet"/>
-      <w:lvlText w:val="o"/>
-      <w:lvlJc w:val="left"/>
-      <w:pPr>
-        <w:ind w:left="3600" w:hanging="360"/>
-      </w:pPr>
-      <w:rPr>
-        <w:rFonts w:ascii="Courier New" w:hAnsi="Courier New" w:cs="Courier New" w:hint="default"/>
-      </w:rPr>
-    </w:lvl>
-    <w:lvl w:ilvl="5" w:tplc="04090005" w:tentative="1">
-      <w:start w:val="1"/>
-      <w:numFmt w:val="bullet"/>
-      <w:lvlText w:val=""/>
-      <w:lvlJc w:val="left"/>
-      <w:pPr>
-        <w:ind w:left="4320" w:hanging="360"/>
-      </w:pPr>
-      <w:rPr>
-        <w:rFonts w:ascii="Wingdings" w:hAnsi="Wingdings" w:hint="default"/>
-      </w:rPr>
-    </w:lvl>
-    <w:lvl w:ilvl="6" w:tplc="04090001" w:tentative="1">
-      <w:start w:val="1"/>
-      <w:numFmt w:val="bullet"/>
-      <w:lvlText w:val=""/>
-      <w:lvlJc w:val="left"/>
-      <w:pPr>
-        <w:ind w:left="5040" w:hanging="360"/>
-      </w:pPr>
-      <w:rPr>
-        <w:rFonts w:ascii="Symbol" w:hAnsi="Symbol" w:hint="default"/>
-      </w:rPr>
-    </w:lvl>
-    <w:lvl w:ilvl="7" w:tplc="04090003" w:tentative="1">
-      <w:start w:val="1"/>
-      <w:numFmt w:val="bullet"/>
-      <w:lvlText w:val="o"/>
-      <w:lvlJc w:val="left"/>
-      <w:pPr>
-        <w:ind w:left="5760" w:hanging="360"/>
-      </w:pPr>
-      <w:rPr>
-        <w:rFonts w:ascii="Courier New" w:hAnsi="Courier New" w:cs="Courier New" w:hint="default"/>
-      </w:rPr>
-    </w:lvl>
-    <w:lvl w:ilvl="8" w:tplc="04090005" w:tentative="1">
-      <w:start w:val="1"/>
-      <w:numFmt w:val="bullet"/>
-      <w:lvlText w:val=""/>
-      <w:lvlJc w:val="left"/>
-      <w:pPr>
-        <w:ind w:left="6480" w:hanging="360"/>
-      </w:pPr>
-      <w:rPr>
-        <w:rFonts w:ascii="Wingdings" w:hAnsi="Wingdings" w:hint="default"/>
-      </w:rPr>
-    </w:lvl>
-  </w:abstractNum>
-  <w:abstractNum w:abstractNumId="3" w15:restartNumberingAfterBreak="0">
-    <w:nsid w:val="47960F42"/>
+    <w:nsid w:val="06604E96"/>
     <w:multiLevelType w:val="multilevel"/>
-    <w:tmpl w:val="250A7AF6"/>
+    <w:tmpl w:val="4D8418FC"/>
     <w:lvl w:ilvl="0">
       <w:start w:val="1"/>
       <w:numFmt w:val="bullet"/>
@@ -18171,9 +22173,9 @@
       <w:lvlJc w:val="left"/>
       <w:pPr>
         <w:tabs>
-          <w:tab w:val="num" w:pos="720"/>
+          <w:tab w:val="num" w:pos="360"/>
         </w:tabs>
-        <w:ind w:left="720" w:hanging="360"/>
+        <w:ind w:left="360" w:hanging="360"/>
       </w:pPr>
       <w:rPr>
         <w:rFonts w:ascii="Symbol" w:hAnsi="Symbol" w:hint="default"/>
@@ -18187,9 +22189,9 @@
       <w:lvlJc w:val="left"/>
       <w:pPr>
         <w:tabs>
-          <w:tab w:val="num" w:pos="1440"/>
+          <w:tab w:val="num" w:pos="1080"/>
         </w:tabs>
-        <w:ind w:left="1440" w:hanging="360"/>
+        <w:ind w:left="1080" w:hanging="360"/>
       </w:pPr>
       <w:rPr>
         <w:rFonts w:ascii="Courier New" w:hAnsi="Courier New" w:hint="default"/>
@@ -18203,9 +22205,9 @@
       <w:lvlJc w:val="left"/>
       <w:pPr>
         <w:tabs>
-          <w:tab w:val="num" w:pos="2160"/>
+          <w:tab w:val="num" w:pos="1800"/>
         </w:tabs>
-        <w:ind w:left="2160" w:hanging="360"/>
+        <w:ind w:left="1800" w:hanging="360"/>
       </w:pPr>
       <w:rPr>
         <w:rFonts w:ascii="Wingdings" w:hAnsi="Wingdings" w:hint="default"/>
@@ -18219,9 +22221,9 @@
       <w:lvlJc w:val="left"/>
       <w:pPr>
         <w:tabs>
-          <w:tab w:val="num" w:pos="2880"/>
+          <w:tab w:val="num" w:pos="2520"/>
         </w:tabs>
-        <w:ind w:left="2880" w:hanging="360"/>
+        <w:ind w:left="2520" w:hanging="360"/>
       </w:pPr>
       <w:rPr>
         <w:rFonts w:ascii="Wingdings" w:hAnsi="Wingdings" w:hint="default"/>
@@ -18235,9 +22237,9 @@
       <w:lvlJc w:val="left"/>
       <w:pPr>
         <w:tabs>
-          <w:tab w:val="num" w:pos="3600"/>
+          <w:tab w:val="num" w:pos="3240"/>
         </w:tabs>
-        <w:ind w:left="3600" w:hanging="360"/>
+        <w:ind w:left="3240" w:hanging="360"/>
       </w:pPr>
       <w:rPr>
         <w:rFonts w:ascii="Wingdings" w:hAnsi="Wingdings" w:hint="default"/>
@@ -18251,9 +22253,9 @@
       <w:lvlJc w:val="left"/>
       <w:pPr>
         <w:tabs>
-          <w:tab w:val="num" w:pos="4320"/>
+          <w:tab w:val="num" w:pos="3960"/>
         </w:tabs>
-        <w:ind w:left="4320" w:hanging="360"/>
+        <w:ind w:left="3960" w:hanging="360"/>
       </w:pPr>
       <w:rPr>
         <w:rFonts w:ascii="Wingdings" w:hAnsi="Wingdings" w:hint="default"/>
@@ -18267,9 +22269,9 @@
       <w:lvlJc w:val="left"/>
       <w:pPr>
         <w:tabs>
-          <w:tab w:val="num" w:pos="5040"/>
+          <w:tab w:val="num" w:pos="4680"/>
         </w:tabs>
-        <w:ind w:left="5040" w:hanging="360"/>
+        <w:ind w:left="4680" w:hanging="360"/>
       </w:pPr>
       <w:rPr>
         <w:rFonts w:ascii="Wingdings" w:hAnsi="Wingdings" w:hint="default"/>
@@ -18283,9 +22285,9 @@
       <w:lvlJc w:val="left"/>
       <w:pPr>
         <w:tabs>
-          <w:tab w:val="num" w:pos="5760"/>
+          <w:tab w:val="num" w:pos="5400"/>
         </w:tabs>
-        <w:ind w:left="5760" w:hanging="360"/>
+        <w:ind w:left="5400" w:hanging="360"/>
       </w:pPr>
       <w:rPr>
         <w:rFonts w:ascii="Wingdings" w:hAnsi="Wingdings" w:hint="default"/>
@@ -18299,9 +22301,9 @@
       <w:lvlJc w:val="left"/>
       <w:pPr>
         <w:tabs>
-          <w:tab w:val="num" w:pos="6480"/>
+          <w:tab w:val="num" w:pos="6120"/>
         </w:tabs>
-        <w:ind w:left="6480" w:hanging="360"/>
+        <w:ind w:left="6120" w:hanging="360"/>
       </w:pPr>
       <w:rPr>
         <w:rFonts w:ascii="Wingdings" w:hAnsi="Wingdings" w:hint="default"/>
@@ -18309,10 +22311,272 @@
       </w:rPr>
     </w:lvl>
   </w:abstractNum>
-  <w:abstractNum w:abstractNumId="4" w15:restartNumberingAfterBreak="0">
-    <w:nsid w:val="540044AA"/>
+  <w:abstractNum w:abstractNumId="1" w15:restartNumberingAfterBreak="0">
+    <w:nsid w:val="08D61FA2"/>
+    <w:multiLevelType w:val="hybridMultilevel"/>
+    <w:tmpl w:val="9CF04896"/>
+    <w:lvl w:ilvl="0" w:tplc="04090001">
+      <w:start w:val="1"/>
+      <w:numFmt w:val="bullet"/>
+      <w:lvlText w:val=""/>
+      <w:lvlJc w:val="left"/>
+      <w:pPr>
+        <w:ind w:left="720" w:hanging="360"/>
+      </w:pPr>
+      <w:rPr>
+        <w:rFonts w:ascii="Symbol" w:hAnsi="Symbol" w:hint="default"/>
+      </w:rPr>
+    </w:lvl>
+    <w:lvl w:ilvl="1" w:tplc="04090003" w:tentative="1">
+      <w:start w:val="1"/>
+      <w:numFmt w:val="bullet"/>
+      <w:lvlText w:val="o"/>
+      <w:lvlJc w:val="left"/>
+      <w:pPr>
+        <w:ind w:left="1440" w:hanging="360"/>
+      </w:pPr>
+      <w:rPr>
+        <w:rFonts w:ascii="Courier New" w:hAnsi="Courier New" w:cs="Courier New" w:hint="default"/>
+      </w:rPr>
+    </w:lvl>
+    <w:lvl w:ilvl="2" w:tplc="04090005" w:tentative="1">
+      <w:start w:val="1"/>
+      <w:numFmt w:val="bullet"/>
+      <w:lvlText w:val=""/>
+      <w:lvlJc w:val="left"/>
+      <w:pPr>
+        <w:ind w:left="2160" w:hanging="360"/>
+      </w:pPr>
+      <w:rPr>
+        <w:rFonts w:ascii="Wingdings" w:hAnsi="Wingdings" w:hint="default"/>
+      </w:rPr>
+    </w:lvl>
+    <w:lvl w:ilvl="3" w:tplc="04090001" w:tentative="1">
+      <w:start w:val="1"/>
+      <w:numFmt w:val="bullet"/>
+      <w:lvlText w:val=""/>
+      <w:lvlJc w:val="left"/>
+      <w:pPr>
+        <w:ind w:left="2880" w:hanging="360"/>
+      </w:pPr>
+      <w:rPr>
+        <w:rFonts w:ascii="Symbol" w:hAnsi="Symbol" w:hint="default"/>
+      </w:rPr>
+    </w:lvl>
+    <w:lvl w:ilvl="4" w:tplc="04090003" w:tentative="1">
+      <w:start w:val="1"/>
+      <w:numFmt w:val="bullet"/>
+      <w:lvlText w:val="o"/>
+      <w:lvlJc w:val="left"/>
+      <w:pPr>
+        <w:ind w:left="3600" w:hanging="360"/>
+      </w:pPr>
+      <w:rPr>
+        <w:rFonts w:ascii="Courier New" w:hAnsi="Courier New" w:cs="Courier New" w:hint="default"/>
+      </w:rPr>
+    </w:lvl>
+    <w:lvl w:ilvl="5" w:tplc="04090005" w:tentative="1">
+      <w:start w:val="1"/>
+      <w:numFmt w:val="bullet"/>
+      <w:lvlText w:val=""/>
+      <w:lvlJc w:val="left"/>
+      <w:pPr>
+        <w:ind w:left="4320" w:hanging="360"/>
+      </w:pPr>
+      <w:rPr>
+        <w:rFonts w:ascii="Wingdings" w:hAnsi="Wingdings" w:hint="default"/>
+      </w:rPr>
+    </w:lvl>
+    <w:lvl w:ilvl="6" w:tplc="04090001" w:tentative="1">
+      <w:start w:val="1"/>
+      <w:numFmt w:val="bullet"/>
+      <w:lvlText w:val=""/>
+      <w:lvlJc w:val="left"/>
+      <w:pPr>
+        <w:ind w:left="5040" w:hanging="360"/>
+      </w:pPr>
+      <w:rPr>
+        <w:rFonts w:ascii="Symbol" w:hAnsi="Symbol" w:hint="default"/>
+      </w:rPr>
+    </w:lvl>
+    <w:lvl w:ilvl="7" w:tplc="04090003" w:tentative="1">
+      <w:start w:val="1"/>
+      <w:numFmt w:val="bullet"/>
+      <w:lvlText w:val="o"/>
+      <w:lvlJc w:val="left"/>
+      <w:pPr>
+        <w:ind w:left="5760" w:hanging="360"/>
+      </w:pPr>
+      <w:rPr>
+        <w:rFonts w:ascii="Courier New" w:hAnsi="Courier New" w:cs="Courier New" w:hint="default"/>
+      </w:rPr>
+    </w:lvl>
+    <w:lvl w:ilvl="8" w:tplc="04090005" w:tentative="1">
+      <w:start w:val="1"/>
+      <w:numFmt w:val="bullet"/>
+      <w:lvlText w:val=""/>
+      <w:lvlJc w:val="left"/>
+      <w:pPr>
+        <w:ind w:left="6480" w:hanging="360"/>
+      </w:pPr>
+      <w:rPr>
+        <w:rFonts w:ascii="Wingdings" w:hAnsi="Wingdings" w:hint="default"/>
+      </w:rPr>
+    </w:lvl>
+  </w:abstractNum>
+  <w:abstractNum w:abstractNumId="2" w15:restartNumberingAfterBreak="0">
+    <w:nsid w:val="149A1800"/>
     <w:multiLevelType w:val="multilevel"/>
-    <w:tmpl w:val="E780D1C6"/>
+    <w:tmpl w:val="0B7861F4"/>
+    <w:lvl w:ilvl="0">
+      <w:start w:val="1"/>
+      <w:numFmt w:val="decimal"/>
+      <w:lvlText w:val="%1."/>
+      <w:lvlJc w:val="left"/>
+      <w:pPr>
+        <w:tabs>
+          <w:tab w:val="num" w:pos="720"/>
+        </w:tabs>
+        <w:ind w:left="720" w:hanging="360"/>
+      </w:pPr>
+      <w:rPr>
+        <w:rFonts w:hint="default"/>
+        <w:sz w:val="20"/>
+      </w:rPr>
+    </w:lvl>
+    <w:lvl w:ilvl="1" w:tentative="1">
+      <w:start w:val="1"/>
+      <w:numFmt w:val="bullet"/>
+      <w:lvlText w:val="o"/>
+      <w:lvlJc w:val="left"/>
+      <w:pPr>
+        <w:tabs>
+          <w:tab w:val="num" w:pos="1440"/>
+        </w:tabs>
+        <w:ind w:left="1440" w:hanging="360"/>
+      </w:pPr>
+      <w:rPr>
+        <w:rFonts w:ascii="Courier New" w:hAnsi="Courier New" w:hint="default"/>
+        <w:sz w:val="20"/>
+      </w:rPr>
+    </w:lvl>
+    <w:lvl w:ilvl="2" w:tentative="1">
+      <w:start w:val="1"/>
+      <w:numFmt w:val="bullet"/>
+      <w:lvlText w:val=""/>
+      <w:lvlJc w:val="left"/>
+      <w:pPr>
+        <w:tabs>
+          <w:tab w:val="num" w:pos="2160"/>
+        </w:tabs>
+        <w:ind w:left="2160" w:hanging="360"/>
+      </w:pPr>
+      <w:rPr>
+        <w:rFonts w:ascii="Wingdings" w:hAnsi="Wingdings" w:hint="default"/>
+        <w:sz w:val="20"/>
+      </w:rPr>
+    </w:lvl>
+    <w:lvl w:ilvl="3" w:tentative="1">
+      <w:start w:val="1"/>
+      <w:numFmt w:val="bullet"/>
+      <w:lvlText w:val=""/>
+      <w:lvlJc w:val="left"/>
+      <w:pPr>
+        <w:tabs>
+          <w:tab w:val="num" w:pos="2880"/>
+        </w:tabs>
+        <w:ind w:left="2880" w:hanging="360"/>
+      </w:pPr>
+      <w:rPr>
+        <w:rFonts w:ascii="Wingdings" w:hAnsi="Wingdings" w:hint="default"/>
+        <w:sz w:val="20"/>
+      </w:rPr>
+    </w:lvl>
+    <w:lvl w:ilvl="4" w:tentative="1">
+      <w:start w:val="1"/>
+      <w:numFmt w:val="bullet"/>
+      <w:lvlText w:val=""/>
+      <w:lvlJc w:val="left"/>
+      <w:pPr>
+        <w:tabs>
+          <w:tab w:val="num" w:pos="3600"/>
+        </w:tabs>
+        <w:ind w:left="3600" w:hanging="360"/>
+      </w:pPr>
+      <w:rPr>
+        <w:rFonts w:ascii="Wingdings" w:hAnsi="Wingdings" w:hint="default"/>
+        <w:sz w:val="20"/>
+      </w:rPr>
+    </w:lvl>
+    <w:lvl w:ilvl="5" w:tentative="1">
+      <w:start w:val="1"/>
+      <w:numFmt w:val="bullet"/>
+      <w:lvlText w:val=""/>
+      <w:lvlJc w:val="left"/>
+      <w:pPr>
+        <w:tabs>
+          <w:tab w:val="num" w:pos="4320"/>
+        </w:tabs>
+        <w:ind w:left="4320" w:hanging="360"/>
+      </w:pPr>
+      <w:rPr>
+        <w:rFonts w:ascii="Wingdings" w:hAnsi="Wingdings" w:hint="default"/>
+        <w:sz w:val="20"/>
+      </w:rPr>
+    </w:lvl>
+    <w:lvl w:ilvl="6" w:tentative="1">
+      <w:start w:val="1"/>
+      <w:numFmt w:val="bullet"/>
+      <w:lvlText w:val=""/>
+      <w:lvlJc w:val="left"/>
+      <w:pPr>
+        <w:tabs>
+          <w:tab w:val="num" w:pos="5040"/>
+        </w:tabs>
+        <w:ind w:left="5040" w:hanging="360"/>
+      </w:pPr>
+      <w:rPr>
+        <w:rFonts w:ascii="Wingdings" w:hAnsi="Wingdings" w:hint="default"/>
+        <w:sz w:val="20"/>
+      </w:rPr>
+    </w:lvl>
+    <w:lvl w:ilvl="7" w:tentative="1">
+      <w:start w:val="1"/>
+      <w:numFmt w:val="bullet"/>
+      <w:lvlText w:val=""/>
+      <w:lvlJc w:val="left"/>
+      <w:pPr>
+        <w:tabs>
+          <w:tab w:val="num" w:pos="5760"/>
+        </w:tabs>
+        <w:ind w:left="5760" w:hanging="360"/>
+      </w:pPr>
+      <w:rPr>
+        <w:rFonts w:ascii="Wingdings" w:hAnsi="Wingdings" w:hint="default"/>
+        <w:sz w:val="20"/>
+      </w:rPr>
+    </w:lvl>
+    <w:lvl w:ilvl="8" w:tentative="1">
+      <w:start w:val="1"/>
+      <w:numFmt w:val="bullet"/>
+      <w:lvlText w:val=""/>
+      <w:lvlJc w:val="left"/>
+      <w:pPr>
+        <w:tabs>
+          <w:tab w:val="num" w:pos="6480"/>
+        </w:tabs>
+        <w:ind w:left="6480" w:hanging="360"/>
+      </w:pPr>
+      <w:rPr>
+        <w:rFonts w:ascii="Wingdings" w:hAnsi="Wingdings" w:hint="default"/>
+        <w:sz w:val="20"/>
+      </w:rPr>
+    </w:lvl>
+  </w:abstractNum>
+  <w:abstractNum w:abstractNumId="3" w15:restartNumberingAfterBreak="0">
+    <w:nsid w:val="18FA559F"/>
+    <w:multiLevelType w:val="multilevel"/>
+    <w:tmpl w:val="D46839DE"/>
     <w:lvl w:ilvl="0">
       <w:start w:val="1"/>
       <w:numFmt w:val="bullet"/>
@@ -18458,10 +22722,349 @@
       </w:rPr>
     </w:lvl>
   </w:abstractNum>
+  <w:abstractNum w:abstractNumId="4" w15:restartNumberingAfterBreak="0">
+    <w:nsid w:val="1DD94435"/>
+    <w:multiLevelType w:val="multilevel"/>
+    <w:tmpl w:val="C6322576"/>
+    <w:lvl w:ilvl="0">
+      <w:start w:val="1"/>
+      <w:numFmt w:val="decimal"/>
+      <w:lvlText w:val="%1."/>
+      <w:lvlJc w:val="left"/>
+      <w:pPr>
+        <w:tabs>
+          <w:tab w:val="num" w:pos="720"/>
+        </w:tabs>
+        <w:ind w:left="720" w:hanging="360"/>
+      </w:pPr>
+    </w:lvl>
+    <w:lvl w:ilvl="1" w:tentative="1">
+      <w:start w:val="1"/>
+      <w:numFmt w:val="decimal"/>
+      <w:lvlText w:val="%2."/>
+      <w:lvlJc w:val="left"/>
+      <w:pPr>
+        <w:tabs>
+          <w:tab w:val="num" w:pos="1440"/>
+        </w:tabs>
+        <w:ind w:left="1440" w:hanging="360"/>
+      </w:pPr>
+    </w:lvl>
+    <w:lvl w:ilvl="2" w:tentative="1">
+      <w:start w:val="1"/>
+      <w:numFmt w:val="decimal"/>
+      <w:lvlText w:val="%3."/>
+      <w:lvlJc w:val="left"/>
+      <w:pPr>
+        <w:tabs>
+          <w:tab w:val="num" w:pos="2160"/>
+        </w:tabs>
+        <w:ind w:left="2160" w:hanging="360"/>
+      </w:pPr>
+    </w:lvl>
+    <w:lvl w:ilvl="3" w:tentative="1">
+      <w:start w:val="1"/>
+      <w:numFmt w:val="decimal"/>
+      <w:lvlText w:val="%4."/>
+      <w:lvlJc w:val="left"/>
+      <w:pPr>
+        <w:tabs>
+          <w:tab w:val="num" w:pos="2880"/>
+        </w:tabs>
+        <w:ind w:left="2880" w:hanging="360"/>
+      </w:pPr>
+    </w:lvl>
+    <w:lvl w:ilvl="4" w:tentative="1">
+      <w:start w:val="1"/>
+      <w:numFmt w:val="decimal"/>
+      <w:lvlText w:val="%5."/>
+      <w:lvlJc w:val="left"/>
+      <w:pPr>
+        <w:tabs>
+          <w:tab w:val="num" w:pos="3600"/>
+        </w:tabs>
+        <w:ind w:left="3600" w:hanging="360"/>
+      </w:pPr>
+    </w:lvl>
+    <w:lvl w:ilvl="5" w:tentative="1">
+      <w:start w:val="1"/>
+      <w:numFmt w:val="decimal"/>
+      <w:lvlText w:val="%6."/>
+      <w:lvlJc w:val="left"/>
+      <w:pPr>
+        <w:tabs>
+          <w:tab w:val="num" w:pos="4320"/>
+        </w:tabs>
+        <w:ind w:left="4320" w:hanging="360"/>
+      </w:pPr>
+    </w:lvl>
+    <w:lvl w:ilvl="6" w:tentative="1">
+      <w:start w:val="1"/>
+      <w:numFmt w:val="decimal"/>
+      <w:lvlText w:val="%7."/>
+      <w:lvlJc w:val="left"/>
+      <w:pPr>
+        <w:tabs>
+          <w:tab w:val="num" w:pos="5040"/>
+        </w:tabs>
+        <w:ind w:left="5040" w:hanging="360"/>
+      </w:pPr>
+    </w:lvl>
+    <w:lvl w:ilvl="7" w:tentative="1">
+      <w:start w:val="1"/>
+      <w:numFmt w:val="decimal"/>
+      <w:lvlText w:val="%8."/>
+      <w:lvlJc w:val="left"/>
+      <w:pPr>
+        <w:tabs>
+          <w:tab w:val="num" w:pos="5760"/>
+        </w:tabs>
+        <w:ind w:left="5760" w:hanging="360"/>
+      </w:pPr>
+    </w:lvl>
+    <w:lvl w:ilvl="8" w:tentative="1">
+      <w:start w:val="1"/>
+      <w:numFmt w:val="decimal"/>
+      <w:lvlText w:val="%9."/>
+      <w:lvlJc w:val="left"/>
+      <w:pPr>
+        <w:tabs>
+          <w:tab w:val="num" w:pos="6480"/>
+        </w:tabs>
+        <w:ind w:left="6480" w:hanging="360"/>
+      </w:pPr>
+    </w:lvl>
+  </w:abstractNum>
   <w:abstractNum w:abstractNumId="5" w15:restartNumberingAfterBreak="0">
-    <w:nsid w:val="610A77E1"/>
+    <w:nsid w:val="3B557737"/>
+    <w:multiLevelType w:val="hybridMultilevel"/>
+    <w:tmpl w:val="B2A84422"/>
+    <w:lvl w:ilvl="0" w:tplc="04090001">
+      <w:start w:val="1"/>
+      <w:numFmt w:val="bullet"/>
+      <w:lvlText w:val=""/>
+      <w:lvlJc w:val="left"/>
+      <w:pPr>
+        <w:ind w:left="720" w:hanging="360"/>
+      </w:pPr>
+      <w:rPr>
+        <w:rFonts w:ascii="Symbol" w:hAnsi="Symbol" w:hint="default"/>
+      </w:rPr>
+    </w:lvl>
+    <w:lvl w:ilvl="1" w:tplc="04090003" w:tentative="1">
+      <w:start w:val="1"/>
+      <w:numFmt w:val="bullet"/>
+      <w:lvlText w:val="o"/>
+      <w:lvlJc w:val="left"/>
+      <w:pPr>
+        <w:ind w:left="1440" w:hanging="360"/>
+      </w:pPr>
+      <w:rPr>
+        <w:rFonts w:ascii="Courier New" w:hAnsi="Courier New" w:cs="Courier New" w:hint="default"/>
+      </w:rPr>
+    </w:lvl>
+    <w:lvl w:ilvl="2" w:tplc="04090005" w:tentative="1">
+      <w:start w:val="1"/>
+      <w:numFmt w:val="bullet"/>
+      <w:lvlText w:val=""/>
+      <w:lvlJc w:val="left"/>
+      <w:pPr>
+        <w:ind w:left="2160" w:hanging="360"/>
+      </w:pPr>
+      <w:rPr>
+        <w:rFonts w:ascii="Wingdings" w:hAnsi="Wingdings" w:hint="default"/>
+      </w:rPr>
+    </w:lvl>
+    <w:lvl w:ilvl="3" w:tplc="04090001" w:tentative="1">
+      <w:start w:val="1"/>
+      <w:numFmt w:val="bullet"/>
+      <w:lvlText w:val=""/>
+      <w:lvlJc w:val="left"/>
+      <w:pPr>
+        <w:ind w:left="2880" w:hanging="360"/>
+      </w:pPr>
+      <w:rPr>
+        <w:rFonts w:ascii="Symbol" w:hAnsi="Symbol" w:hint="default"/>
+      </w:rPr>
+    </w:lvl>
+    <w:lvl w:ilvl="4" w:tplc="04090003" w:tentative="1">
+      <w:start w:val="1"/>
+      <w:numFmt w:val="bullet"/>
+      <w:lvlText w:val="o"/>
+      <w:lvlJc w:val="left"/>
+      <w:pPr>
+        <w:ind w:left="3600" w:hanging="360"/>
+      </w:pPr>
+      <w:rPr>
+        <w:rFonts w:ascii="Courier New" w:hAnsi="Courier New" w:cs="Courier New" w:hint="default"/>
+      </w:rPr>
+    </w:lvl>
+    <w:lvl w:ilvl="5" w:tplc="04090005" w:tentative="1">
+      <w:start w:val="1"/>
+      <w:numFmt w:val="bullet"/>
+      <w:lvlText w:val=""/>
+      <w:lvlJc w:val="left"/>
+      <w:pPr>
+        <w:ind w:left="4320" w:hanging="360"/>
+      </w:pPr>
+      <w:rPr>
+        <w:rFonts w:ascii="Wingdings" w:hAnsi="Wingdings" w:hint="default"/>
+      </w:rPr>
+    </w:lvl>
+    <w:lvl w:ilvl="6" w:tplc="04090001" w:tentative="1">
+      <w:start w:val="1"/>
+      <w:numFmt w:val="bullet"/>
+      <w:lvlText w:val=""/>
+      <w:lvlJc w:val="left"/>
+      <w:pPr>
+        <w:ind w:left="5040" w:hanging="360"/>
+      </w:pPr>
+      <w:rPr>
+        <w:rFonts w:ascii="Symbol" w:hAnsi="Symbol" w:hint="default"/>
+      </w:rPr>
+    </w:lvl>
+    <w:lvl w:ilvl="7" w:tplc="04090003" w:tentative="1">
+      <w:start w:val="1"/>
+      <w:numFmt w:val="bullet"/>
+      <w:lvlText w:val="o"/>
+      <w:lvlJc w:val="left"/>
+      <w:pPr>
+        <w:ind w:left="5760" w:hanging="360"/>
+      </w:pPr>
+      <w:rPr>
+        <w:rFonts w:ascii="Courier New" w:hAnsi="Courier New" w:cs="Courier New" w:hint="default"/>
+      </w:rPr>
+    </w:lvl>
+    <w:lvl w:ilvl="8" w:tplc="04090005" w:tentative="1">
+      <w:start w:val="1"/>
+      <w:numFmt w:val="bullet"/>
+      <w:lvlText w:val=""/>
+      <w:lvlJc w:val="left"/>
+      <w:pPr>
+        <w:ind w:left="6480" w:hanging="360"/>
+      </w:pPr>
+      <w:rPr>
+        <w:rFonts w:ascii="Wingdings" w:hAnsi="Wingdings" w:hint="default"/>
+      </w:rPr>
+    </w:lvl>
+  </w:abstractNum>
+  <w:abstractNum w:abstractNumId="6" w15:restartNumberingAfterBreak="0">
+    <w:nsid w:val="3FF563F6"/>
+    <w:multiLevelType w:val="hybridMultilevel"/>
+    <w:tmpl w:val="51301D16"/>
+    <w:lvl w:ilvl="0" w:tplc="04090001">
+      <w:start w:val="1"/>
+      <w:numFmt w:val="bullet"/>
+      <w:lvlText w:val=""/>
+      <w:lvlJc w:val="left"/>
+      <w:pPr>
+        <w:ind w:left="720" w:hanging="360"/>
+      </w:pPr>
+      <w:rPr>
+        <w:rFonts w:ascii="Symbol" w:hAnsi="Symbol" w:hint="default"/>
+      </w:rPr>
+    </w:lvl>
+    <w:lvl w:ilvl="1" w:tplc="04090003" w:tentative="1">
+      <w:start w:val="1"/>
+      <w:numFmt w:val="bullet"/>
+      <w:lvlText w:val="o"/>
+      <w:lvlJc w:val="left"/>
+      <w:pPr>
+        <w:ind w:left="1440" w:hanging="360"/>
+      </w:pPr>
+      <w:rPr>
+        <w:rFonts w:ascii="Courier New" w:hAnsi="Courier New" w:cs="Courier New" w:hint="default"/>
+      </w:rPr>
+    </w:lvl>
+    <w:lvl w:ilvl="2" w:tplc="04090005" w:tentative="1">
+      <w:start w:val="1"/>
+      <w:numFmt w:val="bullet"/>
+      <w:lvlText w:val=""/>
+      <w:lvlJc w:val="left"/>
+      <w:pPr>
+        <w:ind w:left="2160" w:hanging="360"/>
+      </w:pPr>
+      <w:rPr>
+        <w:rFonts w:ascii="Wingdings" w:hAnsi="Wingdings" w:hint="default"/>
+      </w:rPr>
+    </w:lvl>
+    <w:lvl w:ilvl="3" w:tplc="04090001" w:tentative="1">
+      <w:start w:val="1"/>
+      <w:numFmt w:val="bullet"/>
+      <w:lvlText w:val=""/>
+      <w:lvlJc w:val="left"/>
+      <w:pPr>
+        <w:ind w:left="2880" w:hanging="360"/>
+      </w:pPr>
+      <w:rPr>
+        <w:rFonts w:ascii="Symbol" w:hAnsi="Symbol" w:hint="default"/>
+      </w:rPr>
+    </w:lvl>
+    <w:lvl w:ilvl="4" w:tplc="04090003" w:tentative="1">
+      <w:start w:val="1"/>
+      <w:numFmt w:val="bullet"/>
+      <w:lvlText w:val="o"/>
+      <w:lvlJc w:val="left"/>
+      <w:pPr>
+        <w:ind w:left="3600" w:hanging="360"/>
+      </w:pPr>
+      <w:rPr>
+        <w:rFonts w:ascii="Courier New" w:hAnsi="Courier New" w:cs="Courier New" w:hint="default"/>
+      </w:rPr>
+    </w:lvl>
+    <w:lvl w:ilvl="5" w:tplc="04090005" w:tentative="1">
+      <w:start w:val="1"/>
+      <w:numFmt w:val="bullet"/>
+      <w:lvlText w:val=""/>
+      <w:lvlJc w:val="left"/>
+      <w:pPr>
+        <w:ind w:left="4320" w:hanging="360"/>
+      </w:pPr>
+      <w:rPr>
+        <w:rFonts w:ascii="Wingdings" w:hAnsi="Wingdings" w:hint="default"/>
+      </w:rPr>
+    </w:lvl>
+    <w:lvl w:ilvl="6" w:tplc="04090001" w:tentative="1">
+      <w:start w:val="1"/>
+      <w:numFmt w:val="bullet"/>
+      <w:lvlText w:val=""/>
+      <w:lvlJc w:val="left"/>
+      <w:pPr>
+        <w:ind w:left="5040" w:hanging="360"/>
+      </w:pPr>
+      <w:rPr>
+        <w:rFonts w:ascii="Symbol" w:hAnsi="Symbol" w:hint="default"/>
+      </w:rPr>
+    </w:lvl>
+    <w:lvl w:ilvl="7" w:tplc="04090003" w:tentative="1">
+      <w:start w:val="1"/>
+      <w:numFmt w:val="bullet"/>
+      <w:lvlText w:val="o"/>
+      <w:lvlJc w:val="left"/>
+      <w:pPr>
+        <w:ind w:left="5760" w:hanging="360"/>
+      </w:pPr>
+      <w:rPr>
+        <w:rFonts w:ascii="Courier New" w:hAnsi="Courier New" w:cs="Courier New" w:hint="default"/>
+      </w:rPr>
+    </w:lvl>
+    <w:lvl w:ilvl="8" w:tplc="04090005" w:tentative="1">
+      <w:start w:val="1"/>
+      <w:numFmt w:val="bullet"/>
+      <w:lvlText w:val=""/>
+      <w:lvlJc w:val="left"/>
+      <w:pPr>
+        <w:ind w:left="6480" w:hanging="360"/>
+      </w:pPr>
+      <w:rPr>
+        <w:rFonts w:ascii="Wingdings" w:hAnsi="Wingdings" w:hint="default"/>
+      </w:rPr>
+    </w:lvl>
+  </w:abstractNum>
+  <w:abstractNum w:abstractNumId="7" w15:restartNumberingAfterBreak="0">
+    <w:nsid w:val="47960F42"/>
     <w:multiLevelType w:val="multilevel"/>
-    <w:tmpl w:val="701C7C9A"/>
+    <w:tmpl w:val="250A7AF6"/>
     <w:lvl w:ilvl="0">
       <w:start w:val="1"/>
       <w:numFmt w:val="bullet"/>
@@ -18607,123 +23210,10 @@
       </w:rPr>
     </w:lvl>
   </w:abstractNum>
-  <w:abstractNum w:abstractNumId="6" w15:restartNumberingAfterBreak="0">
-    <w:nsid w:val="639F0EAB"/>
-    <w:multiLevelType w:val="hybridMultilevel"/>
-    <w:tmpl w:val="AE06C86C"/>
-    <w:lvl w:ilvl="0" w:tplc="04090001">
-      <w:start w:val="1"/>
-      <w:numFmt w:val="bullet"/>
-      <w:lvlText w:val=""/>
-      <w:lvlJc w:val="left"/>
-      <w:pPr>
-        <w:ind w:left="720" w:hanging="360"/>
-      </w:pPr>
-      <w:rPr>
-        <w:rFonts w:ascii="Symbol" w:hAnsi="Symbol" w:hint="default"/>
-      </w:rPr>
-    </w:lvl>
-    <w:lvl w:ilvl="1" w:tplc="04090003" w:tentative="1">
-      <w:start w:val="1"/>
-      <w:numFmt w:val="bullet"/>
-      <w:lvlText w:val="o"/>
-      <w:lvlJc w:val="left"/>
-      <w:pPr>
-        <w:ind w:left="1440" w:hanging="360"/>
-      </w:pPr>
-      <w:rPr>
-        <w:rFonts w:ascii="Courier New" w:hAnsi="Courier New" w:cs="Courier New" w:hint="default"/>
-      </w:rPr>
-    </w:lvl>
-    <w:lvl w:ilvl="2" w:tplc="04090005" w:tentative="1">
-      <w:start w:val="1"/>
-      <w:numFmt w:val="bullet"/>
-      <w:lvlText w:val=""/>
-      <w:lvlJc w:val="left"/>
-      <w:pPr>
-        <w:ind w:left="2160" w:hanging="360"/>
-      </w:pPr>
-      <w:rPr>
-        <w:rFonts w:ascii="Wingdings" w:hAnsi="Wingdings" w:hint="default"/>
-      </w:rPr>
-    </w:lvl>
-    <w:lvl w:ilvl="3" w:tplc="04090001" w:tentative="1">
-      <w:start w:val="1"/>
-      <w:numFmt w:val="bullet"/>
-      <w:lvlText w:val=""/>
-      <w:lvlJc w:val="left"/>
-      <w:pPr>
-        <w:ind w:left="2880" w:hanging="360"/>
-      </w:pPr>
-      <w:rPr>
-        <w:rFonts w:ascii="Symbol" w:hAnsi="Symbol" w:hint="default"/>
-      </w:rPr>
-    </w:lvl>
-    <w:lvl w:ilvl="4" w:tplc="04090003" w:tentative="1">
-      <w:start w:val="1"/>
-      <w:numFmt w:val="bullet"/>
-      <w:lvlText w:val="o"/>
-      <w:lvlJc w:val="left"/>
-      <w:pPr>
-        <w:ind w:left="3600" w:hanging="360"/>
-      </w:pPr>
-      <w:rPr>
-        <w:rFonts w:ascii="Courier New" w:hAnsi="Courier New" w:cs="Courier New" w:hint="default"/>
-      </w:rPr>
-    </w:lvl>
-    <w:lvl w:ilvl="5" w:tplc="04090005" w:tentative="1">
-      <w:start w:val="1"/>
-      <w:numFmt w:val="bullet"/>
-      <w:lvlText w:val=""/>
-      <w:lvlJc w:val="left"/>
-      <w:pPr>
-        <w:ind w:left="4320" w:hanging="360"/>
-      </w:pPr>
-      <w:rPr>
-        <w:rFonts w:ascii="Wingdings" w:hAnsi="Wingdings" w:hint="default"/>
-      </w:rPr>
-    </w:lvl>
-    <w:lvl w:ilvl="6" w:tplc="04090001" w:tentative="1">
-      <w:start w:val="1"/>
-      <w:numFmt w:val="bullet"/>
-      <w:lvlText w:val=""/>
-      <w:lvlJc w:val="left"/>
-      <w:pPr>
-        <w:ind w:left="5040" w:hanging="360"/>
-      </w:pPr>
-      <w:rPr>
-        <w:rFonts w:ascii="Symbol" w:hAnsi="Symbol" w:hint="default"/>
-      </w:rPr>
-    </w:lvl>
-    <w:lvl w:ilvl="7" w:tplc="04090003" w:tentative="1">
-      <w:start w:val="1"/>
-      <w:numFmt w:val="bullet"/>
-      <w:lvlText w:val="o"/>
-      <w:lvlJc w:val="left"/>
-      <w:pPr>
-        <w:ind w:left="5760" w:hanging="360"/>
-      </w:pPr>
-      <w:rPr>
-        <w:rFonts w:ascii="Courier New" w:hAnsi="Courier New" w:cs="Courier New" w:hint="default"/>
-      </w:rPr>
-    </w:lvl>
-    <w:lvl w:ilvl="8" w:tplc="04090005" w:tentative="1">
-      <w:start w:val="1"/>
-      <w:numFmt w:val="bullet"/>
-      <w:lvlText w:val=""/>
-      <w:lvlJc w:val="left"/>
-      <w:pPr>
-        <w:ind w:left="6480" w:hanging="360"/>
-      </w:pPr>
-      <w:rPr>
-        <w:rFonts w:ascii="Wingdings" w:hAnsi="Wingdings" w:hint="default"/>
-      </w:rPr>
-    </w:lvl>
-  </w:abstractNum>
-  <w:abstractNum w:abstractNumId="7" w15:restartNumberingAfterBreak="0">
-    <w:nsid w:val="6C7A4762"/>
+  <w:abstractNum w:abstractNumId="8" w15:restartNumberingAfterBreak="0">
+    <w:nsid w:val="540044AA"/>
     <w:multiLevelType w:val="multilevel"/>
-    <w:tmpl w:val="65EA5BCA"/>
+    <w:tmpl w:val="E780D1C6"/>
     <w:lvl w:ilvl="0">
       <w:start w:val="1"/>
       <w:numFmt w:val="bullet"/>
@@ -18869,10 +23359,10 @@
       </w:rPr>
     </w:lvl>
   </w:abstractNum>
-  <w:abstractNum w:abstractNumId="8" w15:restartNumberingAfterBreak="0">
-    <w:nsid w:val="711167A7"/>
+  <w:abstractNum w:abstractNumId="9" w15:restartNumberingAfterBreak="0">
+    <w:nsid w:val="610A77E1"/>
     <w:multiLevelType w:val="multilevel"/>
-    <w:tmpl w:val="7FD6B42E"/>
+    <w:tmpl w:val="701C7C9A"/>
     <w:lvl w:ilvl="0">
       <w:start w:val="1"/>
       <w:numFmt w:val="bullet"/>
@@ -19018,10 +23508,123 @@
       </w:rPr>
     </w:lvl>
   </w:abstractNum>
-  <w:abstractNum w:abstractNumId="9" w15:restartNumberingAfterBreak="0">
-    <w:nsid w:val="7DEF0CE7"/>
+  <w:abstractNum w:abstractNumId="10" w15:restartNumberingAfterBreak="0">
+    <w:nsid w:val="639F0EAB"/>
+    <w:multiLevelType w:val="hybridMultilevel"/>
+    <w:tmpl w:val="AE06C86C"/>
+    <w:lvl w:ilvl="0" w:tplc="04090001">
+      <w:start w:val="1"/>
+      <w:numFmt w:val="bullet"/>
+      <w:lvlText w:val=""/>
+      <w:lvlJc w:val="left"/>
+      <w:pPr>
+        <w:ind w:left="720" w:hanging="360"/>
+      </w:pPr>
+      <w:rPr>
+        <w:rFonts w:ascii="Symbol" w:hAnsi="Symbol" w:hint="default"/>
+      </w:rPr>
+    </w:lvl>
+    <w:lvl w:ilvl="1" w:tplc="04090003" w:tentative="1">
+      <w:start w:val="1"/>
+      <w:numFmt w:val="bullet"/>
+      <w:lvlText w:val="o"/>
+      <w:lvlJc w:val="left"/>
+      <w:pPr>
+        <w:ind w:left="1440" w:hanging="360"/>
+      </w:pPr>
+      <w:rPr>
+        <w:rFonts w:ascii="Courier New" w:hAnsi="Courier New" w:cs="Courier New" w:hint="default"/>
+      </w:rPr>
+    </w:lvl>
+    <w:lvl w:ilvl="2" w:tplc="04090005" w:tentative="1">
+      <w:start w:val="1"/>
+      <w:numFmt w:val="bullet"/>
+      <w:lvlText w:val=""/>
+      <w:lvlJc w:val="left"/>
+      <w:pPr>
+        <w:ind w:left="2160" w:hanging="360"/>
+      </w:pPr>
+      <w:rPr>
+        <w:rFonts w:ascii="Wingdings" w:hAnsi="Wingdings" w:hint="default"/>
+      </w:rPr>
+    </w:lvl>
+    <w:lvl w:ilvl="3" w:tplc="04090001" w:tentative="1">
+      <w:start w:val="1"/>
+      <w:numFmt w:val="bullet"/>
+      <w:lvlText w:val=""/>
+      <w:lvlJc w:val="left"/>
+      <w:pPr>
+        <w:ind w:left="2880" w:hanging="360"/>
+      </w:pPr>
+      <w:rPr>
+        <w:rFonts w:ascii="Symbol" w:hAnsi="Symbol" w:hint="default"/>
+      </w:rPr>
+    </w:lvl>
+    <w:lvl w:ilvl="4" w:tplc="04090003" w:tentative="1">
+      <w:start w:val="1"/>
+      <w:numFmt w:val="bullet"/>
+      <w:lvlText w:val="o"/>
+      <w:lvlJc w:val="left"/>
+      <w:pPr>
+        <w:ind w:left="3600" w:hanging="360"/>
+      </w:pPr>
+      <w:rPr>
+        <w:rFonts w:ascii="Courier New" w:hAnsi="Courier New" w:cs="Courier New" w:hint="default"/>
+      </w:rPr>
+    </w:lvl>
+    <w:lvl w:ilvl="5" w:tplc="04090005" w:tentative="1">
+      <w:start w:val="1"/>
+      <w:numFmt w:val="bullet"/>
+      <w:lvlText w:val=""/>
+      <w:lvlJc w:val="left"/>
+      <w:pPr>
+        <w:ind w:left="4320" w:hanging="360"/>
+      </w:pPr>
+      <w:rPr>
+        <w:rFonts w:ascii="Wingdings" w:hAnsi="Wingdings" w:hint="default"/>
+      </w:rPr>
+    </w:lvl>
+    <w:lvl w:ilvl="6" w:tplc="04090001" w:tentative="1">
+      <w:start w:val="1"/>
+      <w:numFmt w:val="bullet"/>
+      <w:lvlText w:val=""/>
+      <w:lvlJc w:val="left"/>
+      <w:pPr>
+        <w:ind w:left="5040" w:hanging="360"/>
+      </w:pPr>
+      <w:rPr>
+        <w:rFonts w:ascii="Symbol" w:hAnsi="Symbol" w:hint="default"/>
+      </w:rPr>
+    </w:lvl>
+    <w:lvl w:ilvl="7" w:tplc="04090003" w:tentative="1">
+      <w:start w:val="1"/>
+      <w:numFmt w:val="bullet"/>
+      <w:lvlText w:val="o"/>
+      <w:lvlJc w:val="left"/>
+      <w:pPr>
+        <w:ind w:left="5760" w:hanging="360"/>
+      </w:pPr>
+      <w:rPr>
+        <w:rFonts w:ascii="Courier New" w:hAnsi="Courier New" w:cs="Courier New" w:hint="default"/>
+      </w:rPr>
+    </w:lvl>
+    <w:lvl w:ilvl="8" w:tplc="04090005" w:tentative="1">
+      <w:start w:val="1"/>
+      <w:numFmt w:val="bullet"/>
+      <w:lvlText w:val=""/>
+      <w:lvlJc w:val="left"/>
+      <w:pPr>
+        <w:ind w:left="6480" w:hanging="360"/>
+      </w:pPr>
+      <w:rPr>
+        <w:rFonts w:ascii="Wingdings" w:hAnsi="Wingdings" w:hint="default"/>
+      </w:rPr>
+    </w:lvl>
+  </w:abstractNum>
+  <w:abstractNum w:abstractNumId="11" w15:restartNumberingAfterBreak="0">
+    <w:nsid w:val="68460AD2"/>
     <w:multiLevelType w:val="multilevel"/>
-    <w:tmpl w:val="3A80C65C"/>
+    <w:tmpl w:val="A6381EEE"/>
     <w:lvl w:ilvl="0">
       <w:start w:val="1"/>
       <w:numFmt w:val="bullet"/>
@@ -19029,9 +23632,9 @@
       <w:lvlJc w:val="left"/>
       <w:pPr>
         <w:tabs>
-          <w:tab w:val="num" w:pos="720"/>
+          <w:tab w:val="num" w:pos="360"/>
         </w:tabs>
-        <w:ind w:left="720" w:hanging="360"/>
+        <w:ind w:left="360" w:hanging="360"/>
       </w:pPr>
       <w:rPr>
         <w:rFonts w:ascii="Symbol" w:hAnsi="Symbol" w:hint="default"/>
@@ -19167,7 +23770,603 @@
       </w:rPr>
     </w:lvl>
   </w:abstractNum>
-  <w:abstractNum w:abstractNumId="10" w15:restartNumberingAfterBreak="0">
+  <w:abstractNum w:abstractNumId="12" w15:restartNumberingAfterBreak="0">
+    <w:nsid w:val="6B4E500E"/>
+    <w:multiLevelType w:val="multilevel"/>
+    <w:tmpl w:val="BAB0AAEC"/>
+    <w:lvl w:ilvl="0">
+      <w:start w:val="1"/>
+      <w:numFmt w:val="bullet"/>
+      <w:lvlText w:val=""/>
+      <w:lvlJc w:val="left"/>
+      <w:pPr>
+        <w:tabs>
+          <w:tab w:val="num" w:pos="720"/>
+        </w:tabs>
+        <w:ind w:left="720" w:hanging="360"/>
+      </w:pPr>
+      <w:rPr>
+        <w:rFonts w:ascii="Symbol" w:hAnsi="Symbol" w:hint="default"/>
+        <w:sz w:val="20"/>
+      </w:rPr>
+    </w:lvl>
+    <w:lvl w:ilvl="1" w:tentative="1">
+      <w:start w:val="1"/>
+      <w:numFmt w:val="bullet"/>
+      <w:lvlText w:val="o"/>
+      <w:lvlJc w:val="left"/>
+      <w:pPr>
+        <w:tabs>
+          <w:tab w:val="num" w:pos="1440"/>
+        </w:tabs>
+        <w:ind w:left="1440" w:hanging="360"/>
+      </w:pPr>
+      <w:rPr>
+        <w:rFonts w:ascii="Courier New" w:hAnsi="Courier New" w:hint="default"/>
+        <w:sz w:val="20"/>
+      </w:rPr>
+    </w:lvl>
+    <w:lvl w:ilvl="2" w:tentative="1">
+      <w:start w:val="1"/>
+      <w:numFmt w:val="bullet"/>
+      <w:lvlText w:val=""/>
+      <w:lvlJc w:val="left"/>
+      <w:pPr>
+        <w:tabs>
+          <w:tab w:val="num" w:pos="2160"/>
+        </w:tabs>
+        <w:ind w:left="2160" w:hanging="360"/>
+      </w:pPr>
+      <w:rPr>
+        <w:rFonts w:ascii="Wingdings" w:hAnsi="Wingdings" w:hint="default"/>
+        <w:sz w:val="20"/>
+      </w:rPr>
+    </w:lvl>
+    <w:lvl w:ilvl="3" w:tentative="1">
+      <w:start w:val="1"/>
+      <w:numFmt w:val="bullet"/>
+      <w:lvlText w:val=""/>
+      <w:lvlJc w:val="left"/>
+      <w:pPr>
+        <w:tabs>
+          <w:tab w:val="num" w:pos="2880"/>
+        </w:tabs>
+        <w:ind w:left="2880" w:hanging="360"/>
+      </w:pPr>
+      <w:rPr>
+        <w:rFonts w:ascii="Wingdings" w:hAnsi="Wingdings" w:hint="default"/>
+        <w:sz w:val="20"/>
+      </w:rPr>
+    </w:lvl>
+    <w:lvl w:ilvl="4" w:tentative="1">
+      <w:start w:val="1"/>
+      <w:numFmt w:val="bullet"/>
+      <w:lvlText w:val=""/>
+      <w:lvlJc w:val="left"/>
+      <w:pPr>
+        <w:tabs>
+          <w:tab w:val="num" w:pos="3600"/>
+        </w:tabs>
+        <w:ind w:left="3600" w:hanging="360"/>
+      </w:pPr>
+      <w:rPr>
+        <w:rFonts w:ascii="Wingdings" w:hAnsi="Wingdings" w:hint="default"/>
+        <w:sz w:val="20"/>
+      </w:rPr>
+    </w:lvl>
+    <w:lvl w:ilvl="5" w:tentative="1">
+      <w:start w:val="1"/>
+      <w:numFmt w:val="bullet"/>
+      <w:lvlText w:val=""/>
+      <w:lvlJc w:val="left"/>
+      <w:pPr>
+        <w:tabs>
+          <w:tab w:val="num" w:pos="4320"/>
+        </w:tabs>
+        <w:ind w:left="4320" w:hanging="360"/>
+      </w:pPr>
+      <w:rPr>
+        <w:rFonts w:ascii="Wingdings" w:hAnsi="Wingdings" w:hint="default"/>
+        <w:sz w:val="20"/>
+      </w:rPr>
+    </w:lvl>
+    <w:lvl w:ilvl="6" w:tentative="1">
+      <w:start w:val="1"/>
+      <w:numFmt w:val="bullet"/>
+      <w:lvlText w:val=""/>
+      <w:lvlJc w:val="left"/>
+      <w:pPr>
+        <w:tabs>
+          <w:tab w:val="num" w:pos="5040"/>
+        </w:tabs>
+        <w:ind w:left="5040" w:hanging="360"/>
+      </w:pPr>
+      <w:rPr>
+        <w:rFonts w:ascii="Wingdings" w:hAnsi="Wingdings" w:hint="default"/>
+        <w:sz w:val="20"/>
+      </w:rPr>
+    </w:lvl>
+    <w:lvl w:ilvl="7" w:tentative="1">
+      <w:start w:val="1"/>
+      <w:numFmt w:val="bullet"/>
+      <w:lvlText w:val=""/>
+      <w:lvlJc w:val="left"/>
+      <w:pPr>
+        <w:tabs>
+          <w:tab w:val="num" w:pos="5760"/>
+        </w:tabs>
+        <w:ind w:left="5760" w:hanging="360"/>
+      </w:pPr>
+      <w:rPr>
+        <w:rFonts w:ascii="Wingdings" w:hAnsi="Wingdings" w:hint="default"/>
+        <w:sz w:val="20"/>
+      </w:rPr>
+    </w:lvl>
+    <w:lvl w:ilvl="8" w:tentative="1">
+      <w:start w:val="1"/>
+      <w:numFmt w:val="bullet"/>
+      <w:lvlText w:val=""/>
+      <w:lvlJc w:val="left"/>
+      <w:pPr>
+        <w:tabs>
+          <w:tab w:val="num" w:pos="6480"/>
+        </w:tabs>
+        <w:ind w:left="6480" w:hanging="360"/>
+      </w:pPr>
+      <w:rPr>
+        <w:rFonts w:ascii="Wingdings" w:hAnsi="Wingdings" w:hint="default"/>
+        <w:sz w:val="20"/>
+      </w:rPr>
+    </w:lvl>
+  </w:abstractNum>
+  <w:abstractNum w:abstractNumId="13" w15:restartNumberingAfterBreak="0">
+    <w:nsid w:val="6C7A4762"/>
+    <w:multiLevelType w:val="multilevel"/>
+    <w:tmpl w:val="65EA5BCA"/>
+    <w:lvl w:ilvl="0">
+      <w:start w:val="1"/>
+      <w:numFmt w:val="bullet"/>
+      <w:lvlText w:val=""/>
+      <w:lvlJc w:val="left"/>
+      <w:pPr>
+        <w:tabs>
+          <w:tab w:val="num" w:pos="720"/>
+        </w:tabs>
+        <w:ind w:left="720" w:hanging="360"/>
+      </w:pPr>
+      <w:rPr>
+        <w:rFonts w:ascii="Symbol" w:hAnsi="Symbol" w:hint="default"/>
+        <w:sz w:val="20"/>
+      </w:rPr>
+    </w:lvl>
+    <w:lvl w:ilvl="1" w:tentative="1">
+      <w:start w:val="1"/>
+      <w:numFmt w:val="bullet"/>
+      <w:lvlText w:val="o"/>
+      <w:lvlJc w:val="left"/>
+      <w:pPr>
+        <w:tabs>
+          <w:tab w:val="num" w:pos="1440"/>
+        </w:tabs>
+        <w:ind w:left="1440" w:hanging="360"/>
+      </w:pPr>
+      <w:rPr>
+        <w:rFonts w:ascii="Courier New" w:hAnsi="Courier New" w:hint="default"/>
+        <w:sz w:val="20"/>
+      </w:rPr>
+    </w:lvl>
+    <w:lvl w:ilvl="2" w:tentative="1">
+      <w:start w:val="1"/>
+      <w:numFmt w:val="bullet"/>
+      <w:lvlText w:val=""/>
+      <w:lvlJc w:val="left"/>
+      <w:pPr>
+        <w:tabs>
+          <w:tab w:val="num" w:pos="2160"/>
+        </w:tabs>
+        <w:ind w:left="2160" w:hanging="360"/>
+      </w:pPr>
+      <w:rPr>
+        <w:rFonts w:ascii="Wingdings" w:hAnsi="Wingdings" w:hint="default"/>
+        <w:sz w:val="20"/>
+      </w:rPr>
+    </w:lvl>
+    <w:lvl w:ilvl="3" w:tentative="1">
+      <w:start w:val="1"/>
+      <w:numFmt w:val="bullet"/>
+      <w:lvlText w:val=""/>
+      <w:lvlJc w:val="left"/>
+      <w:pPr>
+        <w:tabs>
+          <w:tab w:val="num" w:pos="2880"/>
+        </w:tabs>
+        <w:ind w:left="2880" w:hanging="360"/>
+      </w:pPr>
+      <w:rPr>
+        <w:rFonts w:ascii="Wingdings" w:hAnsi="Wingdings" w:hint="default"/>
+        <w:sz w:val="20"/>
+      </w:rPr>
+    </w:lvl>
+    <w:lvl w:ilvl="4" w:tentative="1">
+      <w:start w:val="1"/>
+      <w:numFmt w:val="bullet"/>
+      <w:lvlText w:val=""/>
+      <w:lvlJc w:val="left"/>
+      <w:pPr>
+        <w:tabs>
+          <w:tab w:val="num" w:pos="3600"/>
+        </w:tabs>
+        <w:ind w:left="3600" w:hanging="360"/>
+      </w:pPr>
+      <w:rPr>
+        <w:rFonts w:ascii="Wingdings" w:hAnsi="Wingdings" w:hint="default"/>
+        <w:sz w:val="20"/>
+      </w:rPr>
+    </w:lvl>
+    <w:lvl w:ilvl="5" w:tentative="1">
+      <w:start w:val="1"/>
+      <w:numFmt w:val="bullet"/>
+      <w:lvlText w:val=""/>
+      <w:lvlJc w:val="left"/>
+      <w:pPr>
+        <w:tabs>
+          <w:tab w:val="num" w:pos="4320"/>
+        </w:tabs>
+        <w:ind w:left="4320" w:hanging="360"/>
+      </w:pPr>
+      <w:rPr>
+        <w:rFonts w:ascii="Wingdings" w:hAnsi="Wingdings" w:hint="default"/>
+        <w:sz w:val="20"/>
+      </w:rPr>
+    </w:lvl>
+    <w:lvl w:ilvl="6" w:tentative="1">
+      <w:start w:val="1"/>
+      <w:numFmt w:val="bullet"/>
+      <w:lvlText w:val=""/>
+      <w:lvlJc w:val="left"/>
+      <w:pPr>
+        <w:tabs>
+          <w:tab w:val="num" w:pos="5040"/>
+        </w:tabs>
+        <w:ind w:left="5040" w:hanging="360"/>
+      </w:pPr>
+      <w:rPr>
+        <w:rFonts w:ascii="Wingdings" w:hAnsi="Wingdings" w:hint="default"/>
+        <w:sz w:val="20"/>
+      </w:rPr>
+    </w:lvl>
+    <w:lvl w:ilvl="7" w:tentative="1">
+      <w:start w:val="1"/>
+      <w:numFmt w:val="bullet"/>
+      <w:lvlText w:val=""/>
+      <w:lvlJc w:val="left"/>
+      <w:pPr>
+        <w:tabs>
+          <w:tab w:val="num" w:pos="5760"/>
+        </w:tabs>
+        <w:ind w:left="5760" w:hanging="360"/>
+      </w:pPr>
+      <w:rPr>
+        <w:rFonts w:ascii="Wingdings" w:hAnsi="Wingdings" w:hint="default"/>
+        <w:sz w:val="20"/>
+      </w:rPr>
+    </w:lvl>
+    <w:lvl w:ilvl="8" w:tentative="1">
+      <w:start w:val="1"/>
+      <w:numFmt w:val="bullet"/>
+      <w:lvlText w:val=""/>
+      <w:lvlJc w:val="left"/>
+      <w:pPr>
+        <w:tabs>
+          <w:tab w:val="num" w:pos="6480"/>
+        </w:tabs>
+        <w:ind w:left="6480" w:hanging="360"/>
+      </w:pPr>
+      <w:rPr>
+        <w:rFonts w:ascii="Wingdings" w:hAnsi="Wingdings" w:hint="default"/>
+        <w:sz w:val="20"/>
+      </w:rPr>
+    </w:lvl>
+  </w:abstractNum>
+  <w:abstractNum w:abstractNumId="14" w15:restartNumberingAfterBreak="0">
+    <w:nsid w:val="711167A7"/>
+    <w:multiLevelType w:val="multilevel"/>
+    <w:tmpl w:val="7FD6B42E"/>
+    <w:lvl w:ilvl="0">
+      <w:start w:val="1"/>
+      <w:numFmt w:val="bullet"/>
+      <w:lvlText w:val=""/>
+      <w:lvlJc w:val="left"/>
+      <w:pPr>
+        <w:tabs>
+          <w:tab w:val="num" w:pos="720"/>
+        </w:tabs>
+        <w:ind w:left="720" w:hanging="360"/>
+      </w:pPr>
+      <w:rPr>
+        <w:rFonts w:ascii="Symbol" w:hAnsi="Symbol" w:hint="default"/>
+        <w:sz w:val="20"/>
+      </w:rPr>
+    </w:lvl>
+    <w:lvl w:ilvl="1" w:tentative="1">
+      <w:start w:val="1"/>
+      <w:numFmt w:val="bullet"/>
+      <w:lvlText w:val="o"/>
+      <w:lvlJc w:val="left"/>
+      <w:pPr>
+        <w:tabs>
+          <w:tab w:val="num" w:pos="1440"/>
+        </w:tabs>
+        <w:ind w:left="1440" w:hanging="360"/>
+      </w:pPr>
+      <w:rPr>
+        <w:rFonts w:ascii="Courier New" w:hAnsi="Courier New" w:hint="default"/>
+        <w:sz w:val="20"/>
+      </w:rPr>
+    </w:lvl>
+    <w:lvl w:ilvl="2" w:tentative="1">
+      <w:start w:val="1"/>
+      <w:numFmt w:val="bullet"/>
+      <w:lvlText w:val=""/>
+      <w:lvlJc w:val="left"/>
+      <w:pPr>
+        <w:tabs>
+          <w:tab w:val="num" w:pos="2160"/>
+        </w:tabs>
+        <w:ind w:left="2160" w:hanging="360"/>
+      </w:pPr>
+      <w:rPr>
+        <w:rFonts w:ascii="Wingdings" w:hAnsi="Wingdings" w:hint="default"/>
+        <w:sz w:val="20"/>
+      </w:rPr>
+    </w:lvl>
+    <w:lvl w:ilvl="3" w:tentative="1">
+      <w:start w:val="1"/>
+      <w:numFmt w:val="bullet"/>
+      <w:lvlText w:val=""/>
+      <w:lvlJc w:val="left"/>
+      <w:pPr>
+        <w:tabs>
+          <w:tab w:val="num" w:pos="2880"/>
+        </w:tabs>
+        <w:ind w:left="2880" w:hanging="360"/>
+      </w:pPr>
+      <w:rPr>
+        <w:rFonts w:ascii="Wingdings" w:hAnsi="Wingdings" w:hint="default"/>
+        <w:sz w:val="20"/>
+      </w:rPr>
+    </w:lvl>
+    <w:lvl w:ilvl="4" w:tentative="1">
+      <w:start w:val="1"/>
+      <w:numFmt w:val="bullet"/>
+      <w:lvlText w:val=""/>
+      <w:lvlJc w:val="left"/>
+      <w:pPr>
+        <w:tabs>
+          <w:tab w:val="num" w:pos="3600"/>
+        </w:tabs>
+        <w:ind w:left="3600" w:hanging="360"/>
+      </w:pPr>
+      <w:rPr>
+        <w:rFonts w:ascii="Wingdings" w:hAnsi="Wingdings" w:hint="default"/>
+        <w:sz w:val="20"/>
+      </w:rPr>
+    </w:lvl>
+    <w:lvl w:ilvl="5" w:tentative="1">
+      <w:start w:val="1"/>
+      <w:numFmt w:val="bullet"/>
+      <w:lvlText w:val=""/>
+      <w:lvlJc w:val="left"/>
+      <w:pPr>
+        <w:tabs>
+          <w:tab w:val="num" w:pos="4320"/>
+        </w:tabs>
+        <w:ind w:left="4320" w:hanging="360"/>
+      </w:pPr>
+      <w:rPr>
+        <w:rFonts w:ascii="Wingdings" w:hAnsi="Wingdings" w:hint="default"/>
+        <w:sz w:val="20"/>
+      </w:rPr>
+    </w:lvl>
+    <w:lvl w:ilvl="6" w:tentative="1">
+      <w:start w:val="1"/>
+      <w:numFmt w:val="bullet"/>
+      <w:lvlText w:val=""/>
+      <w:lvlJc w:val="left"/>
+      <w:pPr>
+        <w:tabs>
+          <w:tab w:val="num" w:pos="5040"/>
+        </w:tabs>
+        <w:ind w:left="5040" w:hanging="360"/>
+      </w:pPr>
+      <w:rPr>
+        <w:rFonts w:ascii="Wingdings" w:hAnsi="Wingdings" w:hint="default"/>
+        <w:sz w:val="20"/>
+      </w:rPr>
+    </w:lvl>
+    <w:lvl w:ilvl="7" w:tentative="1">
+      <w:start w:val="1"/>
+      <w:numFmt w:val="bullet"/>
+      <w:lvlText w:val=""/>
+      <w:lvlJc w:val="left"/>
+      <w:pPr>
+        <w:tabs>
+          <w:tab w:val="num" w:pos="5760"/>
+        </w:tabs>
+        <w:ind w:left="5760" w:hanging="360"/>
+      </w:pPr>
+      <w:rPr>
+        <w:rFonts w:ascii="Wingdings" w:hAnsi="Wingdings" w:hint="default"/>
+        <w:sz w:val="20"/>
+      </w:rPr>
+    </w:lvl>
+    <w:lvl w:ilvl="8" w:tentative="1">
+      <w:start w:val="1"/>
+      <w:numFmt w:val="bullet"/>
+      <w:lvlText w:val=""/>
+      <w:lvlJc w:val="left"/>
+      <w:pPr>
+        <w:tabs>
+          <w:tab w:val="num" w:pos="6480"/>
+        </w:tabs>
+        <w:ind w:left="6480" w:hanging="360"/>
+      </w:pPr>
+      <w:rPr>
+        <w:rFonts w:ascii="Wingdings" w:hAnsi="Wingdings" w:hint="default"/>
+        <w:sz w:val="20"/>
+      </w:rPr>
+    </w:lvl>
+  </w:abstractNum>
+  <w:abstractNum w:abstractNumId="15" w15:restartNumberingAfterBreak="0">
+    <w:nsid w:val="7DEF0CE7"/>
+    <w:multiLevelType w:val="multilevel"/>
+    <w:tmpl w:val="3A80C65C"/>
+    <w:lvl w:ilvl="0">
+      <w:start w:val="1"/>
+      <w:numFmt w:val="bullet"/>
+      <w:lvlText w:val=""/>
+      <w:lvlJc w:val="left"/>
+      <w:pPr>
+        <w:tabs>
+          <w:tab w:val="num" w:pos="720"/>
+        </w:tabs>
+        <w:ind w:left="720" w:hanging="360"/>
+      </w:pPr>
+      <w:rPr>
+        <w:rFonts w:ascii="Symbol" w:hAnsi="Symbol" w:hint="default"/>
+        <w:sz w:val="20"/>
+      </w:rPr>
+    </w:lvl>
+    <w:lvl w:ilvl="1" w:tentative="1">
+      <w:start w:val="1"/>
+      <w:numFmt w:val="bullet"/>
+      <w:lvlText w:val="o"/>
+      <w:lvlJc w:val="left"/>
+      <w:pPr>
+        <w:tabs>
+          <w:tab w:val="num" w:pos="1440"/>
+        </w:tabs>
+        <w:ind w:left="1440" w:hanging="360"/>
+      </w:pPr>
+      <w:rPr>
+        <w:rFonts w:ascii="Courier New" w:hAnsi="Courier New" w:hint="default"/>
+        <w:sz w:val="20"/>
+      </w:rPr>
+    </w:lvl>
+    <w:lvl w:ilvl="2" w:tentative="1">
+      <w:start w:val="1"/>
+      <w:numFmt w:val="bullet"/>
+      <w:lvlText w:val=""/>
+      <w:lvlJc w:val="left"/>
+      <w:pPr>
+        <w:tabs>
+          <w:tab w:val="num" w:pos="2160"/>
+        </w:tabs>
+        <w:ind w:left="2160" w:hanging="360"/>
+      </w:pPr>
+      <w:rPr>
+        <w:rFonts w:ascii="Wingdings" w:hAnsi="Wingdings" w:hint="default"/>
+        <w:sz w:val="20"/>
+      </w:rPr>
+    </w:lvl>
+    <w:lvl w:ilvl="3" w:tentative="1">
+      <w:start w:val="1"/>
+      <w:numFmt w:val="bullet"/>
+      <w:lvlText w:val=""/>
+      <w:lvlJc w:val="left"/>
+      <w:pPr>
+        <w:tabs>
+          <w:tab w:val="num" w:pos="2880"/>
+        </w:tabs>
+        <w:ind w:left="2880" w:hanging="360"/>
+      </w:pPr>
+      <w:rPr>
+        <w:rFonts w:ascii="Wingdings" w:hAnsi="Wingdings" w:hint="default"/>
+        <w:sz w:val="20"/>
+      </w:rPr>
+    </w:lvl>
+    <w:lvl w:ilvl="4" w:tentative="1">
+      <w:start w:val="1"/>
+      <w:numFmt w:val="bullet"/>
+      <w:lvlText w:val=""/>
+      <w:lvlJc w:val="left"/>
+      <w:pPr>
+        <w:tabs>
+          <w:tab w:val="num" w:pos="3600"/>
+        </w:tabs>
+        <w:ind w:left="3600" w:hanging="360"/>
+      </w:pPr>
+      <w:rPr>
+        <w:rFonts w:ascii="Wingdings" w:hAnsi="Wingdings" w:hint="default"/>
+        <w:sz w:val="20"/>
+      </w:rPr>
+    </w:lvl>
+    <w:lvl w:ilvl="5" w:tentative="1">
+      <w:start w:val="1"/>
+      <w:numFmt w:val="bullet"/>
+      <w:lvlText w:val=""/>
+      <w:lvlJc w:val="left"/>
+      <w:pPr>
+        <w:tabs>
+          <w:tab w:val="num" w:pos="4320"/>
+        </w:tabs>
+        <w:ind w:left="4320" w:hanging="360"/>
+      </w:pPr>
+      <w:rPr>
+        <w:rFonts w:ascii="Wingdings" w:hAnsi="Wingdings" w:hint="default"/>
+        <w:sz w:val="20"/>
+      </w:rPr>
+    </w:lvl>
+    <w:lvl w:ilvl="6" w:tentative="1">
+      <w:start w:val="1"/>
+      <w:numFmt w:val="bullet"/>
+      <w:lvlText w:val=""/>
+      <w:lvlJc w:val="left"/>
+      <w:pPr>
+        <w:tabs>
+          <w:tab w:val="num" w:pos="5040"/>
+        </w:tabs>
+        <w:ind w:left="5040" w:hanging="360"/>
+      </w:pPr>
+      <w:rPr>
+        <w:rFonts w:ascii="Wingdings" w:hAnsi="Wingdings" w:hint="default"/>
+        <w:sz w:val="20"/>
+      </w:rPr>
+    </w:lvl>
+    <w:lvl w:ilvl="7" w:tentative="1">
+      <w:start w:val="1"/>
+      <w:numFmt w:val="bullet"/>
+      <w:lvlText w:val=""/>
+      <w:lvlJc w:val="left"/>
+      <w:pPr>
+        <w:tabs>
+          <w:tab w:val="num" w:pos="5760"/>
+        </w:tabs>
+        <w:ind w:left="5760" w:hanging="360"/>
+      </w:pPr>
+      <w:rPr>
+        <w:rFonts w:ascii="Wingdings" w:hAnsi="Wingdings" w:hint="default"/>
+        <w:sz w:val="20"/>
+      </w:rPr>
+    </w:lvl>
+    <w:lvl w:ilvl="8" w:tentative="1">
+      <w:start w:val="1"/>
+      <w:numFmt w:val="bullet"/>
+      <w:lvlText w:val=""/>
+      <w:lvlJc w:val="left"/>
+      <w:pPr>
+        <w:tabs>
+          <w:tab w:val="num" w:pos="6480"/>
+        </w:tabs>
+        <w:ind w:left="6480" w:hanging="360"/>
+      </w:pPr>
+      <w:rPr>
+        <w:rFonts w:ascii="Wingdings" w:hAnsi="Wingdings" w:hint="default"/>
+        <w:sz w:val="20"/>
+      </w:rPr>
+    </w:lvl>
+  </w:abstractNum>
+  <w:abstractNum w:abstractNumId="16" w15:restartNumberingAfterBreak="0">
     <w:nsid w:val="7F55287F"/>
     <w:multiLevelType w:val="hybridMultilevel"/>
     <w:tmpl w:val="98348140"/>
@@ -19281,37 +24480,55 @@
     </w:lvl>
   </w:abstractNum>
   <w:num w:numId="1" w16cid:durableId="486552333">
-    <w:abstractNumId w:val="2"/>
+    <w:abstractNumId w:val="6"/>
   </w:num>
   <w:num w:numId="2" w16cid:durableId="680661822">
-    <w:abstractNumId w:val="6"/>
+    <w:abstractNumId w:val="10"/>
   </w:num>
   <w:num w:numId="3" w16cid:durableId="1340616194">
+    <w:abstractNumId w:val="9"/>
+  </w:num>
+  <w:num w:numId="4" w16cid:durableId="1022165391">
+    <w:abstractNumId w:val="16"/>
+  </w:num>
+  <w:num w:numId="5" w16cid:durableId="1761945318">
+    <w:abstractNumId w:val="1"/>
+  </w:num>
+  <w:num w:numId="6" w16cid:durableId="1453593152">
+    <w:abstractNumId w:val="13"/>
+  </w:num>
+  <w:num w:numId="7" w16cid:durableId="598295074">
+    <w:abstractNumId w:val="8"/>
+  </w:num>
+  <w:num w:numId="8" w16cid:durableId="825241797">
     <w:abstractNumId w:val="5"/>
   </w:num>
-  <w:num w:numId="4" w16cid:durableId="1022165391">
-    <w:abstractNumId w:val="10"/>
+  <w:num w:numId="9" w16cid:durableId="461852955">
+    <w:abstractNumId w:val="15"/>
   </w:num>
-  <w:num w:numId="5" w16cid:durableId="1761945318">
+  <w:num w:numId="10" w16cid:durableId="1584147554">
+    <w:abstractNumId w:val="7"/>
+  </w:num>
+  <w:num w:numId="11" w16cid:durableId="1605920074">
+    <w:abstractNumId w:val="14"/>
+  </w:num>
+  <w:num w:numId="12" w16cid:durableId="902061663">
+    <w:abstractNumId w:val="3"/>
+  </w:num>
+  <w:num w:numId="13" w16cid:durableId="1265727885">
+    <w:abstractNumId w:val="4"/>
+  </w:num>
+  <w:num w:numId="14" w16cid:durableId="1569993412">
+    <w:abstractNumId w:val="12"/>
+  </w:num>
+  <w:num w:numId="15" w16cid:durableId="1722897759">
     <w:abstractNumId w:val="0"/>
   </w:num>
-  <w:num w:numId="6" w16cid:durableId="1453593152">
-    <w:abstractNumId w:val="7"/>
+  <w:num w:numId="16" w16cid:durableId="2117288302">
+    <w:abstractNumId w:val="11"/>
   </w:num>
-  <w:num w:numId="7" w16cid:durableId="598295074">
-    <w:abstractNumId w:val="4"/>
-  </w:num>
-  <w:num w:numId="8" w16cid:durableId="825241797">
-    <w:abstractNumId w:val="1"/>
-  </w:num>
-  <w:num w:numId="9" w16cid:durableId="461852955">
-    <w:abstractNumId w:val="9"/>
-  </w:num>
-  <w:num w:numId="10" w16cid:durableId="1584147554">
-    <w:abstractNumId w:val="3"/>
-  </w:num>
-  <w:num w:numId="11" w16cid:durableId="1605920074">
-    <w:abstractNumId w:val="8"/>
+  <w:num w:numId="17" w16cid:durableId="2081556026">
+    <w:abstractNumId w:val="2"/>
   </w:num>
 </w:numbering>
 </file>
